--- a/manuals/Baccable_manual_EN.docx
+++ b/manuals/Baccable_manual_EN.docx
@@ -143,7 +143,7 @@
           <w:noProof/>
         </w:rPr>
         <w:drawing>
-          <wp:inline distT="0" distB="0" distL="0" distR="0" wp14:anchorId="67CE4B57" wp14:editId="17AE4BC4">
+          <wp:inline distT="0" distB="0" distL="0" distR="0" wp14:anchorId="67CE4B57" wp14:editId="4E0C2B92">
             <wp:extent cx="4912659" cy="2300605"/>
             <wp:effectExtent l="0" t="0" r="2540" b="4445"/>
             <wp:docPr id="1632200295" name="Immagine 37"/>
@@ -261,7 +261,7 @@
           <w:r>
             <w:fldChar w:fldCharType="separate"/>
           </w:r>
-          <w:hyperlink w:anchor="_Toc238747073" w:history="1">
+          <w:hyperlink w:anchor="_Toc239527137" w:history="1">
             <w:r>
               <w:rPr>
                 <w:rStyle w:val="Collegamentoipertestuale"/>
@@ -310,7 +310,7 @@
                 <w:noProof/>
                 <w:webHidden/>
               </w:rPr>
-              <w:instrText xml:space="preserve"> PAGEREF _Toc238747073 \h </w:instrText>
+              <w:instrText xml:space="preserve"> PAGEREF _Toc239527137 \h </w:instrText>
             </w:r>
             <w:r>
               <w:rPr>
@@ -355,7 +355,7 @@
               <w14:ligatures w14:val="standardContextual"/>
             </w:rPr>
           </w:pPr>
-          <w:hyperlink w:anchor="_Toc238747074" w:history="1">
+          <w:hyperlink w:anchor="_Toc239527138" w:history="1">
             <w:r>
               <w:rPr>
                 <w:rStyle w:val="Collegamentoipertestuale"/>
@@ -404,7 +404,7 @@
                 <w:noProof/>
                 <w:webHidden/>
               </w:rPr>
-              <w:instrText xml:space="preserve"> PAGEREF _Toc238747074 \h </w:instrText>
+              <w:instrText xml:space="preserve"> PAGEREF _Toc239527138 \h </w:instrText>
             </w:r>
             <w:r>
               <w:rPr>
@@ -449,7 +449,7 @@
               <w14:ligatures w14:val="standardContextual"/>
             </w:rPr>
           </w:pPr>
-          <w:hyperlink w:anchor="_Toc238747075" w:history="1">
+          <w:hyperlink w:anchor="_Toc239527139" w:history="1">
             <w:r>
               <w:rPr>
                 <w:rStyle w:val="Collegamentoipertestuale"/>
@@ -498,7 +498,7 @@
                 <w:noProof/>
                 <w:webHidden/>
               </w:rPr>
-              <w:instrText xml:space="preserve"> PAGEREF _Toc238747075 \h </w:instrText>
+              <w:instrText xml:space="preserve"> PAGEREF _Toc239527139 \h </w:instrText>
             </w:r>
             <w:r>
               <w:rPr>
@@ -543,7 +543,7 @@
               <w14:ligatures w14:val="standardContextual"/>
             </w:rPr>
           </w:pPr>
-          <w:hyperlink w:anchor="_Toc238747076" w:history="1">
+          <w:hyperlink w:anchor="_Toc239527140" w:history="1">
             <w:r>
               <w:rPr>
                 <w:rStyle w:val="Collegamentoipertestuale"/>
@@ -592,7 +592,7 @@
                 <w:noProof/>
                 <w:webHidden/>
               </w:rPr>
-              <w:instrText xml:space="preserve"> PAGEREF _Toc238747076 \h </w:instrText>
+              <w:instrText xml:space="preserve"> PAGEREF _Toc239527140 \h </w:instrText>
             </w:r>
             <w:r>
               <w:rPr>
@@ -637,7 +637,7 @@
               <w14:ligatures w14:val="standardContextual"/>
             </w:rPr>
           </w:pPr>
-          <w:hyperlink w:anchor="_Toc238747077" w:history="1">
+          <w:hyperlink w:anchor="_Toc239527141" w:history="1">
             <w:r>
               <w:rPr>
                 <w:rStyle w:val="Collegamentoipertestuale"/>
@@ -686,7 +686,7 @@
                 <w:noProof/>
                 <w:webHidden/>
               </w:rPr>
-              <w:instrText xml:space="preserve"> PAGEREF _Toc238747077 \h </w:instrText>
+              <w:instrText xml:space="preserve"> PAGEREF _Toc239527141 \h </w:instrText>
             </w:r>
             <w:r>
               <w:rPr>
@@ -731,7 +731,7 @@
               <w14:ligatures w14:val="standardContextual"/>
             </w:rPr>
           </w:pPr>
-          <w:hyperlink w:anchor="_Toc238747078" w:history="1">
+          <w:hyperlink w:anchor="_Toc239527142" w:history="1">
             <w:r>
               <w:rPr>
                 <w:rStyle w:val="Collegamentoipertestuale"/>
@@ -780,7 +780,7 @@
                 <w:noProof/>
                 <w:webHidden/>
               </w:rPr>
-              <w:instrText xml:space="preserve"> PAGEREF _Toc238747078 \h </w:instrText>
+              <w:instrText xml:space="preserve"> PAGEREF _Toc239527142 \h </w:instrText>
             </w:r>
             <w:r>
               <w:rPr>
@@ -825,7 +825,7 @@
               <w14:ligatures w14:val="standardContextual"/>
             </w:rPr>
           </w:pPr>
-          <w:hyperlink w:anchor="_Toc238747079" w:history="1">
+          <w:hyperlink w:anchor="_Toc239527143" w:history="1">
             <w:r>
               <w:rPr>
                 <w:rStyle w:val="Collegamentoipertestuale"/>
@@ -874,7 +874,7 @@
                 <w:noProof/>
                 <w:webHidden/>
               </w:rPr>
-              <w:instrText xml:space="preserve"> PAGEREF _Toc238747079 \h </w:instrText>
+              <w:instrText xml:space="preserve"> PAGEREF _Toc239527143 \h </w:instrText>
             </w:r>
             <w:r>
               <w:rPr>
@@ -919,7 +919,7 @@
               <w14:ligatures w14:val="standardContextual"/>
             </w:rPr>
           </w:pPr>
-          <w:hyperlink w:anchor="_Toc238747080" w:history="1">
+          <w:hyperlink w:anchor="_Toc239527144" w:history="1">
             <w:r>
               <w:rPr>
                 <w:rStyle w:val="Collegamentoipertestuale"/>
@@ -968,7 +968,7 @@
                 <w:noProof/>
                 <w:webHidden/>
               </w:rPr>
-              <w:instrText xml:space="preserve"> PAGEREF _Toc238747080 \h </w:instrText>
+              <w:instrText xml:space="preserve"> PAGEREF _Toc239527144 \h </w:instrText>
             </w:r>
             <w:r>
               <w:rPr>
@@ -1013,7 +1013,7 @@
               <w14:ligatures w14:val="standardContextual"/>
             </w:rPr>
           </w:pPr>
-          <w:hyperlink w:anchor="_Toc238747081" w:history="1">
+          <w:hyperlink w:anchor="_Toc239527145" w:history="1">
             <w:r>
               <w:rPr>
                 <w:rStyle w:val="Collegamentoipertestuale"/>
@@ -1062,7 +1062,7 @@
                 <w:noProof/>
                 <w:webHidden/>
               </w:rPr>
-              <w:instrText xml:space="preserve"> PAGEREF _Toc238747081 \h </w:instrText>
+              <w:instrText xml:space="preserve"> PAGEREF _Toc239527145 \h </w:instrText>
             </w:r>
             <w:r>
               <w:rPr>
@@ -1107,7 +1107,7 @@
               <w14:ligatures w14:val="standardContextual"/>
             </w:rPr>
           </w:pPr>
-          <w:hyperlink w:anchor="_Toc238747082" w:history="1">
+          <w:hyperlink w:anchor="_Toc239527146" w:history="1">
             <w:r>
               <w:rPr>
                 <w:rStyle w:val="Collegamentoipertestuale"/>
@@ -1156,7 +1156,7 @@
                 <w:noProof/>
                 <w:webHidden/>
               </w:rPr>
-              <w:instrText xml:space="preserve"> PAGEREF _Toc238747082 \h </w:instrText>
+              <w:instrText xml:space="preserve"> PAGEREF _Toc239527146 \h </w:instrText>
             </w:r>
             <w:r>
               <w:rPr>
@@ -1201,7 +1201,7 @@
               <w14:ligatures w14:val="standardContextual"/>
             </w:rPr>
           </w:pPr>
-          <w:hyperlink w:anchor="_Toc238747083" w:history="1">
+          <w:hyperlink w:anchor="_Toc239527147" w:history="1">
             <w:r>
               <w:rPr>
                 <w:rStyle w:val="Collegamentoipertestuale"/>
@@ -1250,7 +1250,7 @@
                 <w:noProof/>
                 <w:webHidden/>
               </w:rPr>
-              <w:instrText xml:space="preserve"> PAGEREF _Toc238747083 \h </w:instrText>
+              <w:instrText xml:space="preserve"> PAGEREF _Toc239527147 \h </w:instrText>
             </w:r>
             <w:r>
               <w:rPr>
@@ -1295,7 +1295,7 @@
               <w14:ligatures w14:val="standardContextual"/>
             </w:rPr>
           </w:pPr>
-          <w:hyperlink w:anchor="_Toc238747084" w:history="1">
+          <w:hyperlink w:anchor="_Toc239527148" w:history="1">
             <w:r>
               <w:rPr>
                 <w:rStyle w:val="Collegamentoipertestuale"/>
@@ -1344,7 +1344,7 @@
                 <w:noProof/>
                 <w:webHidden/>
               </w:rPr>
-              <w:instrText xml:space="preserve"> PAGEREF _Toc238747084 \h </w:instrText>
+              <w:instrText xml:space="preserve"> PAGEREF _Toc239527148 \h </w:instrText>
             </w:r>
             <w:r>
               <w:rPr>
@@ -1389,7 +1389,7 @@
               <w14:ligatures w14:val="standardContextual"/>
             </w:rPr>
           </w:pPr>
-          <w:hyperlink w:anchor="_Toc238747085" w:history="1">
+          <w:hyperlink w:anchor="_Toc239527149" w:history="1">
             <w:r>
               <w:rPr>
                 <w:rStyle w:val="Collegamentoipertestuale"/>
@@ -1438,7 +1438,7 @@
                 <w:noProof/>
                 <w:webHidden/>
               </w:rPr>
-              <w:instrText xml:space="preserve"> PAGEREF _Toc238747085 \h </w:instrText>
+              <w:instrText xml:space="preserve"> PAGEREF _Toc239527149 \h </w:instrText>
             </w:r>
             <w:r>
               <w:rPr>
@@ -1483,7 +1483,7 @@
               <w14:ligatures w14:val="standardContextual"/>
             </w:rPr>
           </w:pPr>
-          <w:hyperlink w:anchor="_Toc238747086" w:history="1">
+          <w:hyperlink w:anchor="_Toc239527150" w:history="1">
             <w:r>
               <w:rPr>
                 <w:rStyle w:val="Collegamentoipertestuale"/>
@@ -1532,7 +1532,7 @@
                 <w:noProof/>
                 <w:webHidden/>
               </w:rPr>
-              <w:instrText xml:space="preserve"> PAGEREF _Toc238747086 \h </w:instrText>
+              <w:instrText xml:space="preserve"> PAGEREF _Toc239527150 \h </w:instrText>
             </w:r>
             <w:r>
               <w:rPr>
@@ -1552,7 +1552,7 @@
                 <w:noProof/>
                 <w:webHidden/>
               </w:rPr>
-              <w:t>20</w:t>
+              <w:t>19</w:t>
             </w:r>
             <w:r>
               <w:rPr>
@@ -1577,7 +1577,7 @@
               <w14:ligatures w14:val="standardContextual"/>
             </w:rPr>
           </w:pPr>
-          <w:hyperlink w:anchor="_Toc238747087" w:history="1">
+          <w:hyperlink w:anchor="_Toc239527151" w:history="1">
             <w:r>
               <w:rPr>
                 <w:rStyle w:val="Collegamentoipertestuale"/>
@@ -1626,7 +1626,7 @@
                 <w:noProof/>
                 <w:webHidden/>
               </w:rPr>
-              <w:instrText xml:space="preserve"> PAGEREF _Toc238747087 \h </w:instrText>
+              <w:instrText xml:space="preserve"> PAGEREF _Toc239527151 \h </w:instrText>
             </w:r>
             <w:r>
               <w:rPr>
@@ -1671,7 +1671,7 @@
               <w14:ligatures w14:val="standardContextual"/>
             </w:rPr>
           </w:pPr>
-          <w:hyperlink w:anchor="_Toc238747088" w:history="1">
+          <w:hyperlink w:anchor="_Toc239527152" w:history="1">
             <w:r>
               <w:rPr>
                 <w:rStyle w:val="Collegamentoipertestuale"/>
@@ -1722,7 +1722,7 @@
                 <w:noProof/>
                 <w:webHidden/>
               </w:rPr>
-              <w:instrText xml:space="preserve"> PAGEREF _Toc238747088 \h </w:instrText>
+              <w:instrText xml:space="preserve"> PAGEREF _Toc239527152 \h </w:instrText>
             </w:r>
             <w:r>
               <w:rPr>
@@ -1767,7 +1767,7 @@
               <w14:ligatures w14:val="standardContextual"/>
             </w:rPr>
           </w:pPr>
-          <w:hyperlink w:anchor="_Toc238747089" w:history="1">
+          <w:hyperlink w:anchor="_Toc239527153" w:history="1">
             <w:r>
               <w:rPr>
                 <w:rStyle w:val="Collegamentoipertestuale"/>
@@ -1816,7 +1816,7 @@
                 <w:noProof/>
                 <w:webHidden/>
               </w:rPr>
-              <w:instrText xml:space="preserve"> PAGEREF _Toc238747089 \h </w:instrText>
+              <w:instrText xml:space="preserve"> PAGEREF _Toc239527153 \h </w:instrText>
             </w:r>
             <w:r>
               <w:rPr>
@@ -1861,7 +1861,7 @@
               <w14:ligatures w14:val="standardContextual"/>
             </w:rPr>
           </w:pPr>
-          <w:hyperlink w:anchor="_Toc238747090" w:history="1">
+          <w:hyperlink w:anchor="_Toc239527154" w:history="1">
             <w:r>
               <w:rPr>
                 <w:rStyle w:val="Collegamentoipertestuale"/>
@@ -1910,7 +1910,7 @@
                 <w:noProof/>
                 <w:webHidden/>
               </w:rPr>
-              <w:instrText xml:space="preserve"> PAGEREF _Toc238747090 \h </w:instrText>
+              <w:instrText xml:space="preserve"> PAGEREF _Toc239527154 \h </w:instrText>
             </w:r>
             <w:r>
               <w:rPr>
@@ -1955,7 +1955,7 @@
               <w14:ligatures w14:val="standardContextual"/>
             </w:rPr>
           </w:pPr>
-          <w:hyperlink w:anchor="_Toc238747091" w:history="1">
+          <w:hyperlink w:anchor="_Toc239527155" w:history="1">
             <w:r>
               <w:rPr>
                 <w:rStyle w:val="Collegamentoipertestuale"/>
@@ -2004,7 +2004,7 @@
                 <w:noProof/>
                 <w:webHidden/>
               </w:rPr>
-              <w:instrText xml:space="preserve"> PAGEREF _Toc238747091 \h </w:instrText>
+              <w:instrText xml:space="preserve"> PAGEREF _Toc239527155 \h </w:instrText>
             </w:r>
             <w:r>
               <w:rPr>
@@ -2049,7 +2049,7 @@
               <w14:ligatures w14:val="standardContextual"/>
             </w:rPr>
           </w:pPr>
-          <w:hyperlink w:anchor="_Toc238747092" w:history="1">
+          <w:hyperlink w:anchor="_Toc239527156" w:history="1">
             <w:r>
               <w:rPr>
                 <w:rStyle w:val="Collegamentoipertestuale"/>
@@ -2098,7 +2098,7 @@
                 <w:noProof/>
                 <w:webHidden/>
               </w:rPr>
-              <w:instrText xml:space="preserve"> PAGEREF _Toc238747092 \h </w:instrText>
+              <w:instrText xml:space="preserve"> PAGEREF _Toc239527156 \h </w:instrText>
             </w:r>
             <w:r>
               <w:rPr>
@@ -2118,7 +2118,7 @@
                 <w:noProof/>
                 <w:webHidden/>
               </w:rPr>
-              <w:t>24</w:t>
+              <w:t>25</w:t>
             </w:r>
             <w:r>
               <w:rPr>
@@ -2143,7 +2143,7 @@
               <w14:ligatures w14:val="standardContextual"/>
             </w:rPr>
           </w:pPr>
-          <w:hyperlink w:anchor="_Toc238747093" w:history="1">
+          <w:hyperlink w:anchor="_Toc239527157" w:history="1">
             <w:r>
               <w:rPr>
                 <w:rStyle w:val="Collegamentoipertestuale"/>
@@ -2192,7 +2192,7 @@
                 <w:noProof/>
                 <w:webHidden/>
               </w:rPr>
-              <w:instrText xml:space="preserve"> PAGEREF _Toc238747093 \h </w:instrText>
+              <w:instrText xml:space="preserve"> PAGEREF _Toc239527157 \h </w:instrText>
             </w:r>
             <w:r>
               <w:rPr>
@@ -2212,7 +2212,7 @@
                 <w:noProof/>
                 <w:webHidden/>
               </w:rPr>
-              <w:t>25</w:t>
+              <w:t>26</w:t>
             </w:r>
             <w:r>
               <w:rPr>
@@ -2237,7 +2237,7 @@
               <w14:ligatures w14:val="standardContextual"/>
             </w:rPr>
           </w:pPr>
-          <w:hyperlink w:anchor="_Toc238747094" w:history="1">
+          <w:hyperlink w:anchor="_Toc239527158" w:history="1">
             <w:r>
               <w:rPr>
                 <w:rStyle w:val="Collegamentoipertestuale"/>
@@ -2286,7 +2286,7 @@
                 <w:noProof/>
                 <w:webHidden/>
               </w:rPr>
-              <w:instrText xml:space="preserve"> PAGEREF _Toc238747094 \h </w:instrText>
+              <w:instrText xml:space="preserve"> PAGEREF _Toc239527158 \h </w:instrText>
             </w:r>
             <w:r>
               <w:rPr>
@@ -2306,7 +2306,7 @@
                 <w:noProof/>
                 <w:webHidden/>
               </w:rPr>
-              <w:t>26</w:t>
+              <w:t>27</w:t>
             </w:r>
             <w:r>
               <w:rPr>
@@ -2331,7 +2331,7 @@
               <w14:ligatures w14:val="standardContextual"/>
             </w:rPr>
           </w:pPr>
-          <w:hyperlink w:anchor="_Toc238747095" w:history="1">
+          <w:hyperlink w:anchor="_Toc239527159" w:history="1">
             <w:r>
               <w:rPr>
                 <w:rStyle w:val="Collegamentoipertestuale"/>
@@ -2380,7 +2380,7 @@
                 <w:noProof/>
                 <w:webHidden/>
               </w:rPr>
-              <w:instrText xml:space="preserve"> PAGEREF _Toc238747095 \h </w:instrText>
+              <w:instrText xml:space="preserve"> PAGEREF _Toc239527159 \h </w:instrText>
             </w:r>
             <w:r>
               <w:rPr>
@@ -2400,7 +2400,7 @@
                 <w:noProof/>
                 <w:webHidden/>
               </w:rPr>
-              <w:t>27</w:t>
+              <w:t>28</w:t>
             </w:r>
             <w:r>
               <w:rPr>
@@ -2425,7 +2425,7 @@
               <w14:ligatures w14:val="standardContextual"/>
             </w:rPr>
           </w:pPr>
-          <w:hyperlink w:anchor="_Toc238747096" w:history="1">
+          <w:hyperlink w:anchor="_Toc239527160" w:history="1">
             <w:r>
               <w:rPr>
                 <w:rStyle w:val="Collegamentoipertestuale"/>
@@ -2474,7 +2474,7 @@
                 <w:noProof/>
                 <w:webHidden/>
               </w:rPr>
-              <w:instrText xml:space="preserve"> PAGEREF _Toc238747096 \h </w:instrText>
+              <w:instrText xml:space="preserve"> PAGEREF _Toc239527160 \h </w:instrText>
             </w:r>
             <w:r>
               <w:rPr>
@@ -2494,7 +2494,7 @@
                 <w:noProof/>
                 <w:webHidden/>
               </w:rPr>
-              <w:t>27</w:t>
+              <w:t>28</w:t>
             </w:r>
             <w:r>
               <w:rPr>
@@ -2519,7 +2519,7 @@
               <w14:ligatures w14:val="standardContextual"/>
             </w:rPr>
           </w:pPr>
-          <w:hyperlink w:anchor="_Toc238747097" w:history="1">
+          <w:hyperlink w:anchor="_Toc239527161" w:history="1">
             <w:r>
               <w:rPr>
                 <w:rStyle w:val="Collegamentoipertestuale"/>
@@ -2568,7 +2568,7 @@
                 <w:noProof/>
                 <w:webHidden/>
               </w:rPr>
-              <w:instrText xml:space="preserve"> PAGEREF _Toc238747097 \h </w:instrText>
+              <w:instrText xml:space="preserve"> PAGEREF _Toc239527161 \h </w:instrText>
             </w:r>
             <w:r>
               <w:rPr>
@@ -2588,7 +2588,7 @@
                 <w:noProof/>
                 <w:webHidden/>
               </w:rPr>
-              <w:t>27</w:t>
+              <w:t>28</w:t>
             </w:r>
             <w:r>
               <w:rPr>
@@ -2613,7 +2613,7 @@
               <w14:ligatures w14:val="standardContextual"/>
             </w:rPr>
           </w:pPr>
-          <w:hyperlink w:anchor="_Toc238747098" w:history="1">
+          <w:hyperlink w:anchor="_Toc239527162" w:history="1">
             <w:r>
               <w:rPr>
                 <w:rStyle w:val="Collegamentoipertestuale"/>
@@ -2662,7 +2662,7 @@
                 <w:noProof/>
                 <w:webHidden/>
               </w:rPr>
-              <w:instrText xml:space="preserve"> PAGEREF _Toc238747098 \h </w:instrText>
+              <w:instrText xml:space="preserve"> PAGEREF _Toc239527162 \h </w:instrText>
             </w:r>
             <w:r>
               <w:rPr>
@@ -2682,7 +2682,7 @@
                 <w:noProof/>
                 <w:webHidden/>
               </w:rPr>
-              <w:t>33</w:t>
+              <w:t>34</w:t>
             </w:r>
             <w:r>
               <w:rPr>
@@ -2707,7 +2707,7 @@
               <w14:ligatures w14:val="standardContextual"/>
             </w:rPr>
           </w:pPr>
-          <w:hyperlink w:anchor="_Toc238747099" w:history="1">
+          <w:hyperlink w:anchor="_Toc239527163" w:history="1">
             <w:r>
               <w:rPr>
                 <w:rStyle w:val="Collegamentoipertestuale"/>
@@ -2756,7 +2756,7 @@
                 <w:noProof/>
                 <w:webHidden/>
               </w:rPr>
-              <w:instrText xml:space="preserve"> PAGEREF _Toc238747099 \h </w:instrText>
+              <w:instrText xml:space="preserve"> PAGEREF _Toc239527163 \h </w:instrText>
             </w:r>
             <w:r>
               <w:rPr>
@@ -2776,7 +2776,7 @@
                 <w:noProof/>
                 <w:webHidden/>
               </w:rPr>
-              <w:t>34</w:t>
+              <w:t>35</w:t>
             </w:r>
             <w:r>
               <w:rPr>
@@ -2801,7 +2801,7 @@
               <w14:ligatures w14:val="standardContextual"/>
             </w:rPr>
           </w:pPr>
-          <w:hyperlink w:anchor="_Toc238747100" w:history="1">
+          <w:hyperlink w:anchor="_Toc239527164" w:history="1">
             <w:r>
               <w:rPr>
                 <w:rStyle w:val="Collegamentoipertestuale"/>
@@ -2850,7 +2850,7 @@
                 <w:noProof/>
                 <w:webHidden/>
               </w:rPr>
-              <w:instrText xml:space="preserve"> PAGEREF _Toc238747100 \h </w:instrText>
+              <w:instrText xml:space="preserve"> PAGEREF _Toc239527164 \h </w:instrText>
             </w:r>
             <w:r>
               <w:rPr>
@@ -2870,7 +2870,7 @@
                 <w:noProof/>
                 <w:webHidden/>
               </w:rPr>
-              <w:t>35</w:t>
+              <w:t>36</w:t>
             </w:r>
             <w:r>
               <w:rPr>
@@ -2895,7 +2895,7 @@
               <w14:ligatures w14:val="standardContextual"/>
             </w:rPr>
           </w:pPr>
-          <w:hyperlink w:anchor="_Toc238747101" w:history="1">
+          <w:hyperlink w:anchor="_Toc239527165" w:history="1">
             <w:r>
               <w:rPr>
                 <w:rStyle w:val="Collegamentoipertestuale"/>
@@ -2944,7 +2944,7 @@
                 <w:noProof/>
                 <w:webHidden/>
               </w:rPr>
-              <w:instrText xml:space="preserve"> PAGEREF _Toc238747101 \h </w:instrText>
+              <w:instrText xml:space="preserve"> PAGEREF _Toc239527165 \h </w:instrText>
             </w:r>
             <w:r>
               <w:rPr>
@@ -2964,7 +2964,7 @@
                 <w:noProof/>
                 <w:webHidden/>
               </w:rPr>
-              <w:t>35</w:t>
+              <w:t>36</w:t>
             </w:r>
             <w:r>
               <w:rPr>
@@ -2988,7 +2988,7 @@
               <w14:ligatures w14:val="standardContextual"/>
             </w:rPr>
           </w:pPr>
-          <w:hyperlink w:anchor="_Toc238747102" w:history="1">
+          <w:hyperlink w:anchor="_Toc239527166" w:history="1">
             <w:r>
               <w:rPr>
                 <w:rStyle w:val="Collegamentoipertestuale"/>
@@ -3018,7 +3018,7 @@
                 <w:noProof/>
                 <w:webHidden/>
               </w:rPr>
-              <w:instrText xml:space="preserve"> PAGEREF _Toc238747102 \h </w:instrText>
+              <w:instrText xml:space="preserve"> PAGEREF _Toc239527166 \h </w:instrText>
             </w:r>
             <w:r>
               <w:rPr>
@@ -3038,7 +3038,7 @@
                 <w:noProof/>
                 <w:webHidden/>
               </w:rPr>
-              <w:t>36</w:t>
+              <w:t>37</w:t>
             </w:r>
             <w:r>
               <w:rPr>
@@ -3062,7 +3062,7 @@
               <w14:ligatures w14:val="standardContextual"/>
             </w:rPr>
           </w:pPr>
-          <w:hyperlink w:anchor="_Toc238747103" w:history="1">
+          <w:hyperlink w:anchor="_Toc239527167" w:history="1">
             <w:r>
               <w:rPr>
                 <w:rStyle w:val="Collegamentoipertestuale"/>
@@ -3092,7 +3092,7 @@
                 <w:noProof/>
                 <w:webHidden/>
               </w:rPr>
-              <w:instrText xml:space="preserve"> PAGEREF _Toc238747103 \h </w:instrText>
+              <w:instrText xml:space="preserve"> PAGEREF _Toc239527167 \h </w:instrText>
             </w:r>
             <w:r>
               <w:rPr>
@@ -3112,7 +3112,7 @@
                 <w:noProof/>
                 <w:webHidden/>
               </w:rPr>
-              <w:t>36</w:t>
+              <w:t>37</w:t>
             </w:r>
             <w:r>
               <w:rPr>
@@ -3136,7 +3136,7 @@
               <w14:ligatures w14:val="standardContextual"/>
             </w:rPr>
           </w:pPr>
-          <w:hyperlink w:anchor="_Toc238747104" w:history="1">
+          <w:hyperlink w:anchor="_Toc239527168" w:history="1">
             <w:r>
               <w:rPr>
                 <w:rStyle w:val="Collegamentoipertestuale"/>
@@ -3166,7 +3166,7 @@
                 <w:noProof/>
                 <w:webHidden/>
               </w:rPr>
-              <w:instrText xml:space="preserve"> PAGEREF _Toc238747104 \h </w:instrText>
+              <w:instrText xml:space="preserve"> PAGEREF _Toc239527168 \h </w:instrText>
             </w:r>
             <w:r>
               <w:rPr>
@@ -3186,7 +3186,7 @@
                 <w:noProof/>
                 <w:webHidden/>
               </w:rPr>
-              <w:t>36</w:t>
+              <w:t>37</w:t>
             </w:r>
             <w:r>
               <w:rPr>
@@ -3211,7 +3211,7 @@
               <w14:ligatures w14:val="standardContextual"/>
             </w:rPr>
           </w:pPr>
-          <w:hyperlink w:anchor="_Toc238747105" w:history="1">
+          <w:hyperlink w:anchor="_Toc239527169" w:history="1">
             <w:r>
               <w:rPr>
                 <w:rStyle w:val="Collegamentoipertestuale"/>
@@ -3260,7 +3260,7 @@
                 <w:noProof/>
                 <w:webHidden/>
               </w:rPr>
-              <w:instrText xml:space="preserve"> PAGEREF _Toc238747105 \h </w:instrText>
+              <w:instrText xml:space="preserve"> PAGEREF _Toc239527169 \h </w:instrText>
             </w:r>
             <w:r>
               <w:rPr>
@@ -3280,7 +3280,7 @@
                 <w:noProof/>
                 <w:webHidden/>
               </w:rPr>
-              <w:t>37</w:t>
+              <w:t>38</w:t>
             </w:r>
             <w:r>
               <w:rPr>
@@ -3305,7 +3305,7 @@
               <w14:ligatures w14:val="standardContextual"/>
             </w:rPr>
           </w:pPr>
-          <w:hyperlink w:anchor="_Toc238747106" w:history="1">
+          <w:hyperlink w:anchor="_Toc239527170" w:history="1">
             <w:r>
               <w:rPr>
                 <w:rStyle w:val="Collegamentoipertestuale"/>
@@ -3354,7 +3354,7 @@
                 <w:noProof/>
                 <w:webHidden/>
               </w:rPr>
-              <w:instrText xml:space="preserve"> PAGEREF _Toc238747106 \h </w:instrText>
+              <w:instrText xml:space="preserve"> PAGEREF _Toc239527170 \h </w:instrText>
             </w:r>
             <w:r>
               <w:rPr>
@@ -3374,7 +3374,7 @@
                 <w:noProof/>
                 <w:webHidden/>
               </w:rPr>
-              <w:t>37</w:t>
+              <w:t>38</w:t>
             </w:r>
             <w:r>
               <w:rPr>
@@ -3399,7 +3399,7 @@
               <w14:ligatures w14:val="standardContextual"/>
             </w:rPr>
           </w:pPr>
-          <w:hyperlink w:anchor="_Toc238747107" w:history="1">
+          <w:hyperlink w:anchor="_Toc239527171" w:history="1">
             <w:r>
               <w:rPr>
                 <w:rStyle w:val="Collegamentoipertestuale"/>
@@ -3448,7 +3448,7 @@
                 <w:noProof/>
                 <w:webHidden/>
               </w:rPr>
-              <w:instrText xml:space="preserve"> PAGEREF _Toc238747107 \h </w:instrText>
+              <w:instrText xml:space="preserve"> PAGEREF _Toc239527171 \h </w:instrText>
             </w:r>
             <w:r>
               <w:rPr>
@@ -3468,7 +3468,7 @@
                 <w:noProof/>
                 <w:webHidden/>
               </w:rPr>
-              <w:t>37</w:t>
+              <w:t>38</w:t>
             </w:r>
             <w:r>
               <w:rPr>
@@ -3493,7 +3493,7 @@
               <w14:ligatures w14:val="standardContextual"/>
             </w:rPr>
           </w:pPr>
-          <w:hyperlink w:anchor="_Toc238747108" w:history="1">
+          <w:hyperlink w:anchor="_Toc239527172" w:history="1">
             <w:r>
               <w:rPr>
                 <w:rStyle w:val="Collegamentoipertestuale"/>
@@ -3542,7 +3542,7 @@
                 <w:noProof/>
                 <w:webHidden/>
               </w:rPr>
-              <w:instrText xml:space="preserve"> PAGEREF _Toc238747108 \h </w:instrText>
+              <w:instrText xml:space="preserve"> PAGEREF _Toc239527172 \h </w:instrText>
             </w:r>
             <w:r>
               <w:rPr>
@@ -3562,7 +3562,7 @@
                 <w:noProof/>
                 <w:webHidden/>
               </w:rPr>
-              <w:t>38</w:t>
+              <w:t>39</w:t>
             </w:r>
             <w:r>
               <w:rPr>
@@ -3587,7 +3587,7 @@
               <w14:ligatures w14:val="standardContextual"/>
             </w:rPr>
           </w:pPr>
-          <w:hyperlink w:anchor="_Toc238747109" w:history="1">
+          <w:hyperlink w:anchor="_Toc239527173" w:history="1">
             <w:r>
               <w:rPr>
                 <w:rStyle w:val="Collegamentoipertestuale"/>
@@ -3636,7 +3636,7 @@
                 <w:noProof/>
                 <w:webHidden/>
               </w:rPr>
-              <w:instrText xml:space="preserve"> PAGEREF _Toc238747109 \h </w:instrText>
+              <w:instrText xml:space="preserve"> PAGEREF _Toc239527173 \h </w:instrText>
             </w:r>
             <w:r>
               <w:rPr>
@@ -3656,7 +3656,7 @@
                 <w:noProof/>
                 <w:webHidden/>
               </w:rPr>
-              <w:t>38</w:t>
+              <w:t>39</w:t>
             </w:r>
             <w:r>
               <w:rPr>
@@ -3681,7 +3681,7 @@
               <w14:ligatures w14:val="standardContextual"/>
             </w:rPr>
           </w:pPr>
-          <w:hyperlink w:anchor="_Toc238747110" w:history="1">
+          <w:hyperlink w:anchor="_Toc239527174" w:history="1">
             <w:r>
               <w:rPr>
                 <w:rStyle w:val="Collegamentoipertestuale"/>
@@ -3730,7 +3730,7 @@
                 <w:noProof/>
                 <w:webHidden/>
               </w:rPr>
-              <w:instrText xml:space="preserve"> PAGEREF _Toc238747110 \h </w:instrText>
+              <w:instrText xml:space="preserve"> PAGEREF _Toc239527174 \h </w:instrText>
             </w:r>
             <w:r>
               <w:rPr>
@@ -3750,7 +3750,7 @@
                 <w:noProof/>
                 <w:webHidden/>
               </w:rPr>
-              <w:t>38</w:t>
+              <w:t>39</w:t>
             </w:r>
             <w:r>
               <w:rPr>
@@ -3775,7 +3775,7 @@
               <w14:ligatures w14:val="standardContextual"/>
             </w:rPr>
           </w:pPr>
-          <w:hyperlink w:anchor="_Toc238747111" w:history="1">
+          <w:hyperlink w:anchor="_Toc239527175" w:history="1">
             <w:r>
               <w:rPr>
                 <w:rStyle w:val="Collegamentoipertestuale"/>
@@ -3824,7 +3824,7 @@
                 <w:noProof/>
                 <w:webHidden/>
               </w:rPr>
-              <w:instrText xml:space="preserve"> PAGEREF _Toc238747111 \h </w:instrText>
+              <w:instrText xml:space="preserve"> PAGEREF _Toc239527175 \h </w:instrText>
             </w:r>
             <w:r>
               <w:rPr>
@@ -3844,7 +3844,7 @@
                 <w:noProof/>
                 <w:webHidden/>
               </w:rPr>
-              <w:t>39</w:t>
+              <w:t>40</w:t>
             </w:r>
             <w:r>
               <w:rPr>
@@ -3869,7 +3869,7 @@
               <w14:ligatures w14:val="standardContextual"/>
             </w:rPr>
           </w:pPr>
-          <w:hyperlink w:anchor="_Toc238747112" w:history="1">
+          <w:hyperlink w:anchor="_Toc239527176" w:history="1">
             <w:r>
               <w:rPr>
                 <w:rStyle w:val="Collegamentoipertestuale"/>
@@ -3918,7 +3918,7 @@
                 <w:noProof/>
                 <w:webHidden/>
               </w:rPr>
-              <w:instrText xml:space="preserve"> PAGEREF _Toc238747112 \h </w:instrText>
+              <w:instrText xml:space="preserve"> PAGEREF _Toc239527176 \h </w:instrText>
             </w:r>
             <w:r>
               <w:rPr>
@@ -3938,7 +3938,7 @@
                 <w:noProof/>
                 <w:webHidden/>
               </w:rPr>
-              <w:t>39</w:t>
+              <w:t>40</w:t>
             </w:r>
             <w:r>
               <w:rPr>
@@ -3963,7 +3963,7 @@
               <w14:ligatures w14:val="standardContextual"/>
             </w:rPr>
           </w:pPr>
-          <w:hyperlink w:anchor="_Toc238747113" w:history="1">
+          <w:hyperlink w:anchor="_Toc239527177" w:history="1">
             <w:r>
               <w:rPr>
                 <w:rStyle w:val="Collegamentoipertestuale"/>
@@ -4012,7 +4012,7 @@
                 <w:noProof/>
                 <w:webHidden/>
               </w:rPr>
-              <w:instrText xml:space="preserve"> PAGEREF _Toc238747113 \h </w:instrText>
+              <w:instrText xml:space="preserve"> PAGEREF _Toc239527177 \h </w:instrText>
             </w:r>
             <w:r>
               <w:rPr>
@@ -4032,7 +4032,7 @@
                 <w:noProof/>
                 <w:webHidden/>
               </w:rPr>
-              <w:t>40</w:t>
+              <w:t>41</w:t>
             </w:r>
             <w:r>
               <w:rPr>
@@ -4057,7 +4057,7 @@
               <w14:ligatures w14:val="standardContextual"/>
             </w:rPr>
           </w:pPr>
-          <w:hyperlink w:anchor="_Toc238747114" w:history="1">
+          <w:hyperlink w:anchor="_Toc239527178" w:history="1">
             <w:r>
               <w:rPr>
                 <w:rStyle w:val="Collegamentoipertestuale"/>
@@ -4106,7 +4106,7 @@
                 <w:noProof/>
                 <w:webHidden/>
               </w:rPr>
-              <w:instrText xml:space="preserve"> PAGEREF _Toc238747114 \h </w:instrText>
+              <w:instrText xml:space="preserve"> PAGEREF _Toc239527178 \h </w:instrText>
             </w:r>
             <w:r>
               <w:rPr>
@@ -4126,7 +4126,7 @@
                 <w:noProof/>
                 <w:webHidden/>
               </w:rPr>
-              <w:t>40</w:t>
+              <w:t>41</w:t>
             </w:r>
             <w:r>
               <w:rPr>
@@ -4151,7 +4151,7 @@
               <w14:ligatures w14:val="standardContextual"/>
             </w:rPr>
           </w:pPr>
-          <w:hyperlink w:anchor="_Toc238747115" w:history="1">
+          <w:hyperlink w:anchor="_Toc239527179" w:history="1">
             <w:r>
               <w:rPr>
                 <w:rStyle w:val="Collegamentoipertestuale"/>
@@ -4200,7 +4200,7 @@
                 <w:noProof/>
                 <w:webHidden/>
               </w:rPr>
-              <w:instrText xml:space="preserve"> PAGEREF _Toc238747115 \h </w:instrText>
+              <w:instrText xml:space="preserve"> PAGEREF _Toc239527179 \h </w:instrText>
             </w:r>
             <w:r>
               <w:rPr>
@@ -4220,7 +4220,7 @@
                 <w:noProof/>
                 <w:webHidden/>
               </w:rPr>
-              <w:t>40</w:t>
+              <w:t>41</w:t>
             </w:r>
             <w:r>
               <w:rPr>
@@ -4245,7 +4245,7 @@
               <w14:ligatures w14:val="standardContextual"/>
             </w:rPr>
           </w:pPr>
-          <w:hyperlink w:anchor="_Toc238747116" w:history="1">
+          <w:hyperlink w:anchor="_Toc239527180" w:history="1">
             <w:r>
               <w:rPr>
                 <w:rStyle w:val="Collegamentoipertestuale"/>
@@ -4294,7 +4294,7 @@
                 <w:noProof/>
                 <w:webHidden/>
               </w:rPr>
-              <w:instrText xml:space="preserve"> PAGEREF _Toc238747116 \h </w:instrText>
+              <w:instrText xml:space="preserve"> PAGEREF _Toc239527180 \h </w:instrText>
             </w:r>
             <w:r>
               <w:rPr>
@@ -4314,7 +4314,7 @@
                 <w:noProof/>
                 <w:webHidden/>
               </w:rPr>
-              <w:t>40</w:t>
+              <w:t>41</w:t>
             </w:r>
             <w:r>
               <w:rPr>
@@ -4339,7 +4339,7 @@
               <w14:ligatures w14:val="standardContextual"/>
             </w:rPr>
           </w:pPr>
-          <w:hyperlink w:anchor="_Toc238747117" w:history="1">
+          <w:hyperlink w:anchor="_Toc239527181" w:history="1">
             <w:r>
               <w:rPr>
                 <w:rStyle w:val="Collegamentoipertestuale"/>
@@ -4388,7 +4388,7 @@
                 <w:noProof/>
                 <w:webHidden/>
               </w:rPr>
-              <w:instrText xml:space="preserve"> PAGEREF _Toc238747117 \h </w:instrText>
+              <w:instrText xml:space="preserve"> PAGEREF _Toc239527181 \h </w:instrText>
             </w:r>
             <w:r>
               <w:rPr>
@@ -4408,7 +4408,7 @@
                 <w:noProof/>
                 <w:webHidden/>
               </w:rPr>
-              <w:t>41</w:t>
+              <w:t>42</w:t>
             </w:r>
             <w:r>
               <w:rPr>
@@ -4433,7 +4433,7 @@
               <w14:ligatures w14:val="standardContextual"/>
             </w:rPr>
           </w:pPr>
-          <w:hyperlink w:anchor="_Toc238747118" w:history="1">
+          <w:hyperlink w:anchor="_Toc239527182" w:history="1">
             <w:r>
               <w:rPr>
                 <w:rStyle w:val="Collegamentoipertestuale"/>
@@ -4482,7 +4482,7 @@
                 <w:noProof/>
                 <w:webHidden/>
               </w:rPr>
-              <w:instrText xml:space="preserve"> PAGEREF _Toc238747118 \h </w:instrText>
+              <w:instrText xml:space="preserve"> PAGEREF _Toc239527182 \h </w:instrText>
             </w:r>
             <w:r>
               <w:rPr>
@@ -4502,7 +4502,7 @@
                 <w:noProof/>
                 <w:webHidden/>
               </w:rPr>
-              <w:t>41</w:t>
+              <w:t>42</w:t>
             </w:r>
             <w:r>
               <w:rPr>
@@ -4527,7 +4527,7 @@
               <w14:ligatures w14:val="standardContextual"/>
             </w:rPr>
           </w:pPr>
-          <w:hyperlink w:anchor="_Toc238747119" w:history="1">
+          <w:hyperlink w:anchor="_Toc239527183" w:history="1">
             <w:r>
               <w:rPr>
                 <w:rStyle w:val="Collegamentoipertestuale"/>
@@ -4576,7 +4576,7 @@
                 <w:noProof/>
                 <w:webHidden/>
               </w:rPr>
-              <w:instrText xml:space="preserve"> PAGEREF _Toc238747119 \h </w:instrText>
+              <w:instrText xml:space="preserve"> PAGEREF _Toc239527183 \h </w:instrText>
             </w:r>
             <w:r>
               <w:rPr>
@@ -4596,7 +4596,7 @@
                 <w:noProof/>
                 <w:webHidden/>
               </w:rPr>
-              <w:t>41</w:t>
+              <w:t>43</w:t>
             </w:r>
             <w:r>
               <w:rPr>
@@ -4621,7 +4621,7 @@
               <w14:ligatures w14:val="standardContextual"/>
             </w:rPr>
           </w:pPr>
-          <w:hyperlink w:anchor="_Toc238747120" w:history="1">
+          <w:hyperlink w:anchor="_Toc239527184" w:history="1">
             <w:r>
               <w:rPr>
                 <w:rStyle w:val="Collegamentoipertestuale"/>
@@ -4670,7 +4670,7 @@
                 <w:noProof/>
                 <w:webHidden/>
               </w:rPr>
-              <w:instrText xml:space="preserve"> PAGEREF _Toc238747120 \h </w:instrText>
+              <w:instrText xml:space="preserve"> PAGEREF _Toc239527184 \h </w:instrText>
             </w:r>
             <w:r>
               <w:rPr>
@@ -4690,7 +4690,7 @@
                 <w:noProof/>
                 <w:webHidden/>
               </w:rPr>
-              <w:t>42</w:t>
+              <w:t>43</w:t>
             </w:r>
             <w:r>
               <w:rPr>
@@ -4715,7 +4715,7 @@
               <w14:ligatures w14:val="standardContextual"/>
             </w:rPr>
           </w:pPr>
-          <w:hyperlink w:anchor="_Toc238747121" w:history="1">
+          <w:hyperlink w:anchor="_Toc239527185" w:history="1">
             <w:r>
               <w:rPr>
                 <w:rStyle w:val="Collegamentoipertestuale"/>
@@ -4764,7 +4764,7 @@
                 <w:noProof/>
                 <w:webHidden/>
               </w:rPr>
-              <w:instrText xml:space="preserve"> PAGEREF _Toc238747121 \h </w:instrText>
+              <w:instrText xml:space="preserve"> PAGEREF _Toc239527185 \h </w:instrText>
             </w:r>
             <w:r>
               <w:rPr>
@@ -4784,7 +4784,7 @@
                 <w:noProof/>
                 <w:webHidden/>
               </w:rPr>
-              <w:t>42</w:t>
+              <w:t>43</w:t>
             </w:r>
             <w:r>
               <w:rPr>
@@ -4809,7 +4809,7 @@
               <w14:ligatures w14:val="standardContextual"/>
             </w:rPr>
           </w:pPr>
-          <w:hyperlink w:anchor="_Toc238747122" w:history="1">
+          <w:hyperlink w:anchor="_Toc239527186" w:history="1">
             <w:r>
               <w:rPr>
                 <w:rStyle w:val="Collegamentoipertestuale"/>
@@ -4858,7 +4858,7 @@
                 <w:noProof/>
                 <w:webHidden/>
               </w:rPr>
-              <w:instrText xml:space="preserve"> PAGEREF _Toc238747122 \h </w:instrText>
+              <w:instrText xml:space="preserve"> PAGEREF _Toc239527186 \h </w:instrText>
             </w:r>
             <w:r>
               <w:rPr>
@@ -4878,7 +4878,7 @@
                 <w:noProof/>
                 <w:webHidden/>
               </w:rPr>
-              <w:t>42</w:t>
+              <w:t>43</w:t>
             </w:r>
             <w:r>
               <w:rPr>
@@ -4903,7 +4903,7 @@
               <w14:ligatures w14:val="standardContextual"/>
             </w:rPr>
           </w:pPr>
-          <w:hyperlink w:anchor="_Toc238747123" w:history="1">
+          <w:hyperlink w:anchor="_Toc239527187" w:history="1">
             <w:r>
               <w:rPr>
                 <w:rStyle w:val="Collegamentoipertestuale"/>
@@ -4952,7 +4952,7 @@
                 <w:noProof/>
                 <w:webHidden/>
               </w:rPr>
-              <w:instrText xml:space="preserve"> PAGEREF _Toc238747123 \h </w:instrText>
+              <w:instrText xml:space="preserve"> PAGEREF _Toc239527187 \h </w:instrText>
             </w:r>
             <w:r>
               <w:rPr>
@@ -4972,7 +4972,101 @@
                 <w:noProof/>
                 <w:webHidden/>
               </w:rPr>
-              <w:t>42</w:t>
+              <w:t>43</w:t>
+            </w:r>
+            <w:r>
+              <w:rPr>
+                <w:noProof/>
+                <w:webHidden/>
+              </w:rPr>
+              <w:fldChar w:fldCharType="end"/>
+            </w:r>
+          </w:hyperlink>
+        </w:p>
+        <w:p>
+          <w:pPr>
+            <w:pStyle w:val="Sommario2"/>
+            <w:tabs>
+              <w:tab w:val="left" w:pos="880"/>
+              <w:tab w:val="right" w:leader="dot" w:pos="9344"/>
+            </w:tabs>
+            <w:rPr>
+              <w:noProof/>
+              <w:kern w:val="2"/>
+              <w:lang w:val="it-IT" w:eastAsia="it-IT"/>
+              <w14:ligatures w14:val="standardContextual"/>
+            </w:rPr>
+          </w:pPr>
+          <w:hyperlink w:anchor="_Toc239527188" w:history="1">
+            <w:r>
+              <w:rPr>
+                <w:rStyle w:val="Collegamentoipertestuale"/>
+                <w:rFonts w:cstheme="minorHAnsi"/>
+                <w:b/>
+                <w:bCs/>
+                <w:noProof/>
+              </w:rPr>
+              <w:t>2.33</w:t>
+            </w:r>
+            <w:r>
+              <w:rPr>
+                <w:noProof/>
+                <w:kern w:val="2"/>
+                <w:lang w:val="it-IT" w:eastAsia="it-IT"/>
+                <w14:ligatures w14:val="standardContextual"/>
+              </w:rPr>
+              <w:tab/>
+            </w:r>
+            <w:r>
+              <w:rPr>
+                <w:rStyle w:val="Collegamentoipertestuale"/>
+                <w:rFonts w:cstheme="minorHAnsi"/>
+                <w:b/>
+                <w:bCs/>
+                <w:noProof/>
+              </w:rPr>
+              <w:t>MAX HOLD</w:t>
+            </w:r>
+            <w:r>
+              <w:rPr>
+                <w:noProof/>
+                <w:webHidden/>
+              </w:rPr>
+              <w:tab/>
+            </w:r>
+            <w:r>
+              <w:rPr>
+                <w:noProof/>
+                <w:webHidden/>
+              </w:rPr>
+              <w:fldChar w:fldCharType="begin"/>
+            </w:r>
+            <w:r>
+              <w:rPr>
+                <w:noProof/>
+                <w:webHidden/>
+              </w:rPr>
+              <w:instrText xml:space="preserve"> PAGEREF _Toc239527188 \h </w:instrText>
+            </w:r>
+            <w:r>
+              <w:rPr>
+                <w:noProof/>
+                <w:webHidden/>
+              </w:rPr>
+            </w:r>
+            <w:r>
+              <w:rPr>
+                <w:noProof/>
+                <w:webHidden/>
+              </w:rPr>
+              <w:fldChar w:fldCharType="separate"/>
+            </w:r>
+            <w:r>
+              <w:rPr>
+                <w:noProof/>
+                <w:webHidden/>
+              </w:rPr>
+              <w:t>44</w:t>
             </w:r>
             <w:r>
               <w:rPr>
@@ -5038,7 +5132,7 @@
           <w:color w:val="auto"/>
         </w:rPr>
       </w:pPr>
-      <w:bookmarkStart w:id="0" w:name="_Toc238747073"/>
+      <w:bookmarkStart w:id="0" w:name="_Toc239527137"/>
       <w:r>
         <w:rPr>
           <w:rStyle w:val="Enfasigrassetto"/>
@@ -5060,7 +5154,7 @@
           <w:color w:val="auto"/>
         </w:rPr>
       </w:pPr>
-      <w:bookmarkStart w:id="1" w:name="_Toc238747074"/>
+      <w:bookmarkStart w:id="1" w:name="_Toc239527138"/>
       <w:r>
         <w:rPr>
           <w:rStyle w:val="Enfasigrassetto"/>
@@ -5090,7 +5184,7 @@
           <w:noProof/>
         </w:rPr>
         <w:drawing>
-          <wp:inline distT="0" distB="0" distL="0" distR="0" wp14:anchorId="609577F7" wp14:editId="2F84E0BC">
+          <wp:inline distT="0" distB="0" distL="0" distR="0" wp14:anchorId="609577F7" wp14:editId="5F11EF0A">
             <wp:extent cx="2583211" cy="2313745"/>
             <wp:effectExtent l="0" t="0" r="7620" b="0"/>
             <wp:docPr id="781633535" name="Immagine 39"/>
@@ -5146,7 +5240,7 @@
           <w:noProof/>
         </w:rPr>
         <w:drawing>
-          <wp:inline distT="0" distB="0" distL="0" distR="0" wp14:anchorId="61281DE3" wp14:editId="22479752">
+          <wp:inline distT="0" distB="0" distL="0" distR="0" wp14:anchorId="61281DE3" wp14:editId="79E19B5B">
             <wp:extent cx="2411730" cy="2314135"/>
             <wp:effectExtent l="0" t="0" r="7620" b="0"/>
             <wp:docPr id="1618152605" name="Immagine 38"/>
@@ -5238,7 +5332,7 @@
           <w:color w:val="auto"/>
         </w:rPr>
       </w:pPr>
-      <w:bookmarkStart w:id="2" w:name="_Toc238747075"/>
+      <w:bookmarkStart w:id="2" w:name="_Toc239527139"/>
       <w:r>
         <w:rPr>
           <w:rStyle w:val="Enfasigrassetto"/>
@@ -5400,7 +5494,7 @@
           <w:color w:val="auto"/>
         </w:rPr>
       </w:pPr>
-      <w:bookmarkStart w:id="3" w:name="_Toc238747076"/>
+      <w:bookmarkStart w:id="3" w:name="_Toc239527140"/>
       <w:r>
         <w:rPr>
           <w:rStyle w:val="Enfasigrassetto"/>
@@ -5628,7 +5722,7 @@
           <w:noProof/>
         </w:rPr>
         <w:drawing>
-          <wp:inline distT="0" distB="0" distL="0" distR="0" wp14:anchorId="22162EBD" wp14:editId="356296FF">
+          <wp:inline distT="0" distB="0" distL="0" distR="0" wp14:anchorId="22162EBD" wp14:editId="326222E6">
             <wp:extent cx="2700997" cy="2488565"/>
             <wp:effectExtent l="0" t="0" r="4445" b="6985"/>
             <wp:docPr id="133927039" name="Immagine 37"/>
@@ -5905,7 +5999,7 @@
           <w:color w:val="auto"/>
         </w:rPr>
       </w:pPr>
-      <w:bookmarkStart w:id="4" w:name="_Toc238747077"/>
+      <w:bookmarkStart w:id="4" w:name="_Toc239527141"/>
       <w:r>
         <w:rPr>
           <w:rStyle w:val="Enfasigrassetto"/>
@@ -6052,7 +6146,7 @@
           <w:color w:val="auto"/>
         </w:rPr>
       </w:pPr>
-      <w:bookmarkStart w:id="5" w:name="_Toc238747078"/>
+      <w:bookmarkStart w:id="5" w:name="_Toc239527142"/>
       <w:r>
         <w:rPr>
           <w:rStyle w:val="Enfasigrassetto"/>
@@ -6148,7 +6242,7 @@
           <w:color w:val="auto"/>
         </w:rPr>
       </w:pPr>
-      <w:bookmarkStart w:id="6" w:name="_Toc238747079"/>
+      <w:bookmarkStart w:id="6" w:name="_Toc239527143"/>
       <w:r>
         <w:rPr>
           <w:rStyle w:val="Enfasigrassetto"/>
@@ -6205,7 +6299,7 @@
           <w:color w:val="auto"/>
         </w:rPr>
       </w:pPr>
-      <w:bookmarkStart w:id="7" w:name="_Toc238747080"/>
+      <w:bookmarkStart w:id="7" w:name="_Toc239527144"/>
       <w:r>
         <w:rPr>
           <w:rStyle w:val="Enfasigrassetto"/>
@@ -6474,7 +6568,7 @@
           <w:color w:val="auto"/>
         </w:rPr>
       </w:pPr>
-      <w:bookmarkStart w:id="8" w:name="_Toc238747081"/>
+      <w:bookmarkStart w:id="8" w:name="_Toc239527145"/>
       <w:r>
         <w:rPr>
           <w:rStyle w:val="Enfasigrassetto"/>
@@ -6519,7 +6613,7 @@
           <w:color w:val="auto"/>
         </w:rPr>
       </w:pPr>
-      <w:bookmarkStart w:id="9" w:name="_Toc238747082"/>
+      <w:bookmarkStart w:id="9" w:name="_Toc239527146"/>
       <w:r>
         <w:rPr>
           <w:rStyle w:val="Enfasigrassetto"/>
@@ -6954,7 +7048,7 @@
           <w:noProof/>
         </w:rPr>
         <w:drawing>
-          <wp:inline distT="0" distB="0" distL="0" distR="0" wp14:anchorId="0DF2352D" wp14:editId="1EB23331">
+          <wp:inline distT="0" distB="0" distL="0" distR="0" wp14:anchorId="0DF2352D" wp14:editId="1BAC0C57">
             <wp:extent cx="4812030" cy="4904114"/>
             <wp:effectExtent l="0" t="0" r="7620" b="0"/>
             <wp:docPr id="871947284" name="Immagine 1"/>
@@ -7215,7 +7309,7 @@
         </w:rPr>
       </w:pPr>
       <w:bookmarkStart w:id="10" w:name="_Toc196905527"/>
-      <w:bookmarkStart w:id="11" w:name="_Toc238747083"/>
+      <w:bookmarkStart w:id="11" w:name="_Toc239527147"/>
       <w:r>
         <w:rPr>
           <w:rStyle w:val="Enfasigrassetto"/>
@@ -7330,7 +7424,7 @@
           <w:color w:val="auto"/>
         </w:rPr>
       </w:pPr>
-      <w:bookmarkStart w:id="12" w:name="_Toc238747084"/>
+      <w:bookmarkStart w:id="12" w:name="_Toc239527148"/>
       <w:r>
         <w:rPr>
           <w:rStyle w:val="Enfasigrassetto"/>
@@ -7364,20 +7458,10 @@
         <w:jc w:val="both"/>
       </w:pPr>
       <w:r>
-        <w:t xml:space="preserve">To get started, visit the BACCAble GitHub releases page, from a PC or from an Android smartphone: </w:t>
-      </w:r>
-      <w:hyperlink r:id="rId23" w:history="1">
-        <w:r>
-          <w:rPr>
-            <w:rStyle w:val="Collegamentoipertestuale"/>
-          </w:rPr>
-          <w:t>https://github.com/gaucho1978/BACCAble/releases/</w:t>
-        </w:r>
-      </w:hyperlink>
-      <w:r>
-        <w:t xml:space="preserve"> and download the latest STABLE version available for the BACCABLE.</w:t>
-      </w:r>
-    </w:p>
+        <w:t>These operations are conveniently performed via the Baccable App for Windows PC and Android smartphone.</w:t>
+      </w:r>
+    </w:p>
+    <w:p/>
     <w:p>
       <w:pPr>
         <w:jc w:val="center"/>
@@ -7684,7 +7768,7 @@
           <w:noProof/>
         </w:rPr>
         <w:drawing>
-          <wp:inline distT="0" distB="0" distL="0" distR="0" wp14:anchorId="14B2A6D3" wp14:editId="3DC737BD">
+          <wp:inline distT="0" distB="0" distL="0" distR="0" wp14:anchorId="14B2A6D3" wp14:editId="0CE3D697">
             <wp:extent cx="2700997" cy="2488565"/>
             <wp:effectExtent l="0" t="0" r="4445" b="6985"/>
             <wp:docPr id="317039099" name="Immagine 37"/>
@@ -7754,71 +7838,6 @@
     </w:p>
     <w:p>
       <w:r>
-        <w:t>The files to use are:</w:t>
-      </w:r>
-    </w:p>
-    <w:p>
-      <w:pPr>
-        <w:pStyle w:val="Paragrafoelenco"/>
-        <w:numPr>
-          <w:ilvl w:val="0"/>
-          <w:numId w:val="20"/>
-        </w:numPr>
-        <w:spacing w:line="278" w:lineRule="auto"/>
-      </w:pPr>
-      <w:r>
-        <w:rPr>
-          <w:b/>
-          <w:bCs/>
-        </w:rPr>
-        <w:t>baccableBH_stable.elf</w:t>
-      </w:r>
-      <w:r>
-        <w:t xml:space="preserve"> (to upload connected to USB BH connector)</w:t>
-      </w:r>
-    </w:p>
-    <w:p>
-      <w:pPr>
-        <w:pStyle w:val="Paragrafoelenco"/>
-        <w:numPr>
-          <w:ilvl w:val="0"/>
-          <w:numId w:val="20"/>
-        </w:numPr>
-        <w:spacing w:line="278" w:lineRule="auto"/>
-      </w:pPr>
-      <w:r>
-        <w:rPr>
-          <w:b/>
-          <w:bCs/>
-        </w:rPr>
-        <w:t>baccableC1diesel_stable.elf</w:t>
-      </w:r>
-      <w:r>
-        <w:t xml:space="preserve"> (to upload connected to USB C1 connector)</w:t>
-      </w:r>
-    </w:p>
-    <w:p>
-      <w:pPr>
-        <w:pStyle w:val="Paragrafoelenco"/>
-        <w:numPr>
-          <w:ilvl w:val="0"/>
-          <w:numId w:val="20"/>
-        </w:numPr>
-        <w:spacing w:line="278" w:lineRule="auto"/>
-      </w:pPr>
-      <w:r>
-        <w:rPr>
-          <w:b/>
-          <w:bCs/>
-        </w:rPr>
-        <w:t>baccableC2_stable.elf</w:t>
-      </w:r>
-      <w:r>
-        <w:t xml:space="preserve"> (to upload connected to USB C2 connector)</w:t>
-      </w:r>
-    </w:p>
-    <w:p>
-      <w:r>
         <w:br w:type="page"/>
       </w:r>
     </w:p>
@@ -7828,61 +7847,7 @@
       </w:pPr>
       <w:r>
         <w:lastRenderedPageBreak/>
-        <w:t>Perform the firmware loading procedure on all three USB connectors by uploading the corresponding firmware to each USB port as follows:</w:t>
-      </w:r>
-    </w:p>
-    <w:p>
-      <w:pPr>
-        <w:jc w:val="both"/>
-      </w:pPr>
-      <w:r>
-        <w:t xml:space="preserve">- </w:t>
-      </w:r>
-      <w:r>
-        <w:rPr>
-          <w:b/>
-          <w:bCs/>
-        </w:rPr>
-        <w:t>baccableC1diesel_stable.elf</w:t>
-      </w:r>
-      <w:r>
-        <w:t xml:space="preserve"> to USB C1</w:t>
-      </w:r>
-    </w:p>
-    <w:p>
-      <w:pPr>
-        <w:jc w:val="both"/>
-      </w:pPr>
-      <w:r>
-        <w:t xml:space="preserve">- </w:t>
-      </w:r>
-      <w:r>
-        <w:rPr>
-          <w:b/>
-          <w:bCs/>
-        </w:rPr>
-        <w:t>baccableC2_stable.elf</w:t>
-      </w:r>
-      <w:r>
-        <w:t xml:space="preserve"> to USB C2</w:t>
-      </w:r>
-    </w:p>
-    <w:p>
-      <w:pPr>
-        <w:jc w:val="both"/>
-      </w:pPr>
-      <w:r>
-        <w:t xml:space="preserve">- </w:t>
-      </w:r>
-      <w:r>
-        <w:rPr>
-          <w:b/>
-          <w:bCs/>
-        </w:rPr>
-        <w:t>baccableBH_stable.elf</w:t>
-      </w:r>
-      <w:r>
-        <w:t xml:space="preserve"> to USB BH</w:t>
+        <w:t>Perform the firmware loading procedure on all three USB connectors, uploading the appropriate firmware to each USB port (one per USB).</w:t>
       </w:r>
     </w:p>
     <w:p>
@@ -7908,7 +7873,7 @@
           <w:color w:val="auto"/>
         </w:rPr>
       </w:pPr>
-      <w:bookmarkStart w:id="13" w:name="_Toc238747085"/>
+      <w:bookmarkStart w:id="13" w:name="_Toc239527149"/>
       <w:r>
         <w:rPr>
           <w:rStyle w:val="Enfasigrassetto"/>
@@ -7955,14 +7920,14 @@
         <w:jc w:val="both"/>
       </w:pPr>
       <w:r>
-        <w:t xml:space="preserve">the STM Cube Programmer software for Windows PC, which can be downloaded from the ST website after free registration, using the following link: </w:t>
-      </w:r>
-      <w:hyperlink r:id="rId24" w:history="1">
+        <w:t xml:space="preserve">the BaccableAppForWindows application, available at </w:t>
+      </w:r>
+      <w:hyperlink r:id="rId23" w:history="1">
         <w:r>
           <w:rPr>
             <w:rStyle w:val="Collegamentoipertestuale"/>
           </w:rPr>
-          <w:t>https://www.st.com/en/development-tools/stm32cubeprog.html</w:t>
+          <w:t>https://www.tr3ma.com/baccable</w:t>
         </w:r>
       </w:hyperlink>
     </w:p>
@@ -7993,7 +7958,90 @@
         </w:numPr>
       </w:pPr>
       <w:r>
-        <w:t>Press and hold the programming button on the board</w:t>
+        <w:t xml:space="preserve">To get started, you need to install the drivers for the Baccable on the PC. If </w:t>
+      </w:r>
+      <w:r>
+        <w:rPr>
+          <w:rStyle w:val="Enfasigrassetto"/>
+        </w:rPr>
+        <w:t>STM32CubeProgrammer</w:t>
+      </w:r>
+      <w:r>
+        <w:t xml:space="preserve"> or ST’s </w:t>
+      </w:r>
+      <w:r>
+        <w:rPr>
+          <w:rStyle w:val="Enfasigrassetto"/>
+        </w:rPr>
+        <w:t>DfuSe</w:t>
+      </w:r>
+      <w:r>
+        <w:t xml:space="preserve"> is already installed on the PC, nothing else is required; otherwise use </w:t>
+      </w:r>
+      <w:r>
+        <w:rPr>
+          <w:rStyle w:val="Enfasigrassetto"/>
+        </w:rPr>
+        <w:t>Zadig</w:t>
+      </w:r>
+      <w:r>
+        <w:t xml:space="preserve"> (</w:t>
+      </w:r>
+      <w:hyperlink r:id="rId24" w:tgtFrame="_blank" w:history="1">
+        <w:r>
+          <w:rPr>
+            <w:rStyle w:val="Collegamentoipertestuale"/>
+          </w:rPr>
+          <w:t>https://zadig.akeo.ie</w:t>
+        </w:r>
+      </w:hyperlink>
+      <w:r>
+        <w:t xml:space="preserve">), putting the board into programming mode, then → Options </w:t>
+      </w:r>
+      <w:r>
+        <w:rPr>
+          <w:rFonts w:ascii="Cambria Math" w:hAnsi="Cambria Math" w:cs="Cambria Math"/>
+        </w:rPr>
+        <w:t>▸</w:t>
+      </w:r>
+      <w:r>
+        <w:t xml:space="preserve"> </w:t>
+      </w:r>
+      <w:r>
+        <w:rPr>
+          <w:rStyle w:val="Enfasicorsivo"/>
+        </w:rPr>
+        <w:t>List All Devices</w:t>
+      </w:r>
+      <w:r>
+        <w:t xml:space="preserve"> → select </w:t>
+      </w:r>
+      <w:r>
+        <w:rPr>
+          <w:rStyle w:val="Enfasicorsivo"/>
+        </w:rPr>
+        <w:t>STM32 BOOTLOADER</w:t>
+      </w:r>
+      <w:r>
+        <w:t xml:space="preserve"> → </w:t>
+      </w:r>
+      <w:r>
+        <w:rPr>
+          <w:rStyle w:val="Enfasigrassetto"/>
+        </w:rPr>
+        <w:t>WinUSB</w:t>
+      </w:r>
+      <w:r>
+        <w:t xml:space="preserve"> driver → </w:t>
+      </w:r>
+      <w:r>
+        <w:rPr>
+          <w:rStyle w:val="Enfasicorsivo"/>
+        </w:rPr>
+        <w:t>Install Driver</w:t>
+      </w:r>
+      <w:r>
+        <w:t>. When finished, disconnect the board.</w:t>
       </w:r>
     </w:p>
     <w:p>
@@ -8005,7 +8053,7 @@
         </w:numPr>
       </w:pPr>
       <w:r>
-        <w:t>Connect the USB port (C1, C2, BH) to the PC - The board will be recognized by the PC as a serial device named "STM32 Bootloader"</w:t>
+        <w:t>Press and hold the programming button on the board</w:t>
       </w:r>
     </w:p>
     <w:p>
@@ -8017,37 +8065,7 @@
         </w:numPr>
       </w:pPr>
       <w:r>
-        <w:t>Only when the green LED is lit, the programming button can be released</w:t>
-      </w:r>
-    </w:p>
-    <w:p>
-      <w:pPr>
-        <w:ind w:left="360"/>
-      </w:pPr>
-      <w:r>
-        <w:rPr>
-          <w:b/>
-          <w:bCs/>
-        </w:rPr>
-        <w:t>Note1:</w:t>
-      </w:r>
-      <w:r>
-        <w:t xml:space="preserve"> If the green LED on the BACCABLE flickers or emits a weak light, use a shorter USB cable, or replace the USB cable</w:t>
-      </w:r>
-    </w:p>
-    <w:p>
-      <w:pPr>
-        <w:ind w:left="360"/>
-      </w:pPr>
-      <w:r>
-        <w:rPr>
-          <w:b/>
-          <w:bCs/>
-        </w:rPr>
-        <w:t>Note2:</w:t>
-      </w:r>
-      <w:r>
-        <w:t xml:space="preserve"> If the board is not detected by the PC, make sure the programming button was pressed correctly before connecting the USB cable, and keep it pressed until the USB connector is fully inserted on both sides. If the problem persists, rotate the USB-C connector on the BACCABLE side by 180 degrees and try again</w:t>
+        <w:t>Connect the USB port (C1, C2, BH) to the PC - The board will be recognized by the PC as a serial device named "STM32 Bootloader"</w:t>
       </w:r>
     </w:p>
     <w:p>
@@ -8059,79 +8077,706 @@
         </w:numPr>
       </w:pPr>
       <w:r>
-        <w:t>Open the STM32CubeProgrammer software, select USB from the dropdown menu (on the right side of the window), then press the CONNECT button</w:t>
+        <w:t>Only when the green LED is lit, the programming button can be released</w:t>
+      </w:r>
+    </w:p>
+    <w:p>
+      <w:pPr>
+        <w:ind w:left="360"/>
+      </w:pPr>
+      <w:r>
+        <w:rPr>
+          <w:b/>
+          <w:bCs/>
+        </w:rPr>
+        <w:t>Note1:</w:t>
+      </w:r>
+      <w:r>
+        <w:t xml:space="preserve"> If the green LED on the BACCABLE flickers or emits a weak light, use a shorter USB cable, or replace the USB cable</w:t>
+      </w:r>
+    </w:p>
+    <w:p>
+      <w:pPr>
+        <w:ind w:left="360"/>
+      </w:pPr>
+      <w:r>
+        <w:rPr>
+          <w:b/>
+          <w:bCs/>
+        </w:rPr>
+        <w:t>Note2:</w:t>
+      </w:r>
+      <w:r>
+        <w:t xml:space="preserve"> If the board is not detected by the PC, make sure the programming button was pressed correctly before connecting the USB cable, and keep it pressed until the USB connector is fully inserted on both sides. If the problem persists, rotate the USB-C connector on the BACCABLE side by 180 degrees and try again</w:t>
       </w:r>
     </w:p>
     <w:p>
       <w:pPr>
         <w:pStyle w:val="Paragrafoelenco"/>
-      </w:pPr>
+        <w:numPr>
+          <w:ilvl w:val="0"/>
+          <w:numId w:val="22"/>
+        </w:numPr>
+      </w:pPr>
+      <w:r>
+        <w:t>Open the Baccable app, and select “Update Firmware”</w:t>
+      </w:r>
+    </w:p>
+    <w:p>
+      <w:pPr>
+        <w:jc w:val="center"/>
+      </w:pPr>
+      <w:r>
+        <w:rPr>
+          <w:noProof/>
+        </w:rPr>
+        <w:lastRenderedPageBreak/>
+        <w:drawing>
+          <wp:inline distT="0" distB="0" distL="0" distR="0" wp14:anchorId="57447679" wp14:editId="329D0584">
+            <wp:extent cx="4334375" cy="2557346"/>
+            <wp:effectExtent l="0" t="0" r="9525" b="0"/>
+            <wp:docPr id="1188958908" name="Immagine 1"/>
+            <wp:cNvGraphicFramePr>
+              <a:graphicFrameLocks xmlns:a="http://schemas.openxmlformats.org/drawingml/2006/main" noChangeAspect="1"/>
+            </wp:cNvGraphicFramePr>
+            <a:graphic xmlns:a="http://schemas.openxmlformats.org/drawingml/2006/main">
+              <a:graphicData uri="http://schemas.openxmlformats.org/drawingml/2006/picture">
+                <pic:pic xmlns:pic="http://schemas.openxmlformats.org/drawingml/2006/picture">
+                  <pic:nvPicPr>
+                    <pic:cNvPr id="0" name="Picture 1"/>
+                    <pic:cNvPicPr>
+                      <a:picLocks noChangeAspect="1" noChangeArrowheads="1"/>
+                    </pic:cNvPicPr>
+                  </pic:nvPicPr>
+                  <pic:blipFill>
+                    <a:blip r:embed="rId25">
+                      <a:extLst>
+                        <a:ext uri="{28A0092B-C50C-407E-A947-70E740481C1C}">
+                          <a14:useLocalDpi xmlns:a14="http://schemas.microsoft.com/office/drawing/2010/main" val="0"/>
+                        </a:ext>
+                      </a:extLst>
+                    </a:blip>
+                    <a:srcRect/>
+                    <a:stretch>
+                      <a:fillRect/>
+                    </a:stretch>
+                  </pic:blipFill>
+                  <pic:spPr bwMode="auto">
+                    <a:xfrm>
+                      <a:off x="0" y="0"/>
+                      <a:ext cx="4350911" cy="2567102"/>
+                    </a:xfrm>
+                    <a:prstGeom prst="rect">
+                      <a:avLst/>
+                    </a:prstGeom>
+                    <a:noFill/>
+                    <a:ln>
+                      <a:noFill/>
+                    </a:ln>
+                  </pic:spPr>
+                </pic:pic>
+              </a:graphicData>
+            </a:graphic>
+          </wp:inline>
+        </w:drawing>
+      </w:r>
     </w:p>
     <w:p>
       <w:pPr>
         <w:pStyle w:val="Paragrafoelenco"/>
-        <w:ind w:left="709"/>
-        <w:rPr>
-          <w:lang w:val="it-IT"/>
-        </w:rPr>
+        <w:numPr>
+          <w:ilvl w:val="0"/>
+          <w:numId w:val="22"/>
+        </w:numPr>
+      </w:pPr>
+      <w:r>
+        <w:t>In the “Choose Firmware” window, select the desired firmware version, then tap the USB connector shown in the window that you have chosen to connect to the device.</w:t>
+      </w:r>
+    </w:p>
+    <w:p>
+      <w:pPr>
+        <w:jc w:val="center"/>
       </w:pPr>
       <w:r>
         <w:rPr>
           <w:noProof/>
-          <w:lang w:val="it-IT"/>
+        </w:rPr>
+        <w:drawing>
+          <wp:inline distT="0" distB="0" distL="0" distR="0" wp14:anchorId="603CA64C" wp14:editId="21BCD18C">
+            <wp:extent cx="2683727" cy="4247330"/>
+            <wp:effectExtent l="0" t="0" r="2540" b="1270"/>
+            <wp:docPr id="510535527" name="Immagine 2"/>
+            <wp:cNvGraphicFramePr>
+              <a:graphicFrameLocks xmlns:a="http://schemas.openxmlformats.org/drawingml/2006/main" noChangeAspect="1"/>
+            </wp:cNvGraphicFramePr>
+            <a:graphic xmlns:a="http://schemas.openxmlformats.org/drawingml/2006/main">
+              <a:graphicData uri="http://schemas.openxmlformats.org/drawingml/2006/picture">
+                <pic:pic xmlns:pic="http://schemas.openxmlformats.org/drawingml/2006/picture">
+                  <pic:nvPicPr>
+                    <pic:cNvPr id="0" name="Picture 3"/>
+                    <pic:cNvPicPr>
+                      <a:picLocks noChangeAspect="1" noChangeArrowheads="1"/>
+                    </pic:cNvPicPr>
+                  </pic:nvPicPr>
+                  <pic:blipFill>
+                    <a:blip r:embed="rId26">
+                      <a:extLst>
+                        <a:ext uri="{28A0092B-C50C-407E-A947-70E740481C1C}">
+                          <a14:useLocalDpi xmlns:a14="http://schemas.microsoft.com/office/drawing/2010/main" val="0"/>
+                        </a:ext>
+                      </a:extLst>
+                    </a:blip>
+                    <a:srcRect/>
+                    <a:stretch>
+                      <a:fillRect/>
+                    </a:stretch>
+                  </pic:blipFill>
+                  <pic:spPr bwMode="auto">
+                    <a:xfrm>
+                      <a:off x="0" y="0"/>
+                      <a:ext cx="2696085" cy="4266888"/>
+                    </a:xfrm>
+                    <a:prstGeom prst="rect">
+                      <a:avLst/>
+                    </a:prstGeom>
+                    <a:noFill/>
+                    <a:ln>
+                      <a:noFill/>
+                    </a:ln>
+                  </pic:spPr>
+                </pic:pic>
+              </a:graphicData>
+            </a:graphic>
+          </wp:inline>
+        </w:drawing>
+      </w:r>
+    </w:p>
+    <w:p>
+      <w:pPr>
+        <w:pStyle w:val="Paragrafoelenco"/>
+        <w:numPr>
+          <w:ilvl w:val="0"/>
+          <w:numId w:val="22"/>
+        </w:numPr>
+      </w:pPr>
+      <w:r>
+        <w:t>In the “Connect the board” window, if the board has not been detected, the message “waiting for bootloader” will appear</w:t>
+      </w:r>
+    </w:p>
+    <w:p>
+      <w:pPr>
+        <w:jc w:val="center"/>
+      </w:pPr>
+      <w:r>
+        <w:rPr>
+          <w:noProof/>
         </w:rPr>
         <w:lastRenderedPageBreak/>
+        <w:drawing>
+          <wp:inline distT="0" distB="0" distL="0" distR="0" wp14:anchorId="4FBD7162" wp14:editId="6E7818A2">
+            <wp:extent cx="2445834" cy="1925811"/>
+            <wp:effectExtent l="0" t="0" r="0" b="0"/>
+            <wp:docPr id="307536508" name="Immagine 3"/>
+            <wp:cNvGraphicFramePr>
+              <a:graphicFrameLocks xmlns:a="http://schemas.openxmlformats.org/drawingml/2006/main" noChangeAspect="1"/>
+            </wp:cNvGraphicFramePr>
+            <a:graphic xmlns:a="http://schemas.openxmlformats.org/drawingml/2006/main">
+              <a:graphicData uri="http://schemas.openxmlformats.org/drawingml/2006/picture">
+                <pic:pic xmlns:pic="http://schemas.openxmlformats.org/drawingml/2006/picture">
+                  <pic:nvPicPr>
+                    <pic:cNvPr id="0" name="Picture 5"/>
+                    <pic:cNvPicPr>
+                      <a:picLocks noChangeAspect="1" noChangeArrowheads="1"/>
+                    </pic:cNvPicPr>
+                  </pic:nvPicPr>
+                  <pic:blipFill>
+                    <a:blip r:embed="rId27">
+                      <a:extLst>
+                        <a:ext uri="{28A0092B-C50C-407E-A947-70E740481C1C}">
+                          <a14:useLocalDpi xmlns:a14="http://schemas.microsoft.com/office/drawing/2010/main" val="0"/>
+                        </a:ext>
+                      </a:extLst>
+                    </a:blip>
+                    <a:srcRect/>
+                    <a:stretch>
+                      <a:fillRect/>
+                    </a:stretch>
+                  </pic:blipFill>
+                  <pic:spPr bwMode="auto">
+                    <a:xfrm>
+                      <a:off x="0" y="0"/>
+                      <a:ext cx="2457716" cy="1935166"/>
+                    </a:xfrm>
+                    <a:prstGeom prst="rect">
+                      <a:avLst/>
+                    </a:prstGeom>
+                    <a:noFill/>
+                    <a:ln>
+                      <a:noFill/>
+                    </a:ln>
+                  </pic:spPr>
+                </pic:pic>
+              </a:graphicData>
+            </a:graphic>
+          </wp:inline>
+        </w:drawing>
+      </w:r>
+    </w:p>
+    <w:p>
+      <w:pPr>
+        <w:jc w:val="both"/>
+      </w:pPr>
+      <w:r>
+        <w:rPr>
+          <w:b/>
+          <w:bCs/>
+        </w:rPr>
+        <w:t>Note</w:t>
+      </w:r>
+      <w:r>
+        <w:t>: in case of errors, there may be an incompatibility between the USB port chipset of the PC and the chip used in the Baccable. To overcome this error, you can try the procedure again using other USB ports on the PC, use a different PC, or connect a USB hub (preferably a slow one, not a new-generation model) between the Baccable and the PC. The latter method is ideal for newer PCs.</w:t>
+      </w:r>
+    </w:p>
+    <w:p>
+      <w:pPr>
+        <w:pStyle w:val="Paragrafoelenco"/>
+        <w:numPr>
+          <w:ilvl w:val="0"/>
+          <w:numId w:val="22"/>
+        </w:numPr>
+      </w:pPr>
+      <w:r>
+        <w:t>In the “Connect the board” window, if the board has been detected, the message “Bootloader detected” will appear, and you will be able to press the CONTINUE button.</w:t>
+      </w:r>
+    </w:p>
+    <w:p>
+      <w:pPr>
+        <w:jc w:val="center"/>
+      </w:pPr>
+      <w:r>
+        <w:rPr>
+          <w:noProof/>
+        </w:rPr>
+        <w:drawing>
+          <wp:inline distT="0" distB="0" distL="0" distR="0" wp14:anchorId="4A10EE3F" wp14:editId="3BD0010C">
+            <wp:extent cx="2596684" cy="2096135"/>
+            <wp:effectExtent l="0" t="0" r="0" b="0"/>
+            <wp:docPr id="457713742" name="Immagine 4"/>
+            <wp:cNvGraphicFramePr>
+              <a:graphicFrameLocks xmlns:a="http://schemas.openxmlformats.org/drawingml/2006/main" noChangeAspect="1"/>
+            </wp:cNvGraphicFramePr>
+            <a:graphic xmlns:a="http://schemas.openxmlformats.org/drawingml/2006/main">
+              <a:graphicData uri="http://schemas.openxmlformats.org/drawingml/2006/picture">
+                <pic:pic xmlns:pic="http://schemas.openxmlformats.org/drawingml/2006/picture">
+                  <pic:nvPicPr>
+                    <pic:cNvPr id="0" name="Picture 7"/>
+                    <pic:cNvPicPr>
+                      <a:picLocks noChangeAspect="1" noChangeArrowheads="1"/>
+                    </pic:cNvPicPr>
+                  </pic:nvPicPr>
+                  <pic:blipFill>
+                    <a:blip r:embed="rId28">
+                      <a:extLst>
+                        <a:ext uri="{28A0092B-C50C-407E-A947-70E740481C1C}">
+                          <a14:useLocalDpi xmlns:a14="http://schemas.microsoft.com/office/drawing/2010/main" val="0"/>
+                        </a:ext>
+                      </a:extLst>
+                    </a:blip>
+                    <a:srcRect/>
+                    <a:stretch>
+                      <a:fillRect/>
+                    </a:stretch>
+                  </pic:blipFill>
+                  <pic:spPr bwMode="auto">
+                    <a:xfrm>
+                      <a:off x="0" y="0"/>
+                      <a:ext cx="2616857" cy="2112420"/>
+                    </a:xfrm>
+                    <a:prstGeom prst="rect">
+                      <a:avLst/>
+                    </a:prstGeom>
+                    <a:noFill/>
+                    <a:ln>
+                      <a:noFill/>
+                    </a:ln>
+                  </pic:spPr>
+                </pic:pic>
+              </a:graphicData>
+            </a:graphic>
+          </wp:inline>
+        </w:drawing>
+      </w:r>
+    </w:p>
+    <w:p>
+      <w:pPr>
+        <w:pStyle w:val="Paragrafoelenco"/>
+        <w:numPr>
+          <w:ilvl w:val="0"/>
+          <w:numId w:val="22"/>
+        </w:numPr>
+      </w:pPr>
+      <w:r>
+        <w:t>In the “Erase Options” window, select the desired options, or leave the checkboxes unselected if you only want to update the firmware. Press the Program button to proceed with the firmware update</w:t>
+      </w:r>
+    </w:p>
+    <w:p>
+      <w:pPr>
+        <w:jc w:val="center"/>
+      </w:pPr>
+      <w:r>
+        <w:rPr>
+          <w:noProof/>
+        </w:rPr>
+        <w:drawing>
+          <wp:inline distT="0" distB="0" distL="0" distR="0" wp14:anchorId="68806034" wp14:editId="1BC107E4">
+            <wp:extent cx="2715218" cy="1888056"/>
+            <wp:effectExtent l="0" t="0" r="9525" b="0"/>
+            <wp:docPr id="261869361" name="Immagine 5"/>
+            <wp:cNvGraphicFramePr>
+              <a:graphicFrameLocks xmlns:a="http://schemas.openxmlformats.org/drawingml/2006/main" noChangeAspect="1"/>
+            </wp:cNvGraphicFramePr>
+            <a:graphic xmlns:a="http://schemas.openxmlformats.org/drawingml/2006/main">
+              <a:graphicData uri="http://schemas.openxmlformats.org/drawingml/2006/picture">
+                <pic:pic xmlns:pic="http://schemas.openxmlformats.org/drawingml/2006/picture">
+                  <pic:nvPicPr>
+                    <pic:cNvPr id="0" name="Picture 9"/>
+                    <pic:cNvPicPr>
+                      <a:picLocks noChangeAspect="1" noChangeArrowheads="1"/>
+                    </pic:cNvPicPr>
+                  </pic:nvPicPr>
+                  <pic:blipFill>
+                    <a:blip r:embed="rId29">
+                      <a:extLst>
+                        <a:ext uri="{28A0092B-C50C-407E-A947-70E740481C1C}">
+                          <a14:useLocalDpi xmlns:a14="http://schemas.microsoft.com/office/drawing/2010/main" val="0"/>
+                        </a:ext>
+                      </a:extLst>
+                    </a:blip>
+                    <a:srcRect/>
+                    <a:stretch>
+                      <a:fillRect/>
+                    </a:stretch>
+                  </pic:blipFill>
+                  <pic:spPr bwMode="auto">
+                    <a:xfrm>
+                      <a:off x="0" y="0"/>
+                      <a:ext cx="2730507" cy="1898688"/>
+                    </a:xfrm>
+                    <a:prstGeom prst="rect">
+                      <a:avLst/>
+                    </a:prstGeom>
+                    <a:noFill/>
+                    <a:ln>
+                      <a:noFill/>
+                    </a:ln>
+                  </pic:spPr>
+                </pic:pic>
+              </a:graphicData>
+            </a:graphic>
+          </wp:inline>
+        </w:drawing>
+      </w:r>
+    </w:p>
+    <w:p>
+      <w:pPr>
+        <w:pStyle w:val="Paragrafoelenco"/>
+        <w:numPr>
+          <w:ilvl w:val="0"/>
+          <w:numId w:val="22"/>
+        </w:numPr>
+      </w:pPr>
+      <w:r>
+        <w:lastRenderedPageBreak/>
+        <w:t>Wait for the firmware to be written and check the outcome. In case of an error, the “PROGRAMMING FAILED” error window will be shown, while on success the “UPDATE COMPLETE” window will be shown. Repeat the procedure for all 3 USB connectors of the Baccable.</w:t>
+      </w:r>
+    </w:p>
+    <w:p>
+      <w:pPr>
+        <w:jc w:val="center"/>
+      </w:pPr>
+      <w:r>
+        <w:rPr>
+          <w:noProof/>
+        </w:rPr>
+        <w:drawing>
+          <wp:inline distT="0" distB="0" distL="0" distR="0" wp14:anchorId="0AC4DAAB" wp14:editId="17ACB860">
+            <wp:extent cx="2375360" cy="1947979"/>
+            <wp:effectExtent l="0" t="0" r="6350" b="0"/>
+            <wp:docPr id="1286779808" name="Immagine 6"/>
+            <wp:cNvGraphicFramePr>
+              <a:graphicFrameLocks xmlns:a="http://schemas.openxmlformats.org/drawingml/2006/main" noChangeAspect="1"/>
+            </wp:cNvGraphicFramePr>
+            <a:graphic xmlns:a="http://schemas.openxmlformats.org/drawingml/2006/main">
+              <a:graphicData uri="http://schemas.openxmlformats.org/drawingml/2006/picture">
+                <pic:pic xmlns:pic="http://schemas.openxmlformats.org/drawingml/2006/picture">
+                  <pic:nvPicPr>
+                    <pic:cNvPr id="0" name="Picture 11"/>
+                    <pic:cNvPicPr>
+                      <a:picLocks noChangeAspect="1" noChangeArrowheads="1"/>
+                    </pic:cNvPicPr>
+                  </pic:nvPicPr>
+                  <pic:blipFill>
+                    <a:blip r:embed="rId30">
+                      <a:extLst>
+                        <a:ext uri="{28A0092B-C50C-407E-A947-70E740481C1C}">
+                          <a14:useLocalDpi xmlns:a14="http://schemas.microsoft.com/office/drawing/2010/main" val="0"/>
+                        </a:ext>
+                      </a:extLst>
+                    </a:blip>
+                    <a:srcRect/>
+                    <a:stretch>
+                      <a:fillRect/>
+                    </a:stretch>
+                  </pic:blipFill>
+                  <pic:spPr bwMode="auto">
+                    <a:xfrm>
+                      <a:off x="0" y="0"/>
+                      <a:ext cx="2383329" cy="1954514"/>
+                    </a:xfrm>
+                    <a:prstGeom prst="rect">
+                      <a:avLst/>
+                    </a:prstGeom>
+                    <a:noFill/>
+                    <a:ln>
+                      <a:noFill/>
+                    </a:ln>
+                  </pic:spPr>
+                </pic:pic>
+              </a:graphicData>
+            </a:graphic>
+          </wp:inline>
+        </w:drawing>
+      </w:r>
+    </w:p>
+    <w:p>
+      <w:pPr>
+        <w:jc w:val="center"/>
+      </w:pPr>
+    </w:p>
+    <w:p>
+      <w:pPr>
+        <w:pStyle w:val="Titolo2"/>
+        <w:rPr>
+          <w:rStyle w:val="Enfasigrassetto"/>
+          <w:rFonts w:asciiTheme="minorHAnsi" w:hAnsiTheme="minorHAnsi" w:cstheme="minorHAnsi"/>
+          <w:color w:val="auto"/>
+        </w:rPr>
+      </w:pPr>
+      <w:bookmarkStart w:id="14" w:name="_Toc239527150"/>
+      <w:r>
+        <w:rPr>
+          <w:rStyle w:val="Enfasigrassetto"/>
+          <w:rFonts w:asciiTheme="minorHAnsi" w:hAnsiTheme="minorHAnsi" w:cstheme="minorHAnsi"/>
+          <w:color w:val="auto"/>
+        </w:rPr>
+        <w:t>1.11.2</w:t>
+      </w:r>
+      <w:r>
+        <w:rPr>
+          <w:rStyle w:val="Enfasigrassetto"/>
+          <w:rFonts w:asciiTheme="minorHAnsi" w:hAnsiTheme="minorHAnsi" w:cstheme="minorHAnsi"/>
+          <w:color w:val="auto"/>
+        </w:rPr>
+        <w:tab/>
+        <w:t>Procedure for firmware programming through smartphone</w:t>
+      </w:r>
+      <w:bookmarkEnd w:id="14"/>
+    </w:p>
+    <w:p>
+      <w:pPr>
+        <w:jc w:val="both"/>
+      </w:pPr>
+    </w:p>
+    <w:p>
+      <w:pPr>
+        <w:jc w:val="both"/>
+      </w:pPr>
+      <w:r>
+        <w:t>To carry out this procedure you will need:</w:t>
+      </w:r>
+    </w:p>
+    <w:p>
+      <w:pPr>
+        <w:pStyle w:val="Paragrafoelenco"/>
+        <w:numPr>
+          <w:ilvl w:val="0"/>
+          <w:numId w:val="26"/>
+        </w:numPr>
+        <w:jc w:val="both"/>
+      </w:pPr>
+      <w:r>
+        <w:t>an Android smartphone</w:t>
+      </w:r>
+    </w:p>
+    <w:p>
+      <w:pPr>
+        <w:pStyle w:val="Paragrafoelenco"/>
+        <w:numPr>
+          <w:ilvl w:val="0"/>
+          <w:numId w:val="26"/>
+        </w:numPr>
+        <w:jc w:val="both"/>
+      </w:pPr>
+      <w:r>
+        <w:t xml:space="preserve">the BaccableApp application, available at </w:t>
+      </w:r>
+      <w:hyperlink r:id="rId31" w:history="1">
+        <w:r>
+          <w:rPr>
+            <w:rStyle w:val="Collegamentoipertestuale"/>
+          </w:rPr>
+          <w:t>https://www.tr3ma.com/baccable</w:t>
+        </w:r>
+      </w:hyperlink>
+    </w:p>
+    <w:p>
+      <w:pPr>
+        <w:pStyle w:val="Paragrafoelenco"/>
+        <w:numPr>
+          <w:ilvl w:val="0"/>
+          <w:numId w:val="26"/>
+        </w:numPr>
+        <w:jc w:val="both"/>
+      </w:pPr>
+      <w:r>
+        <w:t>a USB cable between the smartphone and the BACCABLE</w:t>
+      </w:r>
+    </w:p>
+    <w:p/>
+    <w:p>
+      <w:pPr>
+        <w:pStyle w:val="Paragrafoelenco"/>
+        <w:numPr>
+          <w:ilvl w:val="0"/>
+          <w:numId w:val="27"/>
+        </w:numPr>
+        <w:jc w:val="both"/>
+      </w:pPr>
+      <w:r>
+        <w:t>Press and hold the programming button on the board.</w:t>
+      </w:r>
+    </w:p>
+    <w:p>
+      <w:pPr>
+        <w:pStyle w:val="Paragrafoelenco"/>
+        <w:numPr>
+          <w:ilvl w:val="0"/>
+          <w:numId w:val="27"/>
+        </w:numPr>
+        <w:jc w:val="both"/>
+      </w:pPr>
+      <w:r>
+        <w:t>Connect the USB OTG cable to the smartphone, then connect the BACCABLE USB port (C1, C2 or BH) to the OTG cable.</w:t>
+      </w:r>
+    </w:p>
+    <w:p>
+      <w:pPr>
+        <w:pStyle w:val="Paragrafoelenco"/>
+        <w:numPr>
+          <w:ilvl w:val="0"/>
+          <w:numId w:val="27"/>
+        </w:numPr>
+        <w:jc w:val="both"/>
+      </w:pPr>
+      <w:r>
+        <w:t>Only when the green LED on the BACCABLE is lit, the programming button can be released.</w:t>
+      </w:r>
+    </w:p>
+    <w:p>
+      <w:pPr>
+        <w:jc w:val="both"/>
+      </w:pPr>
+      <w:r>
+        <w:rPr>
+          <w:b/>
+          <w:bCs/>
+        </w:rPr>
+        <w:t>Note</w:t>
+      </w:r>
+      <w:r>
+        <w:t>: if none of the Baccable’s LEDs light up, you need to go into the settings and enable the Accessibility -&gt; OTG connection option, or check the cable.</w:t>
+      </w:r>
+    </w:p>
+    <w:p>
+      <w:pPr>
+        <w:pStyle w:val="Paragrafoelenco"/>
+        <w:numPr>
+          <w:ilvl w:val="0"/>
+          <w:numId w:val="27"/>
+        </w:numPr>
+        <w:jc w:val="both"/>
+      </w:pPr>
+      <w:r>
+        <w:t>Open the app on the smartphone: on first connection, Android will request permission to access the USB device, which must be granted to continue.</w:t>
+      </w:r>
+    </w:p>
+    <w:p>
+      <w:pPr>
+        <w:pStyle w:val="Paragrafoelenco"/>
+        <w:numPr>
+          <w:ilvl w:val="0"/>
+          <w:numId w:val="27"/>
+        </w:numPr>
+      </w:pPr>
+      <w:r>
+        <w:t>Press the “Update Baccable” button</w:t>
+      </w:r>
+    </w:p>
+    <w:p>
+      <w:pPr>
+        <w:jc w:val="center"/>
+      </w:pPr>
+      <w:r>
+        <w:rPr>
+          <w:noProof/>
+        </w:rPr>
         <mc:AlternateContent>
           <mc:Choice Requires="wps">
             <w:drawing>
-              <wp:anchor distT="0" distB="0" distL="114300" distR="114300" simplePos="0" relativeHeight="251663360" behindDoc="0" locked="0" layoutInCell="1" allowOverlap="1" wp14:anchorId="0FF5A376" wp14:editId="5D8CA28F">
+              <wp:anchor distT="0" distB="0" distL="114300" distR="114300" simplePos="0" relativeHeight="251671552" behindDoc="0" locked="0" layoutInCell="1" allowOverlap="1" wp14:anchorId="6A6F2391" wp14:editId="481CAFFE">
                 <wp:simplePos x="0" y="0"/>
                 <wp:positionH relativeFrom="column">
-                  <wp:posOffset>3822123</wp:posOffset>
+                  <wp:posOffset>1300480</wp:posOffset>
                 </wp:positionH>
                 <wp:positionV relativeFrom="paragraph">
-                  <wp:posOffset>1176655</wp:posOffset>
+                  <wp:posOffset>604706</wp:posOffset>
                 </wp:positionV>
-                <wp:extent cx="636270" cy="106045"/>
-                <wp:effectExtent l="0" t="19050" r="30480" b="46355"/>
+                <wp:extent cx="1278673" cy="7434"/>
+                <wp:effectExtent l="0" t="57150" r="36195" b="88265"/>
                 <wp:wrapNone/>
-                <wp:docPr id="424416303" name="Freccia a destra 3"/>
+                <wp:docPr id="1312783520" name="Connettore 2 2"/>
                 <wp:cNvGraphicFramePr/>
                 <a:graphic xmlns:a="http://schemas.openxmlformats.org/drawingml/2006/main">
                   <a:graphicData uri="http://schemas.microsoft.com/office/word/2010/wordprocessingShape">
                     <wps:wsp>
-                      <wps:cNvSpPr/>
+                      <wps:cNvCnPr/>
                       <wps:spPr>
                         <a:xfrm>
                           <a:off x="0" y="0"/>
-                          <a:ext cx="636270" cy="106045"/>
+                          <a:ext cx="1278673" cy="7434"/>
                         </a:xfrm>
-                        <a:prstGeom prst="rightArrow">
+                        <a:prstGeom prst="straightConnector1">
                           <a:avLst/>
                         </a:prstGeom>
+                        <a:ln>
+                          <a:tailEnd type="triangle"/>
+                        </a:ln>
                       </wps:spPr>
                       <wps:style>
-                        <a:lnRef idx="2">
-                          <a:schemeClr val="accent2">
-                            <a:shade val="15000"/>
-                          </a:schemeClr>
+                        <a:lnRef idx="3">
+                          <a:schemeClr val="accent2"/>
                         </a:lnRef>
-                        <a:fillRef idx="1">
+                        <a:fillRef idx="0">
                           <a:schemeClr val="accent2"/>
                         </a:fillRef>
-                        <a:effectRef idx="0">
+                        <a:effectRef idx="2">
                           <a:schemeClr val="accent2"/>
                         </a:effectRef>
                         <a:fontRef idx="minor">
-                          <a:schemeClr val="lt1"/>
+                          <a:schemeClr val="tx1"/>
                         </a:fontRef>
                       </wps:style>
-                      <wps:bodyPr rot="0" spcFirstLastPara="0" vertOverflow="overflow" horzOverflow="overflow" vert="horz" wrap="square" lIns="91440" tIns="45720" rIns="91440" bIns="45720" numCol="1" spcCol="0" rtlCol="0" fromWordArt="0" anchor="ctr" anchorCtr="0" forceAA="0" compatLnSpc="1">
-                        <a:prstTxWarp prst="textNoShape">
-                          <a:avLst/>
-                        </a:prstTxWarp>
-                        <a:noAutofit/>
-                      </wps:bodyPr>
+                      <wps:bodyPr/>
                     </wps:wsp>
                   </a:graphicData>
                 </a:graphic>
@@ -8140,23 +8785,13 @@
           </mc:Choice>
           <mc:Fallback>
             <w:pict>
-              <v:shapetype w14:anchorId="23D7ADB0" id="_x0000_t13" coordsize="21600,21600" o:spt="13" adj="16200,5400" path="m@0,l@0@1,0@1,0@2@0@2@0,21600,21600,10800xe">
-                <v:stroke joinstyle="miter"/>
-                <v:formulas>
-                  <v:f eqn="val #0"/>
-                  <v:f eqn="val #1"/>
-                  <v:f eqn="sum height 0 #1"/>
-                  <v:f eqn="sum 10800 0 #1"/>
-                  <v:f eqn="sum width 0 #0"/>
-                  <v:f eqn="prod @4 @3 10800"/>
-                  <v:f eqn="sum width 0 @5"/>
-                </v:formulas>
-                <v:path o:connecttype="custom" o:connectlocs="@0,0;0,10800;@0,21600;21600,10800" o:connectangles="270,180,90,0" textboxrect="0,@1,@6,@2"/>
-                <v:handles>
-                  <v:h position="#0,#1" xrange="0,21600" yrange="0,10800"/>
-                </v:handles>
+              <v:shapetype w14:anchorId="277647F6" id="_x0000_t32" coordsize="21600,21600" o:spt="32" o:oned="t" path="m,l21600,21600e" filled="f">
+                <v:path arrowok="t" fillok="f" o:connecttype="none"/>
+                <o:lock v:ext="edit" shapetype="t"/>
               </v:shapetype>
-              <v:shape id="Freccia a destra 3" o:spid="_x0000_s1026" type="#_x0000_t13" style="position:absolute;margin-left:300.95pt;margin-top:92.65pt;width:50.1pt;height:8.35pt;z-index:251663360;visibility:visible;mso-wrap-style:square;mso-wrap-distance-left:9pt;mso-wrap-distance-top:0;mso-wrap-distance-right:9pt;mso-wrap-distance-bottom:0;mso-position-horizontal:absolute;mso-position-horizontal-relative:text;mso-position-vertical:absolute;mso-position-vertical-relative:text;v-text-anchor:middle" o:gfxdata="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" adj="19800" fillcolor="#ed7d31 [3205]" strokecolor="#261103 [485]" strokeweight="1pt"/>
+              <v:shape id="Connettore 2 2" o:spid="_x0000_s1026" type="#_x0000_t32" style="position:absolute;margin-left:102.4pt;margin-top:47.6pt;width:100.7pt;height:.6pt;z-index:251671552;visibility:visible;mso-wrap-style:square;mso-wrap-distance-left:9pt;mso-wrap-distance-top:0;mso-wrap-distance-right:9pt;mso-wrap-distance-bottom:0;mso-position-horizontal:absolute;mso-position-horizontal-relative:text;mso-position-vertical:absolute;mso-position-vertical-relative:text" o:gfxdata="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" strokecolor="#ed7d31 [3205]" strokeweight="1.5pt">
+                <v:stroke endarrow="block" joinstyle="miter"/>
+              </v:shape>
             </w:pict>
           </mc:Fallback>
         </mc:AlternateContent>
@@ -8164,165 +8799,12 @@
       <w:r>
         <w:rPr>
           <w:noProof/>
-          <w:lang w:val="it-IT"/>
-        </w:rPr>
-        <mc:AlternateContent>
-          <mc:Choice Requires="wps">
-            <w:drawing>
-              <wp:anchor distT="0" distB="0" distL="114300" distR="114300" simplePos="0" relativeHeight="251662336" behindDoc="0" locked="0" layoutInCell="1" allowOverlap="1" wp14:anchorId="774526BB" wp14:editId="32EBCB85">
-                <wp:simplePos x="0" y="0"/>
-                <wp:positionH relativeFrom="column">
-                  <wp:posOffset>3830320</wp:posOffset>
-                </wp:positionH>
-                <wp:positionV relativeFrom="paragraph">
-                  <wp:posOffset>666403</wp:posOffset>
-                </wp:positionV>
-                <wp:extent cx="636814" cy="106135"/>
-                <wp:effectExtent l="0" t="19050" r="30480" b="46355"/>
-                <wp:wrapNone/>
-                <wp:docPr id="1492266580" name="Freccia a destra 3"/>
-                <wp:cNvGraphicFramePr/>
-                <a:graphic xmlns:a="http://schemas.openxmlformats.org/drawingml/2006/main">
-                  <a:graphicData uri="http://schemas.microsoft.com/office/word/2010/wordprocessingShape">
-                    <wps:wsp>
-                      <wps:cNvSpPr/>
-                      <wps:spPr>
-                        <a:xfrm>
-                          <a:off x="0" y="0"/>
-                          <a:ext cx="636814" cy="106135"/>
-                        </a:xfrm>
-                        <a:prstGeom prst="rightArrow">
-                          <a:avLst/>
-                        </a:prstGeom>
-                      </wps:spPr>
-                      <wps:style>
-                        <a:lnRef idx="2">
-                          <a:schemeClr val="accent2">
-                            <a:shade val="15000"/>
-                          </a:schemeClr>
-                        </a:lnRef>
-                        <a:fillRef idx="1">
-                          <a:schemeClr val="accent2"/>
-                        </a:fillRef>
-                        <a:effectRef idx="0">
-                          <a:schemeClr val="accent2"/>
-                        </a:effectRef>
-                        <a:fontRef idx="minor">
-                          <a:schemeClr val="lt1"/>
-                        </a:fontRef>
-                      </wps:style>
-                      <wps:bodyPr rot="0" spcFirstLastPara="0" vertOverflow="overflow" horzOverflow="overflow" vert="horz" wrap="square" lIns="91440" tIns="45720" rIns="91440" bIns="45720" numCol="1" spcCol="0" rtlCol="0" fromWordArt="0" anchor="ctr" anchorCtr="0" forceAA="0" compatLnSpc="1">
-                        <a:prstTxWarp prst="textNoShape">
-                          <a:avLst/>
-                        </a:prstTxWarp>
-                        <a:noAutofit/>
-                      </wps:bodyPr>
-                    </wps:wsp>
-                  </a:graphicData>
-                </a:graphic>
-              </wp:anchor>
-            </w:drawing>
-          </mc:Choice>
-          <mc:Fallback>
-            <w:pict>
-              <v:shape w14:anchorId="54B4F1FD" id="Freccia a destra 3" o:spid="_x0000_s1026" type="#_x0000_t13" style="position:absolute;margin-left:301.6pt;margin-top:52.45pt;width:50.15pt;height:8.35pt;z-index:251662336;visibility:visible;mso-wrap-style:square;mso-wrap-distance-left:9pt;mso-wrap-distance-top:0;mso-wrap-distance-right:9pt;mso-wrap-distance-bottom:0;mso-position-horizontal:absolute;mso-position-horizontal-relative:text;mso-position-vertical:absolute;mso-position-vertical-relative:text;v-text-anchor:middle" o:gfxdata="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" adj="19800" fillcolor="#ed7d31 [3205]" strokecolor="#261103 [485]" strokeweight="1pt"/>
-            </w:pict>
-          </mc:Fallback>
-        </mc:AlternateContent>
-      </w:r>
-      <w:r>
-        <w:rPr>
-          <w:noProof/>
-          <w:lang w:val="it-IT"/>
-        </w:rPr>
-        <mc:AlternateContent>
-          <mc:Choice Requires="wps">
-            <w:drawing>
-              <wp:anchor distT="0" distB="0" distL="114300" distR="114300" simplePos="0" relativeHeight="251664384" behindDoc="0" locked="0" layoutInCell="1" allowOverlap="1" wp14:anchorId="1AEB8343" wp14:editId="581761ED">
-                <wp:simplePos x="0" y="0"/>
-                <wp:positionH relativeFrom="column">
-                  <wp:posOffset>5320376</wp:posOffset>
-                </wp:positionH>
-                <wp:positionV relativeFrom="paragraph">
-                  <wp:posOffset>773257</wp:posOffset>
-                </wp:positionV>
-                <wp:extent cx="152400" cy="616528"/>
-                <wp:effectExtent l="19050" t="19050" r="19050" b="12700"/>
-                <wp:wrapNone/>
-                <wp:docPr id="745836427" name="Freccia in su 4"/>
-                <wp:cNvGraphicFramePr/>
-                <a:graphic xmlns:a="http://schemas.openxmlformats.org/drawingml/2006/main">
-                  <a:graphicData uri="http://schemas.microsoft.com/office/word/2010/wordprocessingShape">
-                    <wps:wsp>
-                      <wps:cNvSpPr/>
-                      <wps:spPr>
-                        <a:xfrm>
-                          <a:off x="0" y="0"/>
-                          <a:ext cx="152400" cy="616528"/>
-                        </a:xfrm>
-                        <a:prstGeom prst="upArrow">
-                          <a:avLst/>
-                        </a:prstGeom>
-                      </wps:spPr>
-                      <wps:style>
-                        <a:lnRef idx="2">
-                          <a:schemeClr val="accent2">
-                            <a:shade val="15000"/>
-                          </a:schemeClr>
-                        </a:lnRef>
-                        <a:fillRef idx="1">
-                          <a:schemeClr val="accent2"/>
-                        </a:fillRef>
-                        <a:effectRef idx="0">
-                          <a:schemeClr val="accent2"/>
-                        </a:effectRef>
-                        <a:fontRef idx="minor">
-                          <a:schemeClr val="lt1"/>
-                        </a:fontRef>
-                      </wps:style>
-                      <wps:bodyPr rot="0" spcFirstLastPara="0" vertOverflow="overflow" horzOverflow="overflow" vert="horz" wrap="square" lIns="91440" tIns="45720" rIns="91440" bIns="45720" numCol="1" spcCol="0" rtlCol="0" fromWordArt="0" anchor="ctr" anchorCtr="0" forceAA="0" compatLnSpc="1">
-                        <a:prstTxWarp prst="textNoShape">
-                          <a:avLst/>
-                        </a:prstTxWarp>
-                        <a:noAutofit/>
-                      </wps:bodyPr>
-                    </wps:wsp>
-                  </a:graphicData>
-                </a:graphic>
-              </wp:anchor>
-            </w:drawing>
-          </mc:Choice>
-          <mc:Fallback>
-            <w:pict>
-              <v:shapetype w14:anchorId="278FA3F9" id="_x0000_t68" coordsize="21600,21600" o:spt="68" adj="5400,5400" path="m0@0l@1@0@1,21600@2,21600@2@0,21600@0,10800,xe">
-                <v:stroke joinstyle="miter"/>
-                <v:formulas>
-                  <v:f eqn="val #0"/>
-                  <v:f eqn="val #1"/>
-                  <v:f eqn="sum 21600 0 #1"/>
-                  <v:f eqn="prod #0 #1 10800"/>
-                  <v:f eqn="sum #0 0 @3"/>
-                </v:formulas>
-                <v:path o:connecttype="custom" o:connectlocs="10800,0;0,@0;10800,21600;21600,@0" o:connectangles="270,180,90,0" textboxrect="@1,@4,@2,21600"/>
-                <v:handles>
-                  <v:h position="#1,#0" xrange="0,10800" yrange="0,21600"/>
-                </v:handles>
-              </v:shapetype>
-              <v:shape id="Freccia in su 4" o:spid="_x0000_s1026" type="#_x0000_t68" style="position:absolute;margin-left:418.95pt;margin-top:60.9pt;width:12pt;height:48.55pt;z-index:251664384;visibility:visible;mso-wrap-style:square;mso-wrap-distance-left:9pt;mso-wrap-distance-top:0;mso-wrap-distance-right:9pt;mso-wrap-distance-bottom:0;mso-position-horizontal:absolute;mso-position-horizontal-relative:text;mso-position-vertical:absolute;mso-position-vertical-relative:text;v-text-anchor:middle" o:gfxdata="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" adj="2670" fillcolor="#ed7d31 [3205]" strokecolor="#261103 [485]" strokeweight="1pt"/>
-            </w:pict>
-          </mc:Fallback>
-        </mc:AlternateContent>
-      </w:r>
-      <w:r>
-        <w:rPr>
-          <w:noProof/>
-          <w:lang w:val="it-IT"/>
         </w:rPr>
         <w:drawing>
-          <wp:inline distT="0" distB="0" distL="0" distR="0" wp14:anchorId="1414B0F8" wp14:editId="78D5D4D6">
-            <wp:extent cx="5412680" cy="2396490"/>
-            <wp:effectExtent l="0" t="0" r="0" b="3810"/>
-            <wp:docPr id="1062851769" name="Immagine 1"/>
+          <wp:inline distT="0" distB="0" distL="0" distR="0" wp14:anchorId="02B447A4" wp14:editId="4B63EFC8">
+            <wp:extent cx="988741" cy="1500052"/>
+            <wp:effectExtent l="0" t="0" r="1905" b="5080"/>
+            <wp:docPr id="2066241549" name="Immagine 1"/>
             <wp:cNvGraphicFramePr>
               <a:graphicFrameLocks xmlns:a="http://schemas.openxmlformats.org/drawingml/2006/main" noChangeAspect="1"/>
             </wp:cNvGraphicFramePr>
@@ -8330,22 +8812,31 @@
               <a:graphicData uri="http://schemas.openxmlformats.org/drawingml/2006/picture">
                 <pic:pic xmlns:pic="http://schemas.openxmlformats.org/drawingml/2006/picture">
                   <pic:nvPicPr>
-                    <pic:cNvPr id="1062851769" name=""/>
-                    <pic:cNvPicPr/>
+                    <pic:cNvPr id="0" name="Picture 1"/>
+                    <pic:cNvPicPr>
+                      <a:picLocks noChangeAspect="1" noChangeArrowheads="1"/>
+                    </pic:cNvPicPr>
                   </pic:nvPicPr>
                   <pic:blipFill rotWithShape="1">
-                    <a:blip r:embed="rId25"/>
-                    <a:srcRect l="8330" t="-1" b="30480"/>
+                    <a:blip r:embed="rId32" cstate="print">
+                      <a:extLst>
+                        <a:ext uri="{28A0092B-C50C-407E-A947-70E740481C1C}">
+                          <a14:useLocalDpi xmlns:a14="http://schemas.microsoft.com/office/drawing/2010/main" val="0"/>
+                        </a:ext>
+                      </a:extLst>
+                    </a:blip>
+                    <a:srcRect t="18543" b="13320"/>
                     <a:stretch/>
                   </pic:blipFill>
                   <pic:spPr bwMode="auto">
                     <a:xfrm>
                       <a:off x="0" y="0"/>
-                      <a:ext cx="5456427" cy="2415859"/>
+                      <a:ext cx="1010800" cy="1533518"/>
                     </a:xfrm>
                     <a:prstGeom prst="rect">
                       <a:avLst/>
                     </a:prstGeom>
+                    <a:noFill/>
                     <a:ln>
                       <a:noFill/>
                     </a:ln>
@@ -8362,9 +8853,6 @@
         </w:drawing>
       </w:r>
       <w:r>
-        <w:rPr>
-          <w:lang w:val="it-IT"/>
-        </w:rPr>
         <w:br w:type="page"/>
       </w:r>
     </w:p>
@@ -8373,119 +8861,27 @@
         <w:pStyle w:val="Paragrafoelenco"/>
         <w:numPr>
           <w:ilvl w:val="0"/>
-          <w:numId w:val="22"/>
+          <w:numId w:val="27"/>
         </w:numPr>
       </w:pPr>
       <w:r>
         <w:lastRenderedPageBreak/>
-        <w:t>If the PORT field shows NO DFU as in the figure below, it means the device was not detected, and you need to restart this procedure or press the UPDATE button shown in the following figure.</w:t>
-      </w:r>
-    </w:p>
-    <w:p>
-      <w:pPr>
-        <w:pStyle w:val="Paragrafoelenco"/>
-      </w:pPr>
-    </w:p>
-    <w:p>
-      <w:pPr>
-        <w:pStyle w:val="Paragrafoelenco"/>
+        <w:t>Select the firmware version you want to install, then press the button corresponding to the USB connector that was connected to the Baccable</w:t>
+      </w:r>
+    </w:p>
+    <w:p>
+      <w:pPr>
+        <w:jc w:val="center"/>
       </w:pPr>
       <w:r>
         <w:rPr>
           <w:noProof/>
-          <w:lang w:val="it-IT"/>
-        </w:rPr>
-        <mc:AlternateContent>
-          <mc:Choice Requires="wps">
-            <w:drawing>
-              <wp:anchor distT="0" distB="0" distL="114300" distR="114300" simplePos="0" relativeHeight="251665408" behindDoc="0" locked="0" layoutInCell="1" allowOverlap="1" wp14:anchorId="3E52FF2B" wp14:editId="117F1ED4">
-                <wp:simplePos x="0" y="0"/>
-                <wp:positionH relativeFrom="column">
-                  <wp:posOffset>5313173</wp:posOffset>
-                </wp:positionH>
-                <wp:positionV relativeFrom="paragraph">
-                  <wp:posOffset>1007803</wp:posOffset>
-                </wp:positionV>
-                <wp:extent cx="304205" cy="512618"/>
-                <wp:effectExtent l="29210" t="27940" r="0" b="10795"/>
-                <wp:wrapNone/>
-                <wp:docPr id="538408863" name="Freccia a sinistra 5"/>
-                <wp:cNvGraphicFramePr/>
-                <a:graphic xmlns:a="http://schemas.openxmlformats.org/drawingml/2006/main">
-                  <a:graphicData uri="http://schemas.microsoft.com/office/word/2010/wordprocessingShape">
-                    <wps:wsp>
-                      <wps:cNvSpPr/>
-                      <wps:spPr>
-                        <a:xfrm rot="5400000">
-                          <a:off x="0" y="0"/>
-                          <a:ext cx="304205" cy="512618"/>
-                        </a:xfrm>
-                        <a:prstGeom prst="leftArrow">
-                          <a:avLst/>
-                        </a:prstGeom>
-                      </wps:spPr>
-                      <wps:style>
-                        <a:lnRef idx="2">
-                          <a:schemeClr val="accent2">
-                            <a:shade val="15000"/>
-                          </a:schemeClr>
-                        </a:lnRef>
-                        <a:fillRef idx="1">
-                          <a:schemeClr val="accent2"/>
-                        </a:fillRef>
-                        <a:effectRef idx="0">
-                          <a:schemeClr val="accent2"/>
-                        </a:effectRef>
-                        <a:fontRef idx="minor">
-                          <a:schemeClr val="lt1"/>
-                        </a:fontRef>
-                      </wps:style>
-                      <wps:bodyPr rot="0" spcFirstLastPara="0" vertOverflow="overflow" horzOverflow="overflow" vert="horz" wrap="square" lIns="91440" tIns="45720" rIns="91440" bIns="45720" numCol="1" spcCol="0" rtlCol="0" fromWordArt="0" anchor="ctr" anchorCtr="0" forceAA="0" compatLnSpc="1">
-                        <a:prstTxWarp prst="textNoShape">
-                          <a:avLst/>
-                        </a:prstTxWarp>
-                        <a:noAutofit/>
-                      </wps:bodyPr>
-                    </wps:wsp>
-                  </a:graphicData>
-                </a:graphic>
-                <wp14:sizeRelH relativeFrom="margin">
-                  <wp14:pctWidth>0</wp14:pctWidth>
-                </wp14:sizeRelH>
-              </wp:anchor>
-            </w:drawing>
-          </mc:Choice>
-          <mc:Fallback>
-            <w:pict>
-              <v:shapetype w14:anchorId="4A3EF288" id="_x0000_t66" coordsize="21600,21600" o:spt="66" adj="5400,5400" path="m@0,l@0@1,21600@1,21600@2@0@2@0,21600,,10800xe">
-                <v:stroke joinstyle="miter"/>
-                <v:formulas>
-                  <v:f eqn="val #0"/>
-                  <v:f eqn="val #1"/>
-                  <v:f eqn="sum 21600 0 #1"/>
-                  <v:f eqn="prod #0 #1 10800"/>
-                  <v:f eqn="sum #0 0 @3"/>
-                </v:formulas>
-                <v:path o:connecttype="custom" o:connectlocs="@0,0;0,10800;@0,21600;21600,10800" o:connectangles="270,180,90,0" textboxrect="@4,@1,21600,@2"/>
-                <v:handles>
-                  <v:h position="#0,#1" xrange="0,21600" yrange="0,10800"/>
-                </v:handles>
-              </v:shapetype>
-              <v:shape id="Freccia a sinistra 5" o:spid="_x0000_s1026" type="#_x0000_t66" style="position:absolute;margin-left:418.35pt;margin-top:79.35pt;width:23.95pt;height:40.35pt;rotation:90;z-index:251665408;visibility:visible;mso-wrap-style:square;mso-width-percent:0;mso-wrap-distance-left:9pt;mso-wrap-distance-top:0;mso-wrap-distance-right:9pt;mso-wrap-distance-bottom:0;mso-position-horizontal:absolute;mso-position-horizontal-relative:text;mso-position-vertical:absolute;mso-position-vertical-relative:text;mso-width-percent:0;mso-width-relative:margin;v-text-anchor:middle" o:gfxdata="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" adj="10800" fillcolor="#ed7d31 [3205]" strokecolor="#261103 [485]" strokeweight="1pt"/>
-            </w:pict>
-          </mc:Fallback>
-        </mc:AlternateContent>
-      </w:r>
-      <w:r>
-        <w:rPr>
-          <w:noProof/>
-          <w:lang w:val="it-IT"/>
         </w:rPr>
         <w:drawing>
-          <wp:inline distT="0" distB="0" distL="0" distR="0" wp14:anchorId="423792FE" wp14:editId="690EE593">
-            <wp:extent cx="2589472" cy="1364210"/>
-            <wp:effectExtent l="0" t="0" r="1905" b="7620"/>
-            <wp:docPr id="1278962658" name="Immagine 1"/>
+          <wp:inline distT="0" distB="0" distL="0" distR="0" wp14:anchorId="0344F183" wp14:editId="74661FEE">
+            <wp:extent cx="1776095" cy="3425876"/>
+            <wp:effectExtent l="0" t="0" r="0" b="3175"/>
+            <wp:docPr id="1296378366" name="Immagine 3"/>
             <wp:cNvGraphicFramePr>
               <a:graphicFrameLocks xmlns:a="http://schemas.openxmlformats.org/drawingml/2006/main" noChangeAspect="1"/>
             </wp:cNvGraphicFramePr>
@@ -8493,66 +8889,31 @@
               <a:graphicData uri="http://schemas.openxmlformats.org/drawingml/2006/picture">
                 <pic:pic xmlns:pic="http://schemas.openxmlformats.org/drawingml/2006/picture">
                   <pic:nvPicPr>
-                    <pic:cNvPr id="1278962658" name=""/>
-                    <pic:cNvPicPr/>
-                  </pic:nvPicPr>
-                  <pic:blipFill>
-                    <a:blip r:embed="rId26"/>
-                    <a:stretch>
-                      <a:fillRect/>
-                    </a:stretch>
-                  </pic:blipFill>
-                  <pic:spPr>
-                    <a:xfrm>
-                      <a:off x="0" y="0"/>
-                      <a:ext cx="2605685" cy="1372751"/>
-                    </a:xfrm>
-                    <a:prstGeom prst="rect">
-                      <a:avLst/>
-                    </a:prstGeom>
-                  </pic:spPr>
-                </pic:pic>
-              </a:graphicData>
-            </a:graphic>
-          </wp:inline>
-        </w:drawing>
-      </w:r>
-      <w:r>
-        <w:t xml:space="preserve">   </w:t>
-      </w:r>
-      <w:r>
-        <w:rPr>
-          <w:noProof/>
-          <w:lang w:val="it-IT"/>
-        </w:rPr>
-        <w:drawing>
-          <wp:inline distT="0" distB="0" distL="0" distR="0" wp14:anchorId="7B8A274B" wp14:editId="7E1261DA">
-            <wp:extent cx="2636710" cy="1371485"/>
-            <wp:effectExtent l="0" t="0" r="0" b="635"/>
-            <wp:docPr id="1379072833" name="Immagine 1"/>
-            <wp:cNvGraphicFramePr>
-              <a:graphicFrameLocks xmlns:a="http://schemas.openxmlformats.org/drawingml/2006/main" noChangeAspect="1"/>
-            </wp:cNvGraphicFramePr>
-            <a:graphic xmlns:a="http://schemas.openxmlformats.org/drawingml/2006/main">
-              <a:graphicData uri="http://schemas.openxmlformats.org/drawingml/2006/picture">
-                <pic:pic xmlns:pic="http://schemas.openxmlformats.org/drawingml/2006/picture">
-                  <pic:nvPicPr>
-                    <pic:cNvPr id="1379072833" name=""/>
-                    <pic:cNvPicPr/>
+                    <pic:cNvPr id="0" name="Picture 3"/>
+                    <pic:cNvPicPr>
+                      <a:picLocks noChangeAspect="1" noChangeArrowheads="1"/>
+                    </pic:cNvPicPr>
                   </pic:nvPicPr>
                   <pic:blipFill rotWithShape="1">
-                    <a:blip r:embed="rId27"/>
-                    <a:srcRect t="15044" b="9720"/>
+                    <a:blip r:embed="rId33" cstate="print">
+                      <a:extLst>
+                        <a:ext uri="{28A0092B-C50C-407E-A947-70E740481C1C}">
+                          <a14:useLocalDpi xmlns:a14="http://schemas.microsoft.com/office/drawing/2010/main" val="0"/>
+                        </a:ext>
+                      </a:extLst>
+                    </a:blip>
+                    <a:srcRect t="4698" b="8686"/>
                     <a:stretch/>
                   </pic:blipFill>
                   <pic:spPr bwMode="auto">
                     <a:xfrm>
                       <a:off x="0" y="0"/>
-                      <a:ext cx="2662741" cy="1385025"/>
+                      <a:ext cx="1786689" cy="3446311"/>
                     </a:xfrm>
                     <a:prstGeom prst="rect">
                       <a:avLst/>
                     </a:prstGeom>
+                    <a:noFill/>
                     <a:ln>
                       <a:noFill/>
                     </a:ln>
@@ -8572,94 +8933,40 @@
     <w:p>
       <w:pPr>
         <w:pStyle w:val="Paragrafoelenco"/>
-        <w:jc w:val="center"/>
-        <w:rPr>
-          <w:b/>
-          <w:bCs/>
-        </w:rPr>
-      </w:pPr>
-      <w:r>
-        <w:rPr>
-          <w:b/>
-          <w:bCs/>
-        </w:rPr>
-        <w:t>Device not detected</w:t>
-      </w:r>
-      <w:r>
-        <w:rPr>
-          <w:b/>
-          <w:bCs/>
-        </w:rPr>
-        <w:tab/>
-      </w:r>
-      <w:r>
-        <w:rPr>
-          <w:b/>
-          <w:bCs/>
-        </w:rPr>
-        <w:tab/>
-        <w:t>Device correctly detected</w:t>
-      </w:r>
-    </w:p>
-    <w:p>
-      <w:pPr>
-        <w:pStyle w:val="Paragrafoelenco"/>
-        <w:jc w:val="center"/>
-        <w:rPr>
-          <w:b/>
-          <w:bCs/>
-        </w:rPr>
-      </w:pPr>
+        <w:numPr>
+          <w:ilvl w:val="0"/>
+          <w:numId w:val="27"/>
+        </w:numPr>
+      </w:pPr>
+      <w:r>
+        <w:t>In the “Connect the board” window, if the board has not been detected, the message “waiting for bootloader” will appear; otherwise you will move directly to the next screen</w:t>
+      </w:r>
     </w:p>
     <w:p>
       <w:pPr>
         <w:pStyle w:val="Paragrafoelenco"/>
         <w:numPr>
           <w:ilvl w:val="0"/>
-          <w:numId w:val="22"/>
+          <w:numId w:val="27"/>
         </w:numPr>
-        <w:spacing w:line="278" w:lineRule="auto"/>
-        <w:jc w:val="both"/>
-        <w:rPr>
-          <w:lang w:val="it-IT"/>
-        </w:rPr>
-      </w:pPr>
-      <w:r>
-        <w:t xml:space="preserve">If, upon pressing the CONNECT button, the error “device is under read out protection” appears—as shown in the figure below—it’s likely due to an incompatibility between the USB port chipset of the PC and the chip used in the Baccable. To overcome this error, you can try the procedure again using other USB ports on the PC, use a different PC, or connect a USB hub (preferably a slow one, not a new-generation model) between the Baccable and the PC. </w:t>
-      </w:r>
-      <w:r>
-        <w:rPr>
-          <w:lang w:val="it-IT"/>
-        </w:rPr>
-        <w:t>The latter method is ideal for newer PCs.</w:t>
-      </w:r>
-    </w:p>
-    <w:p>
-      <w:pPr>
-        <w:pStyle w:val="Paragrafoelenco"/>
-        <w:rPr>
-          <w:lang w:val="it-IT"/>
-        </w:rPr>
-      </w:pPr>
-    </w:p>
-    <w:p>
-      <w:pPr>
-        <w:pStyle w:val="Paragrafoelenco"/>
-        <w:ind w:left="709"/>
-        <w:rPr>
-          <w:lang w:val="it-IT"/>
-        </w:rPr>
+      </w:pPr>
+      <w:r>
+        <w:t>Select the desired erase options, or leave the options unselected if you only want to update the firmware. Press the Program button to start the firmware update.</w:t>
+      </w:r>
+    </w:p>
+    <w:p>
+      <w:pPr>
+        <w:jc w:val="center"/>
       </w:pPr>
       <w:r>
         <w:rPr>
           <w:noProof/>
-          <w:lang w:val="it-IT"/>
         </w:rPr>
         <w:drawing>
-          <wp:inline distT="0" distB="0" distL="0" distR="0" wp14:anchorId="2240E0E8" wp14:editId="2E00EFBC">
-            <wp:extent cx="5430751" cy="3335518"/>
-            <wp:effectExtent l="0" t="0" r="0" b="0"/>
-            <wp:docPr id="892792508" name="Immagine 1"/>
+          <wp:inline distT="0" distB="0" distL="0" distR="0" wp14:anchorId="08CBDC7D" wp14:editId="7E469243">
+            <wp:extent cx="1851103" cy="3463569"/>
+            <wp:effectExtent l="0" t="0" r="0" b="3810"/>
+            <wp:docPr id="1780467428" name="Immagine 4"/>
             <wp:cNvGraphicFramePr>
               <a:graphicFrameLocks xmlns:a="http://schemas.openxmlformats.org/drawingml/2006/main" noChangeAspect="1"/>
             </wp:cNvGraphicFramePr>
@@ -8667,22 +8974,31 @@
               <a:graphicData uri="http://schemas.openxmlformats.org/drawingml/2006/picture">
                 <pic:pic xmlns:pic="http://schemas.openxmlformats.org/drawingml/2006/picture">
                   <pic:nvPicPr>
-                    <pic:cNvPr id="892792508" name=""/>
-                    <pic:cNvPicPr/>
+                    <pic:cNvPr id="0" name="Picture 5"/>
+                    <pic:cNvPicPr>
+                      <a:picLocks noChangeAspect="1" noChangeArrowheads="1"/>
+                    </pic:cNvPicPr>
                   </pic:nvPicPr>
                   <pic:blipFill rotWithShape="1">
-                    <a:blip r:embed="rId28"/>
-                    <a:srcRect l="3032" r="5534"/>
+                    <a:blip r:embed="rId34" cstate="print">
+                      <a:extLst>
+                        <a:ext uri="{28A0092B-C50C-407E-A947-70E740481C1C}">
+                          <a14:useLocalDpi xmlns:a14="http://schemas.microsoft.com/office/drawing/2010/main" val="0"/>
+                        </a:ext>
+                      </a:extLst>
+                    </a:blip>
+                    <a:srcRect t="10540" b="5440"/>
                     <a:stretch/>
                   </pic:blipFill>
                   <pic:spPr bwMode="auto">
                     <a:xfrm>
                       <a:off x="0" y="0"/>
-                      <a:ext cx="5430975" cy="3335655"/>
+                      <a:ext cx="1876114" cy="3510366"/>
                     </a:xfrm>
                     <a:prstGeom prst="rect">
                       <a:avLst/>
                     </a:prstGeom>
+                    <a:noFill/>
                     <a:ln>
                       <a:noFill/>
                     </a:ln>
@@ -8698,95 +9014,1038 @@
           </wp:inline>
         </w:drawing>
       </w:r>
-      <w:r>
-        <w:rPr>
-          <w:lang w:val="it-IT"/>
-        </w:rPr>
-        <w:br w:type="page"/>
-      </w:r>
     </w:p>
     <w:p>
       <w:pPr>
         <w:pStyle w:val="Paragrafoelenco"/>
         <w:numPr>
           <w:ilvl w:val="0"/>
-          <w:numId w:val="22"/>
+          <w:numId w:val="27"/>
         </w:numPr>
-        <w:spacing w:line="278" w:lineRule="auto"/>
       </w:pPr>
       <w:r>
         <w:lastRenderedPageBreak/>
-        <w:t>If the connection was successful, navigate to the "Erasing and Programming" section, then press the BROWSE button.</w:t>
+        <w:t>At the end of programming, a status window will appear showing the result of the firmware update. Repeat the procedure for all 3 USB connectors of the Baccable.</w:t>
+      </w:r>
+    </w:p>
+    <w:p>
+      <w:pPr>
+        <w:jc w:val="center"/>
+      </w:pPr>
+      <w:r>
+        <w:rPr>
+          <w:noProof/>
+        </w:rPr>
+        <w:drawing>
+          <wp:inline distT="0" distB="0" distL="0" distR="0" wp14:anchorId="0DA564E6" wp14:editId="01C2FDBA">
+            <wp:extent cx="2430966" cy="5412773"/>
+            <wp:effectExtent l="0" t="0" r="7620" b="0"/>
+            <wp:docPr id="381474052" name="Immagine 6"/>
+            <wp:cNvGraphicFramePr>
+              <a:graphicFrameLocks xmlns:a="http://schemas.openxmlformats.org/drawingml/2006/main" noChangeAspect="1"/>
+            </wp:cNvGraphicFramePr>
+            <a:graphic xmlns:a="http://schemas.openxmlformats.org/drawingml/2006/main">
+              <a:graphicData uri="http://schemas.openxmlformats.org/drawingml/2006/picture">
+                <pic:pic xmlns:pic="http://schemas.openxmlformats.org/drawingml/2006/picture">
+                  <pic:nvPicPr>
+                    <pic:cNvPr id="0" name="Picture 9"/>
+                    <pic:cNvPicPr>
+                      <a:picLocks noChangeAspect="1" noChangeArrowheads="1"/>
+                    </pic:cNvPicPr>
+                  </pic:nvPicPr>
+                  <pic:blipFill>
+                    <a:blip r:embed="rId35" cstate="print">
+                      <a:extLst>
+                        <a:ext uri="{28A0092B-C50C-407E-A947-70E740481C1C}">
+                          <a14:useLocalDpi xmlns:a14="http://schemas.microsoft.com/office/drawing/2010/main" val="0"/>
+                        </a:ext>
+                      </a:extLst>
+                    </a:blip>
+                    <a:srcRect/>
+                    <a:stretch>
+                      <a:fillRect/>
+                    </a:stretch>
+                  </pic:blipFill>
+                  <pic:spPr bwMode="auto">
+                    <a:xfrm>
+                      <a:off x="0" y="0"/>
+                      <a:ext cx="2435315" cy="5422457"/>
+                    </a:xfrm>
+                    <a:prstGeom prst="rect">
+                      <a:avLst/>
+                    </a:prstGeom>
+                    <a:noFill/>
+                    <a:ln>
+                      <a:noFill/>
+                    </a:ln>
+                  </pic:spPr>
+                </pic:pic>
+              </a:graphicData>
+            </a:graphic>
+          </wp:inline>
+        </w:drawing>
+      </w:r>
+    </w:p>
+    <w:p>
+      <w:pPr>
+        <w:rPr>
+          <w:rStyle w:val="Enfasigrassetto"/>
+          <w:rFonts w:eastAsiaTheme="majorEastAsia" w:cstheme="minorHAnsi"/>
+          <w:sz w:val="40"/>
+          <w:szCs w:val="40"/>
+        </w:rPr>
+      </w:pPr>
+      <w:r>
+        <w:rPr>
+          <w:rStyle w:val="Enfasigrassetto"/>
+          <w:rFonts w:cstheme="minorHAnsi"/>
+        </w:rPr>
+        <w:br w:type="page"/>
+      </w:r>
+    </w:p>
+    <w:p>
+      <w:pPr>
+        <w:pStyle w:val="Titolo1"/>
+        <w:numPr>
+          <w:ilvl w:val="0"/>
+          <w:numId w:val="8"/>
+        </w:numPr>
+        <w:jc w:val="center"/>
+        <w:rPr>
+          <w:rStyle w:val="Enfasigrassetto"/>
+          <w:rFonts w:asciiTheme="minorHAnsi" w:hAnsiTheme="minorHAnsi" w:cstheme="minorHAnsi"/>
+          <w:color w:val="auto"/>
+        </w:rPr>
+      </w:pPr>
+      <w:bookmarkStart w:id="15" w:name="_Toc205197644"/>
+      <w:bookmarkStart w:id="16" w:name="_Toc205197645"/>
+      <w:bookmarkStart w:id="17" w:name="_Hlk194154488"/>
+      <w:bookmarkStart w:id="18" w:name="_Toc239527151"/>
+      <w:bookmarkEnd w:id="15"/>
+      <w:bookmarkEnd w:id="16"/>
+      <w:r>
+        <w:rPr>
+          <w:rStyle w:val="Enfasigrassetto"/>
+          <w:rFonts w:asciiTheme="minorHAnsi" w:hAnsiTheme="minorHAnsi" w:cstheme="minorHAnsi"/>
+          <w:color w:val="auto"/>
+        </w:rPr>
+        <w:lastRenderedPageBreak/>
+        <w:t>USAGE</w:t>
+      </w:r>
+      <w:bookmarkEnd w:id="18"/>
+    </w:p>
+    <w:p/>
+    <w:p>
+      <w:pPr>
+        <w:pStyle w:val="Titolo2"/>
+        <w:rPr>
+          <w:rStyle w:val="Enfasigrassetto"/>
+          <w:rFonts w:asciiTheme="minorHAnsi" w:hAnsiTheme="minorHAnsi" w:cstheme="minorHAnsi"/>
+          <w:color w:val="auto"/>
+          <w:lang w:val="it-IT"/>
+        </w:rPr>
+      </w:pPr>
+      <w:bookmarkStart w:id="19" w:name="_Toc196901128"/>
+      <w:bookmarkStart w:id="20" w:name="_Toc239527152"/>
+      <w:r>
+        <w:rPr>
+          <w:rStyle w:val="Enfasigrassetto"/>
+          <w:rFonts w:asciiTheme="minorHAnsi" w:hAnsiTheme="minorHAnsi" w:cstheme="minorHAnsi"/>
+          <w:color w:val="auto"/>
+          <w:lang w:val="it-IT"/>
+        </w:rPr>
+        <w:t>2.1</w:t>
+      </w:r>
+      <w:r>
+        <w:rPr>
+          <w:rStyle w:val="Enfasigrassetto"/>
+          <w:rFonts w:asciiTheme="minorHAnsi" w:hAnsiTheme="minorHAnsi" w:cstheme="minorHAnsi"/>
+          <w:color w:val="auto"/>
+          <w:lang w:val="it-IT"/>
+        </w:rPr>
+        <w:tab/>
+        <w:t>First Startup</w:t>
+      </w:r>
+      <w:bookmarkEnd w:id="19"/>
+      <w:bookmarkEnd w:id="20"/>
+    </w:p>
+    <w:p>
+      <w:pPr>
+        <w:jc w:val="both"/>
+      </w:pPr>
+    </w:p>
+    <w:p>
+      <w:pPr>
+        <w:jc w:val="both"/>
+      </w:pPr>
+      <w:r>
+        <w:t>When using the BACCABLE for the first time, you need to set up the functions you wish to activate on your vehicle, from among those available, by following the instructions below:</w:t>
+      </w:r>
+    </w:p>
+    <w:p>
+      <w:pPr>
+        <w:numPr>
+          <w:ilvl w:val="0"/>
+          <w:numId w:val="16"/>
+        </w:numPr>
+        <w:jc w:val="both"/>
+      </w:pPr>
+      <w:r>
+        <w:t>Insert the BACCABLE into the OBD connector.</w:t>
+      </w:r>
+    </w:p>
+    <w:p>
+      <w:pPr>
+        <w:numPr>
+          <w:ilvl w:val="0"/>
+          <w:numId w:val="16"/>
+        </w:numPr>
+        <w:jc w:val="both"/>
+      </w:pPr>
+      <w:r>
+        <w:t>Start the engine.</w:t>
+      </w:r>
+    </w:p>
+    <w:p>
+      <w:pPr>
+        <w:numPr>
+          <w:ilvl w:val="0"/>
+          <w:numId w:val="16"/>
+        </w:numPr>
+        <w:jc w:val="both"/>
+      </w:pPr>
+      <w:r>
+        <w:t xml:space="preserve">With cruise control disabled, press the RES button (or the DISTANCE button) on the steering wheel for about 2 seconds. The display where the radio station name is usually shown will display the text </w:t>
+      </w:r>
+      <w:r>
+        <w:rPr>
+          <w:i/>
+          <w:iCs/>
+        </w:rPr>
+        <w:t>BACCABLE</w:t>
+      </w:r>
+      <w:r>
+        <w:t xml:space="preserve"> along with the installed version identifier.</w:t>
+      </w:r>
+    </w:p>
+    <w:p>
+      <w:pPr>
+        <w:numPr>
+          <w:ilvl w:val="0"/>
+          <w:numId w:val="16"/>
+        </w:numPr>
+        <w:jc w:val="both"/>
+      </w:pPr>
+      <w:r>
+        <w:t xml:space="preserve">Navigate the circular scrolling menu using the up and down buttons until you reach the item </w:t>
+      </w:r>
+      <w:r>
+        <w:rPr>
+          <w:i/>
+          <w:iCs/>
+        </w:rPr>
+        <w:t>SETUP MENU</w:t>
+      </w:r>
+      <w:r>
+        <w:t>.</w:t>
+      </w:r>
+    </w:p>
+    <w:p>
+      <w:pPr>
+        <w:numPr>
+          <w:ilvl w:val="0"/>
+          <w:numId w:val="16"/>
+        </w:numPr>
+        <w:jc w:val="both"/>
+      </w:pPr>
+      <w:r>
+        <w:t xml:space="preserve">Press and immediately release the RES button (or the DISTANCE button) to enter the </w:t>
+      </w:r>
+      <w:r>
+        <w:rPr>
+          <w:i/>
+          <w:iCs/>
+        </w:rPr>
+        <w:t>SETUP</w:t>
+      </w:r>
+      <w:r>
+        <w:t xml:space="preserve"> menu. The text </w:t>
+      </w:r>
+      <w:r>
+        <w:rPr>
+          <w:i/>
+          <w:iCs/>
+        </w:rPr>
+        <w:t>SAVE &amp; EXIT</w:t>
+      </w:r>
+      <w:r>
+        <w:t xml:space="preserve"> will be displayed.</w:t>
+      </w:r>
+    </w:p>
+    <w:p>
+      <w:pPr>
+        <w:numPr>
+          <w:ilvl w:val="0"/>
+          <w:numId w:val="16"/>
+        </w:numPr>
+        <w:jc w:val="both"/>
+      </w:pPr>
+      <w:r>
+        <w:t xml:space="preserve">Navigate through the circular scrolling menu using the up and down buttons to scroll through the list of available functions. The symbol </w:t>
+      </w:r>
+      <w:r>
+        <w:rPr>
+          <w:b/>
+          <w:bCs/>
+        </w:rPr>
+        <w:t>O</w:t>
+      </w:r>
+      <w:r>
+        <w:t xml:space="preserve"> to the left indicates that the function is deselected, while the symbol </w:t>
+      </w:r>
+      <w:r>
+        <w:rPr>
+          <w:b/>
+          <w:bCs/>
+        </w:rPr>
+        <w:t>Ø</w:t>
+      </w:r>
+      <w:r>
+        <w:t xml:space="preserve"> indicates that the function is selected. The functions are described in this chapter and its subchapters.</w:t>
+      </w:r>
+    </w:p>
+    <w:p>
+      <w:pPr>
+        <w:ind w:left="720"/>
+        <w:jc w:val="both"/>
+      </w:pPr>
+      <w:r>
+        <w:rPr>
+          <w:b/>
+          <w:bCs/>
+        </w:rPr>
+        <w:t>Note 1:</w:t>
+      </w:r>
+      <w:r>
+        <w:t xml:space="preserve"> An exception is the engine RPM threshold for the shift function, which is detailed in paragraph 2.6, and the DIESEL/GASOLINE selection, which is detailed in paragraph 2.7.</w:t>
+      </w:r>
+    </w:p>
+    <w:p>
+      <w:pPr>
+        <w:numPr>
+          <w:ilvl w:val="0"/>
+          <w:numId w:val="16"/>
+        </w:numPr>
+        <w:jc w:val="both"/>
+      </w:pPr>
+      <w:r>
+        <w:t>Press and immediately release the RES button (or the DISTANCE button) to select or deselect the displayed function.</w:t>
+      </w:r>
+    </w:p>
+    <w:p>
+      <w:pPr>
+        <w:numPr>
+          <w:ilvl w:val="0"/>
+          <w:numId w:val="16"/>
+        </w:numPr>
+        <w:jc w:val="both"/>
+      </w:pPr>
+      <w:r>
+        <w:t xml:space="preserve">After scrolling through the entire list of functions and enabling all desired features, you will return to the </w:t>
+      </w:r>
+      <w:r>
+        <w:rPr>
+          <w:i/>
+          <w:iCs/>
+        </w:rPr>
+        <w:t>SAVE &amp; EXIT</w:t>
+      </w:r>
+      <w:r>
+        <w:t xml:space="preserve"> item. Press and immediately release the RES button (or the DISTANCE button) on the steering wheel to permanently save the selected settings and return to the main menu.</w:t>
+      </w:r>
+    </w:p>
+    <w:p>
+      <w:pPr>
+        <w:ind w:left="720"/>
+        <w:jc w:val="both"/>
+      </w:pPr>
+      <w:r>
+        <w:rPr>
+          <w:b/>
+          <w:bCs/>
+        </w:rPr>
+        <w:t>Note 2:</w:t>
+      </w:r>
+      <w:r>
+        <w:t xml:space="preserve"> The items shown in the main menu depend on the settings made within the SETUP MENU, which you can access at any time.</w:t>
+      </w:r>
+    </w:p>
+    <w:p>
+      <w:pPr>
+        <w:numPr>
+          <w:ilvl w:val="0"/>
+          <w:numId w:val="16"/>
+        </w:numPr>
+        <w:jc w:val="both"/>
+      </w:pPr>
+      <w:r>
+        <w:t>About 40 seconds after turning off the engine, the menu will automatically be disabled. To display it again, press the RES button (or the DISTANCE button) for about 2 seconds.</w:t>
+      </w:r>
+    </w:p>
+    <w:p>
+      <w:pPr>
+        <w:numPr>
+          <w:ilvl w:val="0"/>
+          <w:numId w:val="16"/>
+        </w:numPr>
+        <w:jc w:val="both"/>
+      </w:pPr>
+      <w:r>
+        <w:t>In case the vehicle is restarted, the menu will be shown again on the last displayed page before shutdown.</w:t>
+      </w:r>
+    </w:p>
+    <w:p>
+      <w:pPr>
+        <w:jc w:val="both"/>
+        <w:rPr>
+          <w:rStyle w:val="Enfasigrassetto"/>
+          <w:rFonts w:eastAsiaTheme="majorEastAsia" w:cstheme="minorHAnsi"/>
+          <w:sz w:val="32"/>
+          <w:szCs w:val="32"/>
+        </w:rPr>
+      </w:pPr>
+      <w:r>
+        <w:rPr>
+          <w:b/>
+          <w:bCs/>
+        </w:rPr>
+        <w:t>WARNING:</w:t>
+      </w:r>
+      <w:r>
+        <w:t xml:space="preserve"> The SETUP menu includes two features currently under development which should not be enabled: </w:t>
+      </w:r>
+      <w:r>
+        <w:rPr>
+          <w:b/>
+          <w:bCs/>
+        </w:rPr>
+        <w:t>REMOTE START</w:t>
+      </w:r>
+      <w:r>
+        <w:t xml:space="preserve">, </w:t>
+      </w:r>
+      <w:r>
+        <w:rPr>
+          <w:b/>
+          <w:bCs/>
+        </w:rPr>
+        <w:t>READ FAULTS and PEDAL BOOSTER</w:t>
+      </w:r>
+      <w:r>
+        <w:rPr>
+          <w:rStyle w:val="Enfasigrassetto"/>
+          <w:rFonts w:cstheme="minorHAnsi"/>
+        </w:rPr>
+        <w:br w:type="page"/>
+      </w:r>
+    </w:p>
+    <w:p>
+      <w:pPr>
+        <w:pStyle w:val="Titolo2"/>
+        <w:rPr>
+          <w:rStyle w:val="Enfasigrassetto"/>
+          <w:rFonts w:asciiTheme="minorHAnsi" w:hAnsiTheme="minorHAnsi" w:cstheme="minorHAnsi"/>
+          <w:color w:val="auto"/>
+        </w:rPr>
+      </w:pPr>
+      <w:bookmarkStart w:id="21" w:name="_Toc239527153"/>
+      <w:r>
+        <w:rPr>
+          <w:rStyle w:val="Enfasigrassetto"/>
+          <w:rFonts w:asciiTheme="minorHAnsi" w:hAnsiTheme="minorHAnsi" w:cstheme="minorHAnsi"/>
+          <w:color w:val="auto"/>
+        </w:rPr>
+        <w:lastRenderedPageBreak/>
+        <w:t>2.2</w:t>
+      </w:r>
+      <w:r>
+        <w:rPr>
+          <w:rStyle w:val="Enfasigrassetto"/>
+          <w:rFonts w:asciiTheme="minorHAnsi" w:hAnsiTheme="minorHAnsi" w:cstheme="minorHAnsi"/>
+          <w:color w:val="auto"/>
+        </w:rPr>
+        <w:tab/>
+        <w:t>Sniffer</w:t>
+      </w:r>
+      <w:bookmarkEnd w:id="21"/>
+    </w:p>
+    <w:p/>
+    <w:p>
+      <w:pPr>
+        <w:ind w:left="426" w:hanging="426"/>
+        <w:jc w:val="both"/>
+      </w:pPr>
+      <w:r>
+        <w:rPr>
+          <w:b/>
+          <w:bCs/>
+        </w:rPr>
+        <w:t>Brief description:</w:t>
+      </w:r>
+      <w:r>
+        <w:t xml:space="preserve"> Act as a sniffer, connected to a Personal Computer or an Android smartphone, i.e. it allows you to record the CAN bus messages.</w:t>
+      </w:r>
+    </w:p>
+    <w:p>
+      <w:pPr>
+        <w:jc w:val="both"/>
+      </w:pPr>
+      <w:r>
+        <w:t>The baccable can be used to sniff in two different ways:</w:t>
       </w:r>
     </w:p>
     <w:p>
       <w:pPr>
         <w:pStyle w:val="Paragrafoelenco"/>
-      </w:pPr>
+        <w:numPr>
+          <w:ilvl w:val="0"/>
+          <w:numId w:val="26"/>
+        </w:numPr>
+        <w:jc w:val="both"/>
+      </w:pPr>
+      <w:r>
+        <w:t>with a dedicated firmware that lets you use it with SavvyCan on a Windows PC</w:t>
+      </w:r>
     </w:p>
     <w:p>
       <w:pPr>
         <w:pStyle w:val="Paragrafoelenco"/>
-        <w:rPr>
-          <w:lang w:val="it-IT"/>
-        </w:rPr>
+        <w:numPr>
+          <w:ilvl w:val="0"/>
+          <w:numId w:val="26"/>
+        </w:numPr>
+        <w:jc w:val="both"/>
+      </w:pPr>
+      <w:r>
+        <w:t>by enabling the SNIFFER function from the BACCABLE MAIN SETUP MENU, to sniff using the BACCABLE LOGGER app from a smartphone (or from a Windows PC), with a quick button to share the sniffed log online (in this case, once the USB cable is disconnected, the baccable goes back to doing its normal job)</w:t>
+      </w:r>
+    </w:p>
+    <w:p/>
+    <w:p>
+      <w:pPr>
+        <w:pStyle w:val="Titolo2"/>
+        <w:rPr>
+          <w:rStyle w:val="Enfasigrassetto"/>
+          <w:rFonts w:asciiTheme="minorHAnsi" w:hAnsiTheme="minorHAnsi" w:cstheme="minorHAnsi"/>
+          <w:color w:val="auto"/>
+        </w:rPr>
+      </w:pPr>
+      <w:bookmarkStart w:id="22" w:name="_Toc239527154"/>
+      <w:r>
+        <w:rPr>
+          <w:rStyle w:val="Enfasigrassetto"/>
+          <w:rFonts w:asciiTheme="minorHAnsi" w:hAnsiTheme="minorHAnsi" w:cstheme="minorHAnsi"/>
+          <w:color w:val="auto"/>
+        </w:rPr>
+        <w:t>2.2.1</w:t>
+      </w:r>
+      <w:r>
+        <w:rPr>
+          <w:rStyle w:val="Enfasigrassetto"/>
+          <w:rFonts w:asciiTheme="minorHAnsi" w:hAnsiTheme="minorHAnsi" w:cstheme="minorHAnsi"/>
+          <w:color w:val="auto"/>
+        </w:rPr>
+        <w:tab/>
+        <w:t>Sniffer with dedicated SLCAN Firmware</w:t>
+      </w:r>
+      <w:bookmarkEnd w:id="22"/>
+    </w:p>
+    <w:p>
+      <w:pPr>
+        <w:ind w:left="426" w:hanging="426"/>
+        <w:jc w:val="both"/>
+      </w:pPr>
+      <w:r>
+        <w:rPr>
+          <w:b/>
+          <w:bCs/>
+        </w:rPr>
+        <w:t>Brief description:</w:t>
+      </w:r>
+      <w:r>
+        <w:t xml:space="preserve"> Act as a sniffer, connected to a Personal Computer, i.e. it allows you to record the CAN bus messages.</w:t>
+      </w:r>
+    </w:p>
+    <w:p>
+      <w:pPr>
+        <w:ind w:left="426" w:hanging="426"/>
+        <w:jc w:val="both"/>
+      </w:pPr>
+      <w:r>
+        <w:rPr>
+          <w:b/>
+          <w:bCs/>
+        </w:rPr>
+        <w:t>Note:</w:t>
+      </w:r>
+      <w:r>
+        <w:t xml:space="preserve"> The use of this function requires reprogramming the BACCABLE. It is not a function that can be enabled or disabled from the SETUP MENU.</w:t>
+      </w:r>
+    </w:p>
+    <w:p>
+      <w:pPr>
+        <w:pStyle w:val="Paragrafoelenco"/>
+        <w:numPr>
+          <w:ilvl w:val="0"/>
+          <w:numId w:val="9"/>
+        </w:numPr>
+        <w:ind w:left="426" w:hanging="426"/>
+        <w:jc w:val="both"/>
+      </w:pPr>
+      <w:r>
+        <w:t>Each USB corresponds to a specific can Bus. Reading the BACCABLE name on the case, from left to right you have BH, C2 and C1 bus.</w:t>
+      </w:r>
+    </w:p>
+    <w:p>
+      <w:pPr>
+        <w:pStyle w:val="Paragrafoelenco"/>
+        <w:numPr>
+          <w:ilvl w:val="0"/>
+          <w:numId w:val="9"/>
+        </w:numPr>
+        <w:ind w:left="426" w:hanging="426"/>
+        <w:jc w:val="both"/>
+      </w:pPr>
+      <w:r>
+        <w:t>Plug usb cable from desired USB bus to the PC (with windows operative System).</w:t>
+      </w:r>
+    </w:p>
+    <w:p>
+      <w:pPr>
+        <w:pStyle w:val="Paragrafoelenco"/>
+        <w:numPr>
+          <w:ilvl w:val="0"/>
+          <w:numId w:val="9"/>
+        </w:numPr>
+        <w:ind w:left="426" w:hanging="426"/>
+        <w:jc w:val="both"/>
+      </w:pPr>
+      <w:r>
+        <w:t>Open SavvyCan (link to the Savvycan opensource project is available in Baccable Repository in Github)</w:t>
+      </w:r>
+    </w:p>
+    <w:p>
+      <w:pPr>
+        <w:pStyle w:val="Paragrafoelenco"/>
+        <w:numPr>
+          <w:ilvl w:val="0"/>
+          <w:numId w:val="9"/>
+        </w:numPr>
+        <w:ind w:left="426" w:hanging="426"/>
+        <w:jc w:val="both"/>
+      </w:pPr>
+      <w:r>
+        <w:t>From top menu “Connection”, select “Open Connection Window”</w:t>
+      </w:r>
+    </w:p>
+    <w:p>
+      <w:pPr>
+        <w:pStyle w:val="Paragrafoelenco"/>
+        <w:numPr>
+          <w:ilvl w:val="0"/>
+          <w:numId w:val="9"/>
+        </w:numPr>
+        <w:ind w:left="426" w:hanging="426"/>
+        <w:jc w:val="both"/>
+      </w:pPr>
+      <w:r>
+        <w:t>From window “Connection Settings” press button “Add new Device Connection”</w:t>
+      </w:r>
+    </w:p>
+    <w:p>
+      <w:pPr>
+        <w:pStyle w:val="Paragrafoelenco"/>
+        <w:numPr>
+          <w:ilvl w:val="0"/>
+          <w:numId w:val="9"/>
+        </w:numPr>
+        <w:ind w:left="426" w:hanging="426"/>
+        <w:jc w:val="both"/>
+      </w:pPr>
+      <w:r>
+        <w:t>From “New connection” window, select option “LAWICEL/SLCAN”</w:t>
+      </w:r>
+    </w:p>
+    <w:p>
+      <w:pPr>
+        <w:pStyle w:val="Paragrafoelenco"/>
+        <w:numPr>
+          <w:ilvl w:val="0"/>
+          <w:numId w:val="9"/>
+        </w:numPr>
+        <w:ind w:left="426" w:hanging="426"/>
+        <w:jc w:val="both"/>
+      </w:pPr>
+      <w:r>
+        <w:t>From “New connection” window, select from drop down menu serial the com port where the Baccable was found (you can check device manager to see which virtual COM serial port is associated to BACCABLE , revealed as ST device)</w:t>
+      </w:r>
+    </w:p>
+    <w:p>
+      <w:pPr>
+        <w:pStyle w:val="Paragrafoelenco"/>
+        <w:numPr>
+          <w:ilvl w:val="0"/>
+          <w:numId w:val="9"/>
+        </w:numPr>
+        <w:ind w:left="426" w:hanging="426"/>
+        <w:jc w:val="both"/>
+      </w:pPr>
+      <w:r>
+        <w:t>From “New connection” window, Leave Serial port speed as default (115000bps)</w:t>
+      </w:r>
+    </w:p>
+    <w:p>
+      <w:pPr>
+        <w:pStyle w:val="Paragrafoelenco"/>
+        <w:numPr>
+          <w:ilvl w:val="0"/>
+          <w:numId w:val="9"/>
+        </w:numPr>
+        <w:ind w:left="426" w:hanging="426"/>
+        <w:jc w:val="both"/>
+      </w:pPr>
+      <w:r>
+        <w:t>From “New connection” window, Set Can bus speed according to the speed of the desired bus (500000bps for C1 and C2, or 125000bps for BH bus)</w:t>
+      </w:r>
+    </w:p>
+    <w:p>
+      <w:pPr>
+        <w:pStyle w:val="Paragrafoelenco"/>
+        <w:numPr>
+          <w:ilvl w:val="0"/>
+          <w:numId w:val="9"/>
+        </w:numPr>
+        <w:ind w:left="426" w:hanging="426"/>
+        <w:jc w:val="both"/>
+      </w:pPr>
+      <w:r>
+        <w:t>From “New connection” window, press button “create new connection”</w:t>
+      </w:r>
+    </w:p>
+    <w:p>
+      <w:pPr>
+        <w:pStyle w:val="Paragrafoelenco"/>
+        <w:numPr>
+          <w:ilvl w:val="0"/>
+          <w:numId w:val="9"/>
+        </w:numPr>
+        <w:ind w:left="426" w:hanging="426"/>
+        <w:jc w:val="both"/>
+      </w:pPr>
+      <w:r>
+        <w:t>Close “connection settings” window</w:t>
+      </w:r>
+    </w:p>
+    <w:p>
+      <w:pPr>
+        <w:pStyle w:val="Paragrafoelenco"/>
+        <w:numPr>
+          <w:ilvl w:val="0"/>
+          <w:numId w:val="9"/>
+        </w:numPr>
+        <w:ind w:left="426" w:hanging="426"/>
+        <w:jc w:val="both"/>
+      </w:pPr>
+      <w:r>
+        <w:t>If ECUs vehicle are communicating, you will see related messages in the main window of Savvycan.</w:t>
+      </w:r>
+    </w:p>
+    <w:p>
+      <w:pPr>
+        <w:pStyle w:val="Paragrafoelenco"/>
+        <w:numPr>
+          <w:ilvl w:val="0"/>
+          <w:numId w:val="9"/>
+        </w:numPr>
+        <w:ind w:left="426" w:hanging="426"/>
+        <w:jc w:val="both"/>
+      </w:pPr>
+      <w:r>
+        <w:t>On the right side of the window it is possible to stop and clear capture, on the bottom right side of the window it is possible to filter shown messages</w:t>
+      </w:r>
+    </w:p>
+    <w:p>
+      <w:pPr>
+        <w:pStyle w:val="Paragrafoelenco"/>
+        <w:numPr>
+          <w:ilvl w:val="0"/>
+          <w:numId w:val="9"/>
+        </w:numPr>
+        <w:ind w:left="426" w:hanging="426"/>
+        <w:jc w:val="both"/>
+      </w:pPr>
+      <w:r>
+        <w:t>From top menu file, you can select Save Log File or Load Log File to save current recording or to open previously recorded messages.</w:t>
+      </w:r>
+    </w:p>
+    <w:p>
+      <w:pPr>
+        <w:pStyle w:val="Paragrafoelenco"/>
+        <w:numPr>
+          <w:ilvl w:val="0"/>
+          <w:numId w:val="9"/>
+        </w:numPr>
+        <w:ind w:left="426" w:hanging="426"/>
+        <w:jc w:val="both"/>
+      </w:pPr>
+      <w:r>
+        <w:t>From bottom central part of the main window you can send messages to the can bus (detailed instrucions in Savvycan repository</w:t>
+      </w:r>
+    </w:p>
+    <w:p>
+      <w:pPr>
+        <w:pStyle w:val="Paragrafoelenco"/>
+        <w:numPr>
+          <w:ilvl w:val="0"/>
+          <w:numId w:val="9"/>
+        </w:numPr>
+        <w:ind w:left="426" w:hanging="426"/>
+        <w:jc w:val="both"/>
+      </w:pPr>
+      <w:r>
+        <w:t>From menu RE TOOLS you can select sniffer to reach a window where you can analyze changing bytes upon specific events.</w:t>
+      </w:r>
+    </w:p>
+    <w:p>
+      <w:pPr>
+        <w:pStyle w:val="Paragrafoelenco"/>
+        <w:ind w:left="426"/>
+      </w:pPr>
+    </w:p>
+    <w:p>
+      <w:pPr>
+        <w:pStyle w:val="Titolo2"/>
+        <w:rPr>
+          <w:rStyle w:val="Enfasigrassetto"/>
+          <w:rFonts w:asciiTheme="minorHAnsi" w:hAnsiTheme="minorHAnsi" w:cstheme="minorHAnsi"/>
+          <w:color w:val="auto"/>
+        </w:rPr>
+      </w:pPr>
+      <w:bookmarkStart w:id="23" w:name="_Toc239527155"/>
+      <w:r>
+        <w:rPr>
+          <w:rStyle w:val="Enfasigrassetto"/>
+          <w:rFonts w:asciiTheme="minorHAnsi" w:hAnsiTheme="minorHAnsi" w:cstheme="minorHAnsi"/>
+          <w:color w:val="auto"/>
+        </w:rPr>
+        <w:lastRenderedPageBreak/>
+        <w:t>2.2.2</w:t>
+      </w:r>
+      <w:r>
+        <w:rPr>
+          <w:rStyle w:val="Enfasigrassetto"/>
+          <w:rFonts w:asciiTheme="minorHAnsi" w:hAnsiTheme="minorHAnsi" w:cstheme="minorHAnsi"/>
+          <w:color w:val="auto"/>
+        </w:rPr>
+        <w:tab/>
+        <w:t>Sniffer with original Firmware and proprietary app</w:t>
+      </w:r>
+      <w:bookmarkEnd w:id="23"/>
+    </w:p>
+    <w:p>
+      <w:pPr>
+        <w:ind w:left="426" w:hanging="426"/>
+        <w:jc w:val="both"/>
+      </w:pPr>
+      <w:r>
+        <w:rPr>
+          <w:b/>
+          <w:bCs/>
+        </w:rPr>
+        <w:t>Brief description:</w:t>
+      </w:r>
+      <w:r>
+        <w:t xml:space="preserve"> Act as a sniffer, connected to a Personal Computer or an Android smartphone, i.e. it is possible to record the messages present on the CAN bus</w:t>
+      </w:r>
+    </w:p>
+    <w:p>
+      <w:pPr>
+        <w:jc w:val="both"/>
+      </w:pPr>
+      <w:r>
+        <w:t>To sniff, it is necessary to:</w:t>
+      </w:r>
+    </w:p>
+    <w:p>
+      <w:pPr>
+        <w:pStyle w:val="Paragrafoelenco"/>
+        <w:numPr>
+          <w:ilvl w:val="0"/>
+          <w:numId w:val="28"/>
+        </w:numPr>
+        <w:jc w:val="both"/>
+      </w:pPr>
+      <w:r>
+        <w:t>connect a USB cable between the baccable and the PC, or to an Android smartphone (the USB connector to connect to must be chosen based on the bus you want to sniff from: C1 right connector, C2 central connector, BH left connector).</w:t>
+      </w:r>
+    </w:p>
+    <w:p>
+      <w:pPr>
+        <w:pStyle w:val="Paragrafoelenco"/>
+        <w:numPr>
+          <w:ilvl w:val="0"/>
+          <w:numId w:val="28"/>
+        </w:numPr>
+        <w:jc w:val="both"/>
+      </w:pPr>
+      <w:r>
+        <w:t>access the BACCABLE MAIN SETUP MENU, with the vehicle on, and select the SNIFFER function</w:t>
+      </w:r>
+    </w:p>
+    <w:p>
+      <w:pPr>
+        <w:pStyle w:val="Paragrafoelenco"/>
+        <w:numPr>
+          <w:ilvl w:val="0"/>
+          <w:numId w:val="28"/>
+        </w:numPr>
+        <w:jc w:val="both"/>
+      </w:pPr>
+      <w:r>
+        <w:t>select SAVE&amp;EXIT to save the setting</w:t>
+      </w:r>
+    </w:p>
+    <w:p>
+      <w:pPr>
+        <w:jc w:val="both"/>
+      </w:pPr>
+      <w:r>
+        <w:t>Right away the baccable will turn into a sniffer, sending packets to the PC (or smartphone).</w:t>
+      </w:r>
+    </w:p>
+    <w:p>
+      <w:pPr>
+        <w:jc w:val="both"/>
+      </w:pPr>
+      <w:r>
+        <w:t xml:space="preserve">On the smartphone or PC, the BACCABLE APP application must be installed, downloaded from the website </w:t>
+      </w:r>
+      <w:hyperlink r:id="rId36" w:history="1">
+        <w:r>
+          <w:rPr>
+            <w:rStyle w:val="Collegamentoipertestuale"/>
+          </w:rPr>
+          <w:t>https://www.tr3ma.com/baccable</w:t>
+        </w:r>
+      </w:hyperlink>
+    </w:p>
+    <w:p>
+      <w:pPr>
+        <w:jc w:val="both"/>
+      </w:pPr>
+      <w:r>
+        <w:rPr>
+          <w:b/>
+          <w:bCs/>
+        </w:rPr>
+        <w:t>Note1</w:t>
+      </w:r>
+      <w:r>
+        <w:t>: 10 seconds after disconnecting the USB cable, the baccable will go back to being just a baccable. If you want to sniff again, you will need to disconnect the baccable from the OBD port and then reconnect the USB cable followed by the OBD connector.</w:t>
+      </w:r>
+    </w:p>
+    <w:p>
+      <w:pPr>
+        <w:jc w:val="both"/>
+      </w:pPr>
+      <w:r>
+        <w:rPr>
+          <w:b/>
+          <w:bCs/>
+        </w:rPr>
+        <w:t>Note2</w:t>
+      </w:r>
+      <w:r>
+        <w:t>: if you are not using the sniffer, remember to disable it from the main setup menu, in order to reduce the effect of possible interference between the sniffer function and the immobilizer function during the first few seconds of operation.</w:t>
+      </w:r>
+    </w:p>
+    <w:p>
+      <w:pPr>
+        <w:jc w:val="both"/>
+      </w:pPr>
+      <w:r>
+        <w:t>The "BACCABLE APP" application is very intuitive to use:</w:t>
+      </w:r>
+    </w:p>
+    <w:p>
+      <w:pPr>
+        <w:pStyle w:val="Paragrafoelenco"/>
+        <w:numPr>
+          <w:ilvl w:val="0"/>
+          <w:numId w:val="26"/>
+        </w:numPr>
+        <w:jc w:val="both"/>
+      </w:pPr>
+      <w:r>
+        <w:t>When opened, select the SNIFFER item (grant the requested permissions)</w:t>
+      </w:r>
+    </w:p>
+    <w:p>
+      <w:pPr>
+        <w:pStyle w:val="Paragrafoelenco"/>
+        <w:jc w:val="both"/>
       </w:pPr>
       <w:r>
         <w:rPr>
           <w:noProof/>
-          <w:lang w:val="it-IT"/>
         </w:rPr>
         <mc:AlternateContent>
           <mc:Choice Requires="wps">
             <w:drawing>
-              <wp:anchor distT="0" distB="0" distL="114300" distR="114300" simplePos="0" relativeHeight="251667456" behindDoc="0" locked="0" layoutInCell="1" allowOverlap="1" wp14:anchorId="74F9D5C3" wp14:editId="2F8A8B35">
+              <wp:anchor distT="0" distB="0" distL="114300" distR="114300" simplePos="0" relativeHeight="251662336" behindDoc="0" locked="0" layoutInCell="1" allowOverlap="1" wp14:anchorId="530DBAAC" wp14:editId="1AB3C002">
                 <wp:simplePos x="0" y="0"/>
                 <wp:positionH relativeFrom="column">
-                  <wp:posOffset>4440613</wp:posOffset>
+                  <wp:posOffset>1390232</wp:posOffset>
                 </wp:positionH>
                 <wp:positionV relativeFrom="paragraph">
-                  <wp:posOffset>1626004</wp:posOffset>
+                  <wp:posOffset>1259437</wp:posOffset>
                 </wp:positionV>
-                <wp:extent cx="270163" cy="1059873"/>
-                <wp:effectExtent l="19050" t="19050" r="34925" b="26035"/>
+                <wp:extent cx="996176" cy="0"/>
+                <wp:effectExtent l="38100" t="76200" r="0" b="95250"/>
                 <wp:wrapNone/>
-                <wp:docPr id="350629310" name="Freccia in su 7"/>
+                <wp:docPr id="1615900605" name="Connettore 2 7"/>
                 <wp:cNvGraphicFramePr/>
                 <a:graphic xmlns:a="http://schemas.openxmlformats.org/drawingml/2006/main">
                   <a:graphicData uri="http://schemas.microsoft.com/office/word/2010/wordprocessingShape">
                     <wps:wsp>
-                      <wps:cNvSpPr/>
+                      <wps:cNvCnPr/>
                       <wps:spPr>
-                        <a:xfrm>
+                        <a:xfrm flipH="1">
                           <a:off x="0" y="0"/>
-                          <a:ext cx="270163" cy="1059873"/>
+                          <a:ext cx="996176" cy="0"/>
                         </a:xfrm>
-                        <a:prstGeom prst="upArrow">
+                        <a:prstGeom prst="straightConnector1">
                           <a:avLst/>
                         </a:prstGeom>
+                        <a:ln>
+                          <a:tailEnd type="triangle"/>
+                        </a:ln>
                       </wps:spPr>
                       <wps:style>
-                        <a:lnRef idx="2">
-                          <a:schemeClr val="accent2">
-                            <a:shade val="15000"/>
-                          </a:schemeClr>
+                        <a:lnRef idx="3">
+                          <a:schemeClr val="accent2"/>
                         </a:lnRef>
-                        <a:fillRef idx="1">
+                        <a:fillRef idx="0">
                           <a:schemeClr val="accent2"/>
                         </a:fillRef>
-                        <a:effectRef idx="0">
+                        <a:effectRef idx="2">
                           <a:schemeClr val="accent2"/>
                         </a:effectRef>
                         <a:fontRef idx="minor">
-                          <a:schemeClr val="lt1"/>
+                          <a:schemeClr val="tx1"/>
                         </a:fontRef>
                       </wps:style>
-                      <wps:bodyPr rot="0" spcFirstLastPara="0" vertOverflow="overflow" horzOverflow="overflow" vert="horz" wrap="square" lIns="91440" tIns="45720" rIns="91440" bIns="45720" numCol="1" spcCol="0" rtlCol="0" fromWordArt="0" anchor="ctr" anchorCtr="0" forceAA="0" compatLnSpc="1">
-                        <a:prstTxWarp prst="textNoShape">
-                          <a:avLst/>
-                        </a:prstTxWarp>
-                        <a:noAutofit/>
-                      </wps:bodyPr>
+                      <wps:bodyPr/>
                     </wps:wsp>
                   </a:graphicData>
                 </a:graphic>
@@ -8795,7 +10054,9 @@
           </mc:Choice>
           <mc:Fallback>
             <w:pict>
-              <v:shape w14:anchorId="50E73495" id="Freccia in su 7" o:spid="_x0000_s1026" type="#_x0000_t68" style="position:absolute;margin-left:349.65pt;margin-top:128.05pt;width:21.25pt;height:83.45pt;z-index:251667456;visibility:visible;mso-wrap-style:square;mso-wrap-distance-left:9pt;mso-wrap-distance-top:0;mso-wrap-distance-right:9pt;mso-wrap-distance-bottom:0;mso-position-horizontal:absolute;mso-position-horizontal-relative:text;mso-position-vertical:absolute;mso-position-vertical-relative:text;v-text-anchor:middle" o:gfxdata="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" adj="2753" fillcolor="#ed7d31 [3205]" strokecolor="#261103 [485]" strokeweight="1pt"/>
+              <v:shape w14:anchorId="34980A92" id="Connettore 2 7" o:spid="_x0000_s1026" type="#_x0000_t32" style="position:absolute;margin-left:109.45pt;margin-top:99.15pt;width:78.45pt;height:0;flip:x;z-index:251662336;visibility:visible;mso-wrap-style:square;mso-wrap-distance-left:9pt;mso-wrap-distance-top:0;mso-wrap-distance-right:9pt;mso-wrap-distance-bottom:0;mso-position-horizontal:absolute;mso-position-horizontal-relative:text;mso-position-vertical:absolute;mso-position-vertical-relative:text" o:gfxdata="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" strokecolor="#ed7d31 [3205]" strokeweight="1.5pt">
+                <v:stroke endarrow="block" joinstyle="miter"/>
+              </v:shape>
             </w:pict>
           </mc:Fallback>
         </mc:AlternateContent>
@@ -8803,82 +10064,12 @@
       <w:r>
         <w:rPr>
           <w:noProof/>
-          <w:lang w:val="it-IT"/>
-        </w:rPr>
-        <mc:AlternateContent>
-          <mc:Choice Requires="wps">
-            <w:drawing>
-              <wp:anchor distT="0" distB="0" distL="114300" distR="114300" simplePos="0" relativeHeight="251666432" behindDoc="0" locked="0" layoutInCell="1" allowOverlap="1" wp14:anchorId="710B4359" wp14:editId="58239807">
-                <wp:simplePos x="0" y="0"/>
-                <wp:positionH relativeFrom="column">
-                  <wp:posOffset>699828</wp:posOffset>
-                </wp:positionH>
-                <wp:positionV relativeFrom="paragraph">
-                  <wp:posOffset>1501313</wp:posOffset>
-                </wp:positionV>
-                <wp:extent cx="1198418" cy="284018"/>
-                <wp:effectExtent l="19050" t="19050" r="20955" b="40005"/>
-                <wp:wrapNone/>
-                <wp:docPr id="116951723" name="Freccia a sinistra 6"/>
-                <wp:cNvGraphicFramePr/>
-                <a:graphic xmlns:a="http://schemas.openxmlformats.org/drawingml/2006/main">
-                  <a:graphicData uri="http://schemas.microsoft.com/office/word/2010/wordprocessingShape">
-                    <wps:wsp>
-                      <wps:cNvSpPr/>
-                      <wps:spPr>
-                        <a:xfrm>
-                          <a:off x="0" y="0"/>
-                          <a:ext cx="1198418" cy="284018"/>
-                        </a:xfrm>
-                        <a:prstGeom prst="leftArrow">
-                          <a:avLst/>
-                        </a:prstGeom>
-                      </wps:spPr>
-                      <wps:style>
-                        <a:lnRef idx="2">
-                          <a:schemeClr val="accent2">
-                            <a:shade val="15000"/>
-                          </a:schemeClr>
-                        </a:lnRef>
-                        <a:fillRef idx="1">
-                          <a:schemeClr val="accent2"/>
-                        </a:fillRef>
-                        <a:effectRef idx="0">
-                          <a:schemeClr val="accent2"/>
-                        </a:effectRef>
-                        <a:fontRef idx="minor">
-                          <a:schemeClr val="lt1"/>
-                        </a:fontRef>
-                      </wps:style>
-                      <wps:bodyPr rot="0" spcFirstLastPara="0" vertOverflow="overflow" horzOverflow="overflow" vert="horz" wrap="square" lIns="91440" tIns="45720" rIns="91440" bIns="45720" numCol="1" spcCol="0" rtlCol="0" fromWordArt="0" anchor="ctr" anchorCtr="0" forceAA="0" compatLnSpc="1">
-                        <a:prstTxWarp prst="textNoShape">
-                          <a:avLst/>
-                        </a:prstTxWarp>
-                        <a:noAutofit/>
-                      </wps:bodyPr>
-                    </wps:wsp>
-                  </a:graphicData>
-                </a:graphic>
-              </wp:anchor>
-            </w:drawing>
-          </mc:Choice>
-          <mc:Fallback>
-            <w:pict>
-              <v:shape w14:anchorId="1DAE8946" id="Freccia a sinistra 6" o:spid="_x0000_s1026" type="#_x0000_t66" style="position:absolute;margin-left:55.1pt;margin-top:118.2pt;width:94.35pt;height:22.35pt;z-index:251666432;visibility:visible;mso-wrap-style:square;mso-wrap-distance-left:9pt;mso-wrap-distance-top:0;mso-wrap-distance-right:9pt;mso-wrap-distance-bottom:0;mso-position-horizontal:absolute;mso-position-horizontal-relative:text;mso-position-vertical:absolute;mso-position-vertical-relative:text;v-text-anchor:middle" o:gfxdata="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" adj="2560" fillcolor="#ed7d31 [3205]" strokecolor="#261103 [485]" strokeweight="1pt"/>
-            </w:pict>
-          </mc:Fallback>
-        </mc:AlternateContent>
-      </w:r>
-      <w:r>
-        <w:rPr>
-          <w:noProof/>
-          <w:lang w:val="it-IT"/>
         </w:rPr>
         <w:drawing>
-          <wp:inline distT="0" distB="0" distL="0" distR="0" wp14:anchorId="688C378E" wp14:editId="663C3BD1">
-            <wp:extent cx="5939790" cy="2957945"/>
-            <wp:effectExtent l="0" t="0" r="3810" b="0"/>
-            <wp:docPr id="843166932" name="Immagine 1"/>
+          <wp:inline distT="0" distB="0" distL="0" distR="0" wp14:anchorId="2308E517" wp14:editId="274977BA">
+            <wp:extent cx="988741" cy="1500052"/>
+            <wp:effectExtent l="0" t="0" r="1905" b="5080"/>
+            <wp:docPr id="841656719" name="Immagine 1"/>
             <wp:cNvGraphicFramePr>
               <a:graphicFrameLocks xmlns:a="http://schemas.openxmlformats.org/drawingml/2006/main" noChangeAspect="1"/>
             </wp:cNvGraphicFramePr>
@@ -8886,22 +10077,31 @@
               <a:graphicData uri="http://schemas.openxmlformats.org/drawingml/2006/picture">
                 <pic:pic xmlns:pic="http://schemas.openxmlformats.org/drawingml/2006/picture">
                   <pic:nvPicPr>
-                    <pic:cNvPr id="843166932" name=""/>
-                    <pic:cNvPicPr/>
+                    <pic:cNvPr id="0" name="Picture 1"/>
+                    <pic:cNvPicPr>
+                      <a:picLocks noChangeAspect="1" noChangeArrowheads="1"/>
+                    </pic:cNvPicPr>
                   </pic:nvPicPr>
                   <pic:blipFill rotWithShape="1">
-                    <a:blip r:embed="rId29"/>
-                    <a:srcRect b="37858"/>
+                    <a:blip r:embed="rId32" cstate="print">
+                      <a:extLst>
+                        <a:ext uri="{28A0092B-C50C-407E-A947-70E740481C1C}">
+                          <a14:useLocalDpi xmlns:a14="http://schemas.microsoft.com/office/drawing/2010/main" val="0"/>
+                        </a:ext>
+                      </a:extLst>
+                    </a:blip>
+                    <a:srcRect t="18543" b="13320"/>
                     <a:stretch/>
                   </pic:blipFill>
                   <pic:spPr bwMode="auto">
                     <a:xfrm>
                       <a:off x="0" y="0"/>
-                      <a:ext cx="5939790" cy="2957945"/>
+                      <a:ext cx="1010800" cy="1533518"/>
                     </a:xfrm>
                     <a:prstGeom prst="rect">
                       <a:avLst/>
                     </a:prstGeom>
+                    <a:noFill/>
                     <a:ln>
                       <a:noFill/>
                     </a:ln>
@@ -8921,45 +10121,19 @@
     <w:p>
       <w:pPr>
         <w:pStyle w:val="Paragrafoelenco"/>
-        <w:rPr>
-          <w:lang w:val="it-IT"/>
-        </w:rPr>
-      </w:pPr>
-    </w:p>
-    <w:p>
-      <w:pPr>
-        <w:pStyle w:val="Paragrafoelenco"/>
         <w:numPr>
           <w:ilvl w:val="0"/>
-          <w:numId w:val="22"/>
+          <w:numId w:val="26"/>
         </w:numPr>
-        <w:spacing w:line="278" w:lineRule="auto"/>
-      </w:pPr>
-      <w:r>
-        <w:t>Select the .elf file you want to upload, based on the connector to which you are connected (as indicated in paragraph 1.11).</w:t>
+        <w:jc w:val="both"/>
+      </w:pPr>
+      <w:r>
+        <w:t>a connection button is present at the top.</w:t>
       </w:r>
     </w:p>
     <w:p>
       <w:pPr>
         <w:pStyle w:val="Paragrafoelenco"/>
-        <w:numPr>
-          <w:ilvl w:val="0"/>
-          <w:numId w:val="22"/>
-        </w:numPr>
-        <w:spacing w:line="278" w:lineRule="auto"/>
-      </w:pPr>
-      <w:r>
-        <w:t>Select the "Verify Programming" option and press the START PROGRAMMING button.</w:t>
-      </w:r>
-    </w:p>
-    <w:p>
-      <w:pPr>
-        <w:pStyle w:val="Paragrafoelenco"/>
-      </w:pPr>
-    </w:p>
-    <w:p>
-      <w:pPr>
-        <w:pStyle w:val="Paragrafoelenco"/>
         <w:rPr>
           <w:lang w:val="it-IT"/>
         </w:rPr>
@@ -8967,131 +10141,54 @@
       <w:r>
         <w:rPr>
           <w:noProof/>
-          <w:lang w:val="it-IT"/>
         </w:rPr>
         <mc:AlternateContent>
           <mc:Choice Requires="wps">
             <w:drawing>
-              <wp:anchor distT="0" distB="0" distL="114300" distR="114300" simplePos="0" relativeHeight="251669504" behindDoc="0" locked="0" layoutInCell="1" allowOverlap="1" wp14:anchorId="2FCFBD15" wp14:editId="4F95A7A5">
+              <wp:anchor distT="0" distB="0" distL="114300" distR="114300" simplePos="0" relativeHeight="251664384" behindDoc="0" locked="0" layoutInCell="1" allowOverlap="1" wp14:anchorId="20281F10" wp14:editId="3E3C5C4A">
                 <wp:simplePos x="0" y="0"/>
                 <wp:positionH relativeFrom="column">
-                  <wp:posOffset>1069785</wp:posOffset>
+                  <wp:posOffset>1114164</wp:posOffset>
                 </wp:positionH>
                 <wp:positionV relativeFrom="paragraph">
-                  <wp:posOffset>2898918</wp:posOffset>
+                  <wp:posOffset>292511</wp:posOffset>
                 </wp:positionV>
-                <wp:extent cx="1717964" cy="432421"/>
-                <wp:effectExtent l="0" t="342900" r="0" b="368300"/>
+                <wp:extent cx="543858" cy="209176"/>
+                <wp:effectExtent l="0" t="38100" r="66040" b="19685"/>
                 <wp:wrapNone/>
-                <wp:docPr id="1209794124" name="Freccia a sinistra 9"/>
+                <wp:docPr id="1215320831" name="Connettore 2 7"/>
                 <wp:cNvGraphicFramePr/>
                 <a:graphic xmlns:a="http://schemas.openxmlformats.org/drawingml/2006/main">
                   <a:graphicData uri="http://schemas.microsoft.com/office/word/2010/wordprocessingShape">
                     <wps:wsp>
-                      <wps:cNvSpPr/>
+                      <wps:cNvCnPr/>
                       <wps:spPr>
-                        <a:xfrm rot="1985016">
+                        <a:xfrm flipV="1">
                           <a:off x="0" y="0"/>
-                          <a:ext cx="1717964" cy="432421"/>
+                          <a:ext cx="543858" cy="209176"/>
                         </a:xfrm>
-                        <a:prstGeom prst="leftArrow">
+                        <a:prstGeom prst="straightConnector1">
                           <a:avLst/>
                         </a:prstGeom>
+                        <a:ln>
+                          <a:tailEnd type="triangle"/>
+                        </a:ln>
                       </wps:spPr>
                       <wps:style>
-                        <a:lnRef idx="2">
-                          <a:schemeClr val="accent2">
-                            <a:shade val="15000"/>
-                          </a:schemeClr>
+                        <a:lnRef idx="3">
+                          <a:schemeClr val="accent2"/>
                         </a:lnRef>
-                        <a:fillRef idx="1">
+                        <a:fillRef idx="0">
                           <a:schemeClr val="accent2"/>
                         </a:fillRef>
-                        <a:effectRef idx="0">
+                        <a:effectRef idx="2">
                           <a:schemeClr val="accent2"/>
                         </a:effectRef>
                         <a:fontRef idx="minor">
-                          <a:schemeClr val="lt1"/>
+                          <a:schemeClr val="tx1"/>
                         </a:fontRef>
                       </wps:style>
-                      <wps:bodyPr rot="0" spcFirstLastPara="0" vertOverflow="overflow" horzOverflow="overflow" vert="horz" wrap="square" lIns="91440" tIns="45720" rIns="91440" bIns="45720" numCol="1" spcCol="0" rtlCol="0" fromWordArt="0" anchor="ctr" anchorCtr="0" forceAA="0" compatLnSpc="1">
-                        <a:prstTxWarp prst="textNoShape">
-                          <a:avLst/>
-                        </a:prstTxWarp>
-                        <a:noAutofit/>
-                      </wps:bodyPr>
-                    </wps:wsp>
-                  </a:graphicData>
-                </a:graphic>
-                <wp14:sizeRelV relativeFrom="margin">
-                  <wp14:pctHeight>0</wp14:pctHeight>
-                </wp14:sizeRelV>
-              </wp:anchor>
-            </w:drawing>
-          </mc:Choice>
-          <mc:Fallback>
-            <w:pict>
-              <v:shape w14:anchorId="106486CC" id="Freccia a sinistra 9" o:spid="_x0000_s1026" type="#_x0000_t66" style="position:absolute;margin-left:84.25pt;margin-top:228.25pt;width:135.25pt;height:34.05pt;rotation:2168167fd;z-index:251669504;visibility:visible;mso-wrap-style:square;mso-height-percent:0;mso-wrap-distance-left:9pt;mso-wrap-distance-top:0;mso-wrap-distance-right:9pt;mso-wrap-distance-bottom:0;mso-position-horizontal:absolute;mso-position-horizontal-relative:text;mso-position-vertical:absolute;mso-position-vertical-relative:text;mso-height-percent:0;mso-height-relative:margin;v-text-anchor:middle" o:gfxdata="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" adj="2718" fillcolor="#ed7d31 [3205]" strokecolor="#261103 [485]" strokeweight="1pt"/>
-            </w:pict>
-          </mc:Fallback>
-        </mc:AlternateContent>
-      </w:r>
-      <w:r>
-        <w:rPr>
-          <w:noProof/>
-          <w:lang w:val="it-IT"/>
-        </w:rPr>
-        <mc:AlternateContent>
-          <mc:Choice Requires="wps">
-            <w:drawing>
-              <wp:anchor distT="0" distB="0" distL="114300" distR="114300" simplePos="0" relativeHeight="251668480" behindDoc="0" locked="0" layoutInCell="1" allowOverlap="1" wp14:anchorId="3B4D36B0" wp14:editId="1C37DE4C">
-                <wp:simplePos x="0" y="0"/>
-                <wp:positionH relativeFrom="column">
-                  <wp:posOffset>4295140</wp:posOffset>
-                </wp:positionH>
-                <wp:positionV relativeFrom="paragraph">
-                  <wp:posOffset>2091805</wp:posOffset>
-                </wp:positionV>
-                <wp:extent cx="394855" cy="1039091"/>
-                <wp:effectExtent l="19050" t="0" r="24765" b="46990"/>
-                <wp:wrapNone/>
-                <wp:docPr id="1144259523" name="Freccia in giù 8"/>
-                <wp:cNvGraphicFramePr/>
-                <a:graphic xmlns:a="http://schemas.openxmlformats.org/drawingml/2006/main">
-                  <a:graphicData uri="http://schemas.microsoft.com/office/word/2010/wordprocessingShape">
-                    <wps:wsp>
-                      <wps:cNvSpPr/>
-                      <wps:spPr>
-                        <a:xfrm>
-                          <a:off x="0" y="0"/>
-                          <a:ext cx="394855" cy="1039091"/>
-                        </a:xfrm>
-                        <a:prstGeom prst="downArrow">
-                          <a:avLst/>
-                        </a:prstGeom>
-                      </wps:spPr>
-                      <wps:style>
-                        <a:lnRef idx="2">
-                          <a:schemeClr val="accent2">
-                            <a:shade val="15000"/>
-                          </a:schemeClr>
-                        </a:lnRef>
-                        <a:fillRef idx="1">
-                          <a:schemeClr val="accent2"/>
-                        </a:fillRef>
-                        <a:effectRef idx="0">
-                          <a:schemeClr val="accent2"/>
-                        </a:effectRef>
-                        <a:fontRef idx="minor">
-                          <a:schemeClr val="lt1"/>
-                        </a:fontRef>
-                      </wps:style>
-                      <wps:bodyPr rot="0" spcFirstLastPara="0" vertOverflow="overflow" horzOverflow="overflow" vert="horz" wrap="square" lIns="91440" tIns="45720" rIns="91440" bIns="45720" numCol="1" spcCol="0" rtlCol="0" fromWordArt="0" anchor="ctr" anchorCtr="0" forceAA="0" compatLnSpc="1">
-                        <a:prstTxWarp prst="textNoShape">
-                          <a:avLst/>
-                        </a:prstTxWarp>
-                        <a:noAutofit/>
-                      </wps:bodyPr>
+                      <wps:bodyPr/>
                     </wps:wsp>
                   </a:graphicData>
                 </a:graphic>
@@ -9100,23 +10197,9 @@
           </mc:Choice>
           <mc:Fallback>
             <w:pict>
-              <v:shapetype w14:anchorId="0668CD7B" id="_x0000_t67" coordsize="21600,21600" o:spt="67" adj="16200,5400" path="m0@0l@1@0@1,0@2,0@2@0,21600@0,10800,21600xe">
-                <v:stroke joinstyle="miter"/>
-                <v:formulas>
-                  <v:f eqn="val #0"/>
-                  <v:f eqn="val #1"/>
-                  <v:f eqn="sum height 0 #1"/>
-                  <v:f eqn="sum 10800 0 #1"/>
-                  <v:f eqn="sum width 0 #0"/>
-                  <v:f eqn="prod @4 @3 10800"/>
-                  <v:f eqn="sum width 0 @5"/>
-                </v:formulas>
-                <v:path o:connecttype="custom" o:connectlocs="10800,0;0,@0;10800,21600;21600,@0" o:connectangles="270,180,90,0" textboxrect="@1,0,@2,@6"/>
-                <v:handles>
-                  <v:h position="#1,#0" xrange="0,10800" yrange="0,21600"/>
-                </v:handles>
-              </v:shapetype>
-              <v:shape id="Freccia in giù 8" o:spid="_x0000_s1026" type="#_x0000_t67" style="position:absolute;margin-left:338.2pt;margin-top:164.7pt;width:31.1pt;height:81.8pt;z-index:251668480;visibility:visible;mso-wrap-style:square;mso-wrap-distance-left:9pt;mso-wrap-distance-top:0;mso-wrap-distance-right:9pt;mso-wrap-distance-bottom:0;mso-position-horizontal:absolute;mso-position-horizontal-relative:text;mso-position-vertical:absolute;mso-position-vertical-relative:text;v-text-anchor:middle" o:gfxdata="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" adj="17496" fillcolor="#ed7d31 [3205]" strokecolor="#261103 [485]" strokeweight="1pt"/>
+              <v:shape w14:anchorId="4AE1A239" id="Connettore 2 7" o:spid="_x0000_s1026" type="#_x0000_t32" style="position:absolute;margin-left:87.75pt;margin-top:23.05pt;width:42.8pt;height:16.45pt;flip:y;z-index:251664384;visibility:visible;mso-wrap-style:square;mso-wrap-distance-left:9pt;mso-wrap-distance-top:0;mso-wrap-distance-right:9pt;mso-wrap-distance-bottom:0;mso-position-horizontal:absolute;mso-position-horizontal-relative:text;mso-position-vertical:absolute;mso-position-vertical-relative:text" o:gfxdata="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" strokecolor="#ed7d31 [3205]" strokeweight="1.5pt">
+                <v:stroke endarrow="block" joinstyle="miter"/>
+              </v:shape>
             </w:pict>
           </mc:Fallback>
         </mc:AlternateContent>
@@ -9124,13 +10207,12 @@
       <w:r>
         <w:rPr>
           <w:noProof/>
-          <w:lang w:val="it-IT"/>
         </w:rPr>
         <w:drawing>
-          <wp:inline distT="0" distB="0" distL="0" distR="0" wp14:anchorId="2657D3B7" wp14:editId="1261DF9C">
-            <wp:extent cx="5939790" cy="3519054"/>
-            <wp:effectExtent l="0" t="0" r="3810" b="5715"/>
-            <wp:docPr id="843722199" name="Immagine 1"/>
+          <wp:inline distT="0" distB="0" distL="0" distR="0" wp14:anchorId="2CAD548E" wp14:editId="1091A4FB">
+            <wp:extent cx="2354846" cy="394447"/>
+            <wp:effectExtent l="0" t="0" r="7620" b="5715"/>
+            <wp:docPr id="15268112" name="Immagine 6"/>
             <wp:cNvGraphicFramePr>
               <a:graphicFrameLocks xmlns:a="http://schemas.openxmlformats.org/drawingml/2006/main" noChangeAspect="1"/>
             </wp:cNvGraphicFramePr>
@@ -9138,22 +10220,31 @@
               <a:graphicData uri="http://schemas.openxmlformats.org/drawingml/2006/picture">
                 <pic:pic xmlns:pic="http://schemas.openxmlformats.org/drawingml/2006/picture">
                   <pic:nvPicPr>
-                    <pic:cNvPr id="843166932" name=""/>
-                    <pic:cNvPicPr/>
+                    <pic:cNvPr id="0" name="Picture 11"/>
+                    <pic:cNvPicPr>
+                      <a:picLocks noChangeAspect="1" noChangeArrowheads="1"/>
+                    </pic:cNvPicPr>
                   </pic:nvPicPr>
                   <pic:blipFill rotWithShape="1">
-                    <a:blip r:embed="rId29"/>
-                    <a:srcRect b="26069"/>
+                    <a:blip r:embed="rId37" cstate="print">
+                      <a:extLst>
+                        <a:ext uri="{28A0092B-C50C-407E-A947-70E740481C1C}">
+                          <a14:useLocalDpi xmlns:a14="http://schemas.microsoft.com/office/drawing/2010/main" val="0"/>
+                        </a:ext>
+                      </a:extLst>
+                    </a:blip>
+                    <a:srcRect t="4330" b="88146"/>
                     <a:stretch/>
                   </pic:blipFill>
                   <pic:spPr bwMode="auto">
                     <a:xfrm>
                       <a:off x="0" y="0"/>
-                      <a:ext cx="5939790" cy="3519054"/>
+                      <a:ext cx="2360747" cy="395436"/>
                     </a:xfrm>
                     <a:prstGeom prst="rect">
                       <a:avLst/>
                     </a:prstGeom>
+                    <a:noFill/>
                     <a:ln>
                       <a:noFill/>
                     </a:ln>
@@ -9169,35 +10260,29 @@
           </wp:inline>
         </w:drawing>
       </w:r>
-      <w:r>
-        <w:rPr>
-          <w:lang w:val="it-IT"/>
-        </w:rPr>
-        <w:br w:type="page"/>
-      </w:r>
+    </w:p>
+    <w:p>
+      <w:pPr>
+        <w:pStyle w:val="Paragrafoelenco"/>
+        <w:jc w:val="both"/>
+      </w:pPr>
     </w:p>
     <w:p>
       <w:pPr>
         <w:pStyle w:val="Paragrafoelenco"/>
         <w:numPr>
           <w:ilvl w:val="0"/>
-          <w:numId w:val="22"/>
+          <w:numId w:val="26"/>
         </w:numPr>
-        <w:spacing w:line="278" w:lineRule="auto"/>
-      </w:pPr>
-      <w:r>
-        <w:lastRenderedPageBreak/>
-        <w:t>At the end of the programming process, press OK on the two confirmation popups regarding successful programming, then press DISCONNECT.</w:t>
+        <w:jc w:val="both"/>
+      </w:pPr>
+      <w:r>
+        <w:t>a button is present at the top to apply a filter to the packets</w:t>
       </w:r>
     </w:p>
     <w:p>
       <w:pPr>
         <w:pStyle w:val="Paragrafoelenco"/>
-      </w:pPr>
-    </w:p>
-    <w:p>
-      <w:pPr>
-        <w:pStyle w:val="Paragrafoelenco"/>
         <w:rPr>
           <w:lang w:val="it-IT"/>
         </w:rPr>
@@ -9205,59 +10290,54 @@
       <w:r>
         <w:rPr>
           <w:noProof/>
-          <w:lang w:val="it-IT"/>
         </w:rPr>
         <mc:AlternateContent>
           <mc:Choice Requires="wps">
             <w:drawing>
-              <wp:anchor distT="0" distB="0" distL="114300" distR="114300" simplePos="0" relativeHeight="251670528" behindDoc="0" locked="0" layoutInCell="1" allowOverlap="1" wp14:anchorId="4FCC2C20" wp14:editId="66C5BA43">
+              <wp:anchor distT="0" distB="0" distL="114300" distR="114300" simplePos="0" relativeHeight="251666432" behindDoc="0" locked="0" layoutInCell="1" allowOverlap="1" wp14:anchorId="5AA2D1A5" wp14:editId="543CAF9D">
                 <wp:simplePos x="0" y="0"/>
                 <wp:positionH relativeFrom="column">
-                  <wp:posOffset>3443085</wp:posOffset>
+                  <wp:posOffset>1507800</wp:posOffset>
                 </wp:positionH>
                 <wp:positionV relativeFrom="paragraph">
-                  <wp:posOffset>1390996</wp:posOffset>
+                  <wp:posOffset>269797</wp:posOffset>
                 </wp:positionV>
-                <wp:extent cx="401782" cy="1295400"/>
-                <wp:effectExtent l="19050" t="19050" r="36830" b="19050"/>
+                <wp:extent cx="543858" cy="209176"/>
+                <wp:effectExtent l="0" t="38100" r="66040" b="19685"/>
                 <wp:wrapNone/>
-                <wp:docPr id="2010948517" name="Freccia in su 10"/>
+                <wp:docPr id="225197468" name="Connettore 2 7"/>
                 <wp:cNvGraphicFramePr/>
                 <a:graphic xmlns:a="http://schemas.openxmlformats.org/drawingml/2006/main">
                   <a:graphicData uri="http://schemas.microsoft.com/office/word/2010/wordprocessingShape">
                     <wps:wsp>
-                      <wps:cNvSpPr/>
+                      <wps:cNvCnPr/>
                       <wps:spPr>
-                        <a:xfrm>
+                        <a:xfrm flipV="1">
                           <a:off x="0" y="0"/>
-                          <a:ext cx="401782" cy="1295400"/>
+                          <a:ext cx="543858" cy="209176"/>
                         </a:xfrm>
-                        <a:prstGeom prst="upArrow">
+                        <a:prstGeom prst="straightConnector1">
                           <a:avLst/>
                         </a:prstGeom>
+                        <a:ln>
+                          <a:tailEnd type="triangle"/>
+                        </a:ln>
                       </wps:spPr>
                       <wps:style>
-                        <a:lnRef idx="2">
-                          <a:schemeClr val="accent2">
-                            <a:shade val="15000"/>
-                          </a:schemeClr>
+                        <a:lnRef idx="3">
+                          <a:schemeClr val="accent2"/>
                         </a:lnRef>
-                        <a:fillRef idx="1">
+                        <a:fillRef idx="0">
                           <a:schemeClr val="accent2"/>
                         </a:fillRef>
-                        <a:effectRef idx="0">
+                        <a:effectRef idx="2">
                           <a:schemeClr val="accent2"/>
                         </a:effectRef>
                         <a:fontRef idx="minor">
-                          <a:schemeClr val="lt1"/>
+                          <a:schemeClr val="tx1"/>
                         </a:fontRef>
                       </wps:style>
-                      <wps:bodyPr rot="0" spcFirstLastPara="0" vertOverflow="overflow" horzOverflow="overflow" vert="horz" wrap="square" lIns="91440" tIns="45720" rIns="91440" bIns="45720" numCol="1" spcCol="0" rtlCol="0" fromWordArt="0" anchor="ctr" anchorCtr="0" forceAA="0" compatLnSpc="1">
-                        <a:prstTxWarp prst="textNoShape">
-                          <a:avLst/>
-                        </a:prstTxWarp>
-                        <a:noAutofit/>
-                      </wps:bodyPr>
+                      <wps:bodyPr/>
                     </wps:wsp>
                   </a:graphicData>
                 </a:graphic>
@@ -9266,7 +10346,9 @@
           </mc:Choice>
           <mc:Fallback>
             <w:pict>
-              <v:shape w14:anchorId="01519DF5" id="Freccia in su 10" o:spid="_x0000_s1026" type="#_x0000_t68" style="position:absolute;margin-left:271.1pt;margin-top:109.55pt;width:31.65pt;height:102pt;z-index:251670528;visibility:visible;mso-wrap-style:square;mso-wrap-distance-left:9pt;mso-wrap-distance-top:0;mso-wrap-distance-right:9pt;mso-wrap-distance-bottom:0;mso-position-horizontal:absolute;mso-position-horizontal-relative:text;mso-position-vertical:absolute;mso-position-vertical-relative:text;v-text-anchor:middle" o:gfxdata="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" adj="3350" fillcolor="#ed7d31 [3205]" strokecolor="#261103 [485]" strokeweight="1pt"/>
+              <v:shape w14:anchorId="40C10377" id="Connettore 2 7" o:spid="_x0000_s1026" type="#_x0000_t32" style="position:absolute;margin-left:118.7pt;margin-top:21.25pt;width:42.8pt;height:16.45pt;flip:y;z-index:251666432;visibility:visible;mso-wrap-style:square;mso-wrap-distance-left:9pt;mso-wrap-distance-top:0;mso-wrap-distance-right:9pt;mso-wrap-distance-bottom:0;mso-position-horizontal:absolute;mso-position-horizontal-relative:text;mso-position-vertical:absolute;mso-position-vertical-relative:text" o:gfxdata="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" strokecolor="#ed7d31 [3205]" strokeweight="1.5pt">
+                <v:stroke endarrow="block" joinstyle="miter"/>
+              </v:shape>
             </w:pict>
           </mc:Fallback>
         </mc:AlternateContent>
@@ -9274,13 +10356,12 @@
       <w:r>
         <w:rPr>
           <w:noProof/>
-          <w:lang w:val="it-IT"/>
         </w:rPr>
         <w:drawing>
-          <wp:inline distT="0" distB="0" distL="0" distR="0" wp14:anchorId="4A879918" wp14:editId="4F09181E">
-            <wp:extent cx="4076037" cy="3060296"/>
-            <wp:effectExtent l="0" t="0" r="1270" b="6985"/>
-            <wp:docPr id="1799200996" name="Immagine 1"/>
+          <wp:inline distT="0" distB="0" distL="0" distR="0" wp14:anchorId="5AEE317F" wp14:editId="7EEDBCE9">
+            <wp:extent cx="2354846" cy="394447"/>
+            <wp:effectExtent l="0" t="0" r="7620" b="5715"/>
+            <wp:docPr id="1872246783" name="Immagine 6"/>
             <wp:cNvGraphicFramePr>
               <a:graphicFrameLocks xmlns:a="http://schemas.openxmlformats.org/drawingml/2006/main" noChangeAspect="1"/>
             </wp:cNvGraphicFramePr>
@@ -9288,23 +10369,39 @@
               <a:graphicData uri="http://schemas.openxmlformats.org/drawingml/2006/picture">
                 <pic:pic xmlns:pic="http://schemas.openxmlformats.org/drawingml/2006/picture">
                   <pic:nvPicPr>
-                    <pic:cNvPr id="1799200996" name=""/>
-                    <pic:cNvPicPr/>
+                    <pic:cNvPr id="0" name="Picture 11"/>
+                    <pic:cNvPicPr>
+                      <a:picLocks noChangeAspect="1" noChangeArrowheads="1"/>
+                    </pic:cNvPicPr>
                   </pic:nvPicPr>
-                  <pic:blipFill>
-                    <a:blip r:embed="rId30"/>
-                    <a:stretch>
-                      <a:fillRect/>
-                    </a:stretch>
+                  <pic:blipFill rotWithShape="1">
+                    <a:blip r:embed="rId37" cstate="print">
+                      <a:extLst>
+                        <a:ext uri="{28A0092B-C50C-407E-A947-70E740481C1C}">
+                          <a14:useLocalDpi xmlns:a14="http://schemas.microsoft.com/office/drawing/2010/main" val="0"/>
+                        </a:ext>
+                      </a:extLst>
+                    </a:blip>
+                    <a:srcRect t="4330" b="88146"/>
+                    <a:stretch/>
                   </pic:blipFill>
-                  <pic:spPr>
+                  <pic:spPr bwMode="auto">
                     <a:xfrm>
                       <a:off x="0" y="0"/>
-                      <a:ext cx="4086701" cy="3068302"/>
+                      <a:ext cx="2360747" cy="395436"/>
                     </a:xfrm>
                     <a:prstGeom prst="rect">
                       <a:avLst/>
                     </a:prstGeom>
+                    <a:noFill/>
+                    <a:ln>
+                      <a:noFill/>
+                    </a:ln>
+                    <a:extLst>
+                      <a:ext uri="{53640926-AAD7-44D8-BBD7-CCE9431645EC}">
+                        <a14:shadowObscured xmlns:a14="http://schemas.microsoft.com/office/drawing/2010/main"/>
+                      </a:ext>
+                    </a:extLst>
                   </pic:spPr>
                 </pic:pic>
               </a:graphicData>
@@ -9312,48 +10409,33 @@
           </wp:inline>
         </w:drawing>
       </w:r>
-    </w:p>
-    <w:p>
-      <w:pPr>
-        <w:pStyle w:val="Titolo2"/>
-        <w:rPr>
-          <w:rStyle w:val="Enfasigrassetto"/>
-          <w:rFonts w:asciiTheme="minorHAnsi" w:hAnsiTheme="minorHAnsi" w:cstheme="minorHAnsi"/>
-          <w:color w:val="auto"/>
-        </w:rPr>
-      </w:pPr>
-      <w:bookmarkStart w:id="14" w:name="_Toc238747086"/>
-      <w:r>
-        <w:rPr>
-          <w:rStyle w:val="Enfasigrassetto"/>
-          <w:rFonts w:asciiTheme="minorHAnsi" w:hAnsiTheme="minorHAnsi" w:cstheme="minorHAnsi"/>
-          <w:color w:val="auto"/>
-        </w:rPr>
-        <w:t>1.11.2</w:t>
-      </w:r>
-      <w:r>
-        <w:rPr>
-          <w:rStyle w:val="Enfasigrassetto"/>
-          <w:rFonts w:asciiTheme="minorHAnsi" w:hAnsiTheme="minorHAnsi" w:cstheme="minorHAnsi"/>
-          <w:color w:val="auto"/>
-        </w:rPr>
-        <w:tab/>
-        <w:t>Procedure for firmware programming through smartphone</w:t>
-      </w:r>
-      <w:bookmarkEnd w:id="14"/>
-    </w:p>
-    <w:p>
-      <w:pPr>
-        <w:jc w:val="both"/>
-      </w:pPr>
-    </w:p>
-    <w:p>
-      <w:pPr>
-        <w:jc w:val="both"/>
-      </w:pPr>
-      <w:r>
-        <w:t>To carry out this procedure you will need:</w:t>
-      </w:r>
+      <w:r>
+        <w:rPr>
+          <w:lang w:val="it-IT"/>
+        </w:rPr>
+        <w:t>ù</w:t>
+      </w:r>
+    </w:p>
+    <w:p>
+      <w:pPr>
+        <w:rPr>
+          <w:lang w:val="it-IT"/>
+        </w:rPr>
+      </w:pPr>
+      <w:r>
+        <w:rPr>
+          <w:lang w:val="it-IT"/>
+        </w:rPr>
+        <w:br w:type="page"/>
+      </w:r>
+    </w:p>
+    <w:p>
+      <w:pPr>
+        <w:pStyle w:val="Paragrafoelenco"/>
+        <w:rPr>
+          <w:lang w:val="it-IT"/>
+        </w:rPr>
+      </w:pPr>
     </w:p>
     <w:p>
       <w:pPr>
@@ -9365,8 +10447,144 @@
         <w:jc w:val="both"/>
       </w:pPr>
       <w:r>
-        <w:t>an Android smartphone</w:t>
-      </w:r>
+        <w:t>a button is present at the top to view the event log (connection errors or packet loss)</w:t>
+      </w:r>
+    </w:p>
+    <w:p>
+      <w:pPr>
+        <w:pStyle w:val="Paragrafoelenco"/>
+        <w:rPr>
+          <w:lang w:val="it-IT"/>
+        </w:rPr>
+      </w:pPr>
+      <w:r>
+        <w:rPr>
+          <w:noProof/>
+        </w:rPr>
+        <mc:AlternateContent>
+          <mc:Choice Requires="wps">
+            <w:drawing>
+              <wp:anchor distT="0" distB="0" distL="114300" distR="114300" simplePos="0" relativeHeight="251668480" behindDoc="0" locked="0" layoutInCell="1" allowOverlap="1" wp14:anchorId="5F2EE40A" wp14:editId="4FF2A956">
+                <wp:simplePos x="0" y="0"/>
+                <wp:positionH relativeFrom="column">
+                  <wp:posOffset>1805166</wp:posOffset>
+                </wp:positionH>
+                <wp:positionV relativeFrom="paragraph">
+                  <wp:posOffset>262363</wp:posOffset>
+                </wp:positionV>
+                <wp:extent cx="543858" cy="209176"/>
+                <wp:effectExtent l="0" t="38100" r="66040" b="19685"/>
+                <wp:wrapNone/>
+                <wp:docPr id="208370720" name="Connettore 2 7"/>
+                <wp:cNvGraphicFramePr/>
+                <a:graphic xmlns:a="http://schemas.openxmlformats.org/drawingml/2006/main">
+                  <a:graphicData uri="http://schemas.microsoft.com/office/word/2010/wordprocessingShape">
+                    <wps:wsp>
+                      <wps:cNvCnPr/>
+                      <wps:spPr>
+                        <a:xfrm flipV="1">
+                          <a:off x="0" y="0"/>
+                          <a:ext cx="543858" cy="209176"/>
+                        </a:xfrm>
+                        <a:prstGeom prst="straightConnector1">
+                          <a:avLst/>
+                        </a:prstGeom>
+                        <a:ln>
+                          <a:tailEnd type="triangle"/>
+                        </a:ln>
+                      </wps:spPr>
+                      <wps:style>
+                        <a:lnRef idx="3">
+                          <a:schemeClr val="accent2"/>
+                        </a:lnRef>
+                        <a:fillRef idx="0">
+                          <a:schemeClr val="accent2"/>
+                        </a:fillRef>
+                        <a:effectRef idx="2">
+                          <a:schemeClr val="accent2"/>
+                        </a:effectRef>
+                        <a:fontRef idx="minor">
+                          <a:schemeClr val="tx1"/>
+                        </a:fontRef>
+                      </wps:style>
+                      <wps:bodyPr/>
+                    </wps:wsp>
+                  </a:graphicData>
+                </a:graphic>
+              </wp:anchor>
+            </w:drawing>
+          </mc:Choice>
+          <mc:Fallback>
+            <w:pict>
+              <v:shape w14:anchorId="56992538" id="Connettore 2 7" o:spid="_x0000_s1026" type="#_x0000_t32" style="position:absolute;margin-left:142.15pt;margin-top:20.65pt;width:42.8pt;height:16.45pt;flip:y;z-index:251668480;visibility:visible;mso-wrap-style:square;mso-wrap-distance-left:9pt;mso-wrap-distance-top:0;mso-wrap-distance-right:9pt;mso-wrap-distance-bottom:0;mso-position-horizontal:absolute;mso-position-horizontal-relative:text;mso-position-vertical:absolute;mso-position-vertical-relative:text" o:gfxdata="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" strokecolor="#ed7d31 [3205]" strokeweight="1.5pt">
+                <v:stroke endarrow="block" joinstyle="miter"/>
+              </v:shape>
+            </w:pict>
+          </mc:Fallback>
+        </mc:AlternateContent>
+      </w:r>
+      <w:r>
+        <w:rPr>
+          <w:noProof/>
+        </w:rPr>
+        <w:drawing>
+          <wp:inline distT="0" distB="0" distL="0" distR="0" wp14:anchorId="08767833" wp14:editId="43EDF09A">
+            <wp:extent cx="2354846" cy="394447"/>
+            <wp:effectExtent l="0" t="0" r="7620" b="5715"/>
+            <wp:docPr id="287508508" name="Immagine 6"/>
+            <wp:cNvGraphicFramePr>
+              <a:graphicFrameLocks xmlns:a="http://schemas.openxmlformats.org/drawingml/2006/main" noChangeAspect="1"/>
+            </wp:cNvGraphicFramePr>
+            <a:graphic xmlns:a="http://schemas.openxmlformats.org/drawingml/2006/main">
+              <a:graphicData uri="http://schemas.openxmlformats.org/drawingml/2006/picture">
+                <pic:pic xmlns:pic="http://schemas.openxmlformats.org/drawingml/2006/picture">
+                  <pic:nvPicPr>
+                    <pic:cNvPr id="0" name="Picture 11"/>
+                    <pic:cNvPicPr>
+                      <a:picLocks noChangeAspect="1" noChangeArrowheads="1"/>
+                    </pic:cNvPicPr>
+                  </pic:nvPicPr>
+                  <pic:blipFill rotWithShape="1">
+                    <a:blip r:embed="rId37" cstate="print">
+                      <a:extLst>
+                        <a:ext uri="{28A0092B-C50C-407E-A947-70E740481C1C}">
+                          <a14:useLocalDpi xmlns:a14="http://schemas.microsoft.com/office/drawing/2010/main" val="0"/>
+                        </a:ext>
+                      </a:extLst>
+                    </a:blip>
+                    <a:srcRect t="4330" b="88146"/>
+                    <a:stretch/>
+                  </pic:blipFill>
+                  <pic:spPr bwMode="auto">
+                    <a:xfrm>
+                      <a:off x="0" y="0"/>
+                      <a:ext cx="2360747" cy="395436"/>
+                    </a:xfrm>
+                    <a:prstGeom prst="rect">
+                      <a:avLst/>
+                    </a:prstGeom>
+                    <a:noFill/>
+                    <a:ln>
+                      <a:noFill/>
+                    </a:ln>
+                    <a:extLst>
+                      <a:ext uri="{53640926-AAD7-44D8-BBD7-CCE9431645EC}">
+                        <a14:shadowObscured xmlns:a14="http://schemas.microsoft.com/office/drawing/2010/main"/>
+                      </a:ext>
+                    </a:extLst>
+                  </pic:spPr>
+                </pic:pic>
+              </a:graphicData>
+            </a:graphic>
+          </wp:inline>
+        </w:drawing>
+      </w:r>
+    </w:p>
+    <w:p>
+      <w:pPr>
+        <w:pStyle w:val="Paragrafoelenco"/>
+        <w:jc w:val="both"/>
+      </w:pPr>
     </w:p>
     <w:p>
       <w:pPr>
@@ -9378,1209 +10596,308 @@
         <w:jc w:val="both"/>
       </w:pPr>
       <w:r>
-        <w:t xml:space="preserve">the </w:t>
-      </w:r>
-      <w:proofErr w:type="spellStart"/>
-      <w:r>
-        <w:t>stmdfuusb</w:t>
-      </w:r>
-      <w:proofErr w:type="spellEnd"/>
-      <w:r>
-        <w:t xml:space="preserve"> app, downloadable from the following link or from the Play Store: </w:t>
-      </w:r>
-      <w:hyperlink r:id="rId31" w:history="1">
-        <w:r>
-          <w:rPr>
-            <w:rStyle w:val="Collegamentoipertestuale"/>
-          </w:rPr>
-          <w:t>https://play.google.com/store/apps/details?id=com.yatrim.stmdfuusb&amp;pcampaignid=web_share</w:t>
-        </w:r>
-      </w:hyperlink>
-      <w:r>
-        <w:t xml:space="preserve"> or an equivalent one (once the 25-write limit is reached, simply clear the app data to continue using it)</w:t>
+        <w:t>a button is present to share, via Telegram, WhatsApp, email, etc., the just-recorded file (CSV format) and the log file (TXT format). In the Windows version, this button gives access to the folder where all the files are recorded.</w:t>
       </w:r>
     </w:p>
     <w:p>
       <w:pPr>
         <w:pStyle w:val="Paragrafoelenco"/>
-        <w:numPr>
-          <w:ilvl w:val="0"/>
-          <w:numId w:val="26"/>
-        </w:numPr>
+        <w:rPr>
+          <w:lang w:val="it-IT"/>
+        </w:rPr>
+      </w:pPr>
+      <w:r>
+        <w:rPr>
+          <w:noProof/>
+        </w:rPr>
+        <mc:AlternateContent>
+          <mc:Choice Requires="wps">
+            <w:drawing>
+              <wp:anchor distT="0" distB="0" distL="114300" distR="114300" simplePos="0" relativeHeight="251670528" behindDoc="0" locked="0" layoutInCell="1" allowOverlap="1" wp14:anchorId="67A92C8E" wp14:editId="26B5264B">
+                <wp:simplePos x="0" y="0"/>
+                <wp:positionH relativeFrom="column">
+                  <wp:posOffset>2043058</wp:posOffset>
+                </wp:positionH>
+                <wp:positionV relativeFrom="paragraph">
+                  <wp:posOffset>299534</wp:posOffset>
+                </wp:positionV>
+                <wp:extent cx="543858" cy="209176"/>
+                <wp:effectExtent l="0" t="38100" r="66040" b="19685"/>
+                <wp:wrapNone/>
+                <wp:docPr id="512125399" name="Connettore 2 7"/>
+                <wp:cNvGraphicFramePr/>
+                <a:graphic xmlns:a="http://schemas.openxmlformats.org/drawingml/2006/main">
+                  <a:graphicData uri="http://schemas.microsoft.com/office/word/2010/wordprocessingShape">
+                    <wps:wsp>
+                      <wps:cNvCnPr/>
+                      <wps:spPr>
+                        <a:xfrm flipV="1">
+                          <a:off x="0" y="0"/>
+                          <a:ext cx="543858" cy="209176"/>
+                        </a:xfrm>
+                        <a:prstGeom prst="straightConnector1">
+                          <a:avLst/>
+                        </a:prstGeom>
+                        <a:ln>
+                          <a:tailEnd type="triangle"/>
+                        </a:ln>
+                      </wps:spPr>
+                      <wps:style>
+                        <a:lnRef idx="3">
+                          <a:schemeClr val="accent2"/>
+                        </a:lnRef>
+                        <a:fillRef idx="0">
+                          <a:schemeClr val="accent2"/>
+                        </a:fillRef>
+                        <a:effectRef idx="2">
+                          <a:schemeClr val="accent2"/>
+                        </a:effectRef>
+                        <a:fontRef idx="minor">
+                          <a:schemeClr val="tx1"/>
+                        </a:fontRef>
+                      </wps:style>
+                      <wps:bodyPr/>
+                    </wps:wsp>
+                  </a:graphicData>
+                </a:graphic>
+              </wp:anchor>
+            </w:drawing>
+          </mc:Choice>
+          <mc:Fallback>
+            <w:pict>
+              <v:shape w14:anchorId="5DEFC3D6" id="Connettore 2 7" o:spid="_x0000_s1026" type="#_x0000_t32" style="position:absolute;margin-left:160.85pt;margin-top:23.6pt;width:42.8pt;height:16.45pt;flip:y;z-index:251670528;visibility:visible;mso-wrap-style:square;mso-wrap-distance-left:9pt;mso-wrap-distance-top:0;mso-wrap-distance-right:9pt;mso-wrap-distance-bottom:0;mso-position-horizontal:absolute;mso-position-horizontal-relative:text;mso-position-vertical:absolute;mso-position-vertical-relative:text" o:gfxdata="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" strokecolor="#ed7d31 [3205]" strokeweight="1.5pt">
+                <v:stroke endarrow="block" joinstyle="miter"/>
+              </v:shape>
+            </w:pict>
+          </mc:Fallback>
+        </mc:AlternateContent>
+      </w:r>
+      <w:r>
+        <w:rPr>
+          <w:noProof/>
+        </w:rPr>
+        <w:drawing>
+          <wp:inline distT="0" distB="0" distL="0" distR="0" wp14:anchorId="28B2427D" wp14:editId="59AD8DC0">
+            <wp:extent cx="2354846" cy="394447"/>
+            <wp:effectExtent l="0" t="0" r="7620" b="5715"/>
+            <wp:docPr id="2092357108" name="Immagine 6"/>
+            <wp:cNvGraphicFramePr>
+              <a:graphicFrameLocks xmlns:a="http://schemas.openxmlformats.org/drawingml/2006/main" noChangeAspect="1"/>
+            </wp:cNvGraphicFramePr>
+            <a:graphic xmlns:a="http://schemas.openxmlformats.org/drawingml/2006/main">
+              <a:graphicData uri="http://schemas.openxmlformats.org/drawingml/2006/picture">
+                <pic:pic xmlns:pic="http://schemas.openxmlformats.org/drawingml/2006/picture">
+                  <pic:nvPicPr>
+                    <pic:cNvPr id="0" name="Picture 11"/>
+                    <pic:cNvPicPr>
+                      <a:picLocks noChangeAspect="1" noChangeArrowheads="1"/>
+                    </pic:cNvPicPr>
+                  </pic:nvPicPr>
+                  <pic:blipFill rotWithShape="1">
+                    <a:blip r:embed="rId37" cstate="print">
+                      <a:extLst>
+                        <a:ext uri="{28A0092B-C50C-407E-A947-70E740481C1C}">
+                          <a14:useLocalDpi xmlns:a14="http://schemas.microsoft.com/office/drawing/2010/main" val="0"/>
+                        </a:ext>
+                      </a:extLst>
+                    </a:blip>
+                    <a:srcRect t="4330" b="88146"/>
+                    <a:stretch/>
+                  </pic:blipFill>
+                  <pic:spPr bwMode="auto">
+                    <a:xfrm>
+                      <a:off x="0" y="0"/>
+                      <a:ext cx="2360747" cy="395436"/>
+                    </a:xfrm>
+                    <a:prstGeom prst="rect">
+                      <a:avLst/>
+                    </a:prstGeom>
+                    <a:noFill/>
+                    <a:ln>
+                      <a:noFill/>
+                    </a:ln>
+                    <a:extLst>
+                      <a:ext uri="{53640926-AAD7-44D8-BBD7-CCE9431645EC}">
+                        <a14:shadowObscured xmlns:a14="http://schemas.microsoft.com/office/drawing/2010/main"/>
+                      </a:ext>
+                    </a:extLst>
+                  </pic:spPr>
+                </pic:pic>
+              </a:graphicData>
+            </a:graphic>
+          </wp:inline>
+        </w:drawing>
+      </w:r>
+    </w:p>
+    <w:p>
+      <w:pPr>
+        <w:pStyle w:val="Paragrafoelenco"/>
         <w:jc w:val="both"/>
       </w:pPr>
-      <w:r>
-        <w:t>a USB cable between the smartphone and the BACCABLE</w:t>
-      </w:r>
-    </w:p>
-    <w:p/>
-    <w:p>
-      <w:pPr>
-        <w:pStyle w:val="Paragrafoelenco"/>
-        <w:numPr>
-          <w:ilvl w:val="0"/>
-          <w:numId w:val="27"/>
-        </w:numPr>
+    </w:p>
+    <w:p>
+      <w:pPr>
         <w:jc w:val="both"/>
       </w:pPr>
       <w:r>
-        <w:t>Press and hold the programming button on the board.</w:t>
-      </w:r>
-    </w:p>
-    <w:p>
-      <w:pPr>
-        <w:pStyle w:val="Paragrafoelenco"/>
-        <w:numPr>
-          <w:ilvl w:val="0"/>
-          <w:numId w:val="27"/>
-        </w:numPr>
+        <w:t>In case of packet loss, a red indication at the top of the window will show PACKET LOSS.</w:t>
+      </w:r>
+    </w:p>
+    <w:p>
+      <w:pPr>
         <w:jc w:val="both"/>
       </w:pPr>
       <w:r>
-        <w:t>Connect the USB OTG cable to the smartphone, then connect the BACCABLE USB port (C1, C2 or BH) to the OTG cable.</w:t>
-      </w:r>
-    </w:p>
-    <w:p>
-      <w:pPr>
-        <w:pStyle w:val="Paragrafoelenco"/>
-        <w:numPr>
-          <w:ilvl w:val="0"/>
-          <w:numId w:val="27"/>
-        </w:numPr>
+        <w:t>Every time the connection button is pressed, a new recording.CSV file and log.TXT file will be created.</w:t>
+      </w:r>
+    </w:p>
+    <w:p>
+      <w:pPr>
         <w:jc w:val="both"/>
       </w:pPr>
       <w:r>
-        <w:t>Only when the green LED on the BACCABLE is lit, the programming button can be released.</w:t>
-      </w:r>
-    </w:p>
-    <w:p>
-      <w:pPr>
-        <w:pStyle w:val="Paragrafoelenco"/>
-        <w:numPr>
-          <w:ilvl w:val="0"/>
-          <w:numId w:val="27"/>
-        </w:numPr>
+        <w:t>The created files are stored in the folder /android/data/it.baccable.logger/files/baccablelogger</w:t>
+      </w:r>
+    </w:p>
+    <w:p>
+      <w:pPr>
         <w:jc w:val="both"/>
       </w:pPr>
       <w:r>
-        <w:t>Open the app on the smartphone: on first connection, Android will request permission to access the USB device, which must be granted to continue.</w:t>
-      </w:r>
-    </w:p>
-    <w:p>
-      <w:pPr>
-        <w:pStyle w:val="Paragrafoelenco"/>
-        <w:numPr>
-          <w:ilvl w:val="0"/>
-          <w:numId w:val="27"/>
-        </w:numPr>
+        <w:t>- The window immediately shows the recorded messages</w:t>
+      </w:r>
+    </w:p>
+    <w:p>
+      <w:pPr>
         <w:jc w:val="both"/>
       </w:pPr>
       <w:r>
-        <w:t>Select, within the app, the .elf file you want to upload, based on the USB port you are connected to (as indicated in paragraph 1.11).</w:t>
-      </w:r>
-    </w:p>
-    <w:p>
-      <w:pPr>
-        <w:pStyle w:val="Paragrafoelenco"/>
-        <w:numPr>
-          <w:ilvl w:val="0"/>
-          <w:numId w:val="27"/>
-        </w:numPr>
-        <w:jc w:val="both"/>
-      </w:pPr>
-      <w:r>
-        <w:t>Start the firmware write from the app.</w:t>
-      </w:r>
-    </w:p>
-    <w:p>
-      <w:pPr>
-        <w:pStyle w:val="Paragrafoelenco"/>
-        <w:numPr>
-          <w:ilvl w:val="0"/>
-          <w:numId w:val="27"/>
-        </w:numPr>
-        <w:jc w:val="both"/>
-      </w:pPr>
-      <w:r>
-        <w:t>Wait for the confirmation message that the write has completed, then disconnect the USB OTG cable.</w:t>
-      </w:r>
-    </w:p>
-    <w:p>
-      <w:pPr>
-        <w:jc w:val="both"/>
-      </w:pPr>
-      <w:r>
-        <w:rPr>
-          <w:b/>
-          <w:bCs/>
-        </w:rPr>
-        <w:lastRenderedPageBreak/>
-        <w:t>Note1</w:t>
-      </w:r>
-      <w:r>
-        <w:t xml:space="preserve">: the procedure is also shown in the following video: </w:t>
-      </w:r>
-      <w:hyperlink r:id="rId32" w:history="1">
-        <w:r>
-          <w:rPr>
-            <w:rStyle w:val="Collegamentoipertestuale"/>
-          </w:rPr>
-          <w:t>https://www.youtube.com/watch?v=NHiYqMTKCWE</w:t>
-        </w:r>
-      </w:hyperlink>
-    </w:p>
-    <w:p>
-      <w:pPr>
-        <w:jc w:val="both"/>
-      </w:pPr>
-      <w:r>
-        <w:rPr>
-          <w:b/>
-          <w:bCs/>
-        </w:rPr>
-        <w:t>Note2</w:t>
-      </w:r>
-      <w:r>
-        <w:t>: as soon as the BACCABLE is connected to the smartphone, the app will show a green CONNECTED indication, confirming that the BACCABLE has been detected in programming mode. If this does not happen, disconnect the cable and restart the procedure.</w:t>
-      </w:r>
-    </w:p>
-    <w:p>
-      <w:pPr>
-        <w:rPr>
-          <w:rStyle w:val="Enfasigrassetto"/>
-          <w:rFonts w:eastAsiaTheme="majorEastAsia" w:cstheme="minorHAnsi"/>
-          <w:sz w:val="40"/>
-          <w:szCs w:val="40"/>
-        </w:rPr>
-      </w:pPr>
-      <w:r>
-        <w:rPr>
-          <w:rStyle w:val="Enfasigrassetto"/>
-          <w:rFonts w:cstheme="minorHAnsi"/>
-        </w:rPr>
-        <w:br w:type="page"/>
-      </w:r>
-    </w:p>
-    <w:p>
-      <w:pPr>
-        <w:pStyle w:val="Titolo1"/>
-        <w:numPr>
-          <w:ilvl w:val="0"/>
-          <w:numId w:val="8"/>
-        </w:numPr>
-        <w:jc w:val="center"/>
+        <w:rPr>
+          <w:noProof/>
+        </w:rPr>
+        <w:drawing>
+          <wp:inline distT="0" distB="0" distL="0" distR="0" wp14:anchorId="1A22D4CE" wp14:editId="5036DB3F">
+            <wp:extent cx="1562817" cy="3479180"/>
+            <wp:effectExtent l="0" t="0" r="0" b="6985"/>
+            <wp:docPr id="238242023" name="Immagine 8"/>
+            <wp:cNvGraphicFramePr>
+              <a:graphicFrameLocks xmlns:a="http://schemas.openxmlformats.org/drawingml/2006/main" noChangeAspect="1"/>
+            </wp:cNvGraphicFramePr>
+            <a:graphic xmlns:a="http://schemas.openxmlformats.org/drawingml/2006/main">
+              <a:graphicData uri="http://schemas.openxmlformats.org/drawingml/2006/picture">
+                <pic:pic xmlns:pic="http://schemas.openxmlformats.org/drawingml/2006/picture">
+                  <pic:nvPicPr>
+                    <pic:cNvPr id="0" name="Picture 13"/>
+                    <pic:cNvPicPr>
+                      <a:picLocks noChangeAspect="1" noChangeArrowheads="1"/>
+                    </pic:cNvPicPr>
+                  </pic:nvPicPr>
+                  <pic:blipFill>
+                    <a:blip r:embed="rId38" cstate="print">
+                      <a:extLst>
+                        <a:ext uri="{28A0092B-C50C-407E-A947-70E740481C1C}">
+                          <a14:useLocalDpi xmlns:a14="http://schemas.microsoft.com/office/drawing/2010/main" val="0"/>
+                        </a:ext>
+                      </a:extLst>
+                    </a:blip>
+                    <a:srcRect/>
+                    <a:stretch>
+                      <a:fillRect/>
+                    </a:stretch>
+                  </pic:blipFill>
+                  <pic:spPr bwMode="auto">
+                    <a:xfrm>
+                      <a:off x="0" y="0"/>
+                      <a:ext cx="1571485" cy="3498478"/>
+                    </a:xfrm>
+                    <a:prstGeom prst="rect">
+                      <a:avLst/>
+                    </a:prstGeom>
+                    <a:noFill/>
+                    <a:ln>
+                      <a:noFill/>
+                    </a:ln>
+                  </pic:spPr>
+                </pic:pic>
+              </a:graphicData>
+            </a:graphic>
+          </wp:inline>
+        </w:drawing>
+      </w:r>
+    </w:p>
+    <w:p>
+      <w:pPr>
+        <w:pStyle w:val="Titolo2"/>
         <w:rPr>
           <w:rStyle w:val="Enfasigrassetto"/>
           <w:rFonts w:asciiTheme="minorHAnsi" w:hAnsiTheme="minorHAnsi" w:cstheme="minorHAnsi"/>
           <w:color w:val="auto"/>
         </w:rPr>
       </w:pPr>
-      <w:bookmarkStart w:id="15" w:name="_Toc205197644"/>
-      <w:bookmarkStart w:id="16" w:name="_Toc205197645"/>
-      <w:bookmarkStart w:id="17" w:name="_Toc238747087"/>
-      <w:bookmarkStart w:id="18" w:name="_Hlk194154488"/>
-      <w:bookmarkEnd w:id="15"/>
-      <w:bookmarkEnd w:id="16"/>
+      <w:bookmarkStart w:id="24" w:name="_Toc239527156"/>
       <w:r>
         <w:rPr>
           <w:rStyle w:val="Enfasigrassetto"/>
           <w:rFonts w:asciiTheme="minorHAnsi" w:hAnsiTheme="minorHAnsi" w:cstheme="minorHAnsi"/>
           <w:color w:val="auto"/>
         </w:rPr>
-        <w:lastRenderedPageBreak/>
-        <w:t>USAGE</w:t>
-      </w:r>
-      <w:bookmarkEnd w:id="17"/>
-    </w:p>
-    <w:p/>
-    <w:p>
-      <w:pPr>
-        <w:pStyle w:val="Titolo2"/>
+        <w:t>2.3</w:t>
+      </w:r>
+      <w:r>
         <w:rPr>
           <w:rStyle w:val="Enfasigrassetto"/>
           <w:rFonts w:asciiTheme="minorHAnsi" w:hAnsiTheme="minorHAnsi" w:cstheme="minorHAnsi"/>
           <w:color w:val="auto"/>
-          <w:lang w:val="it-IT"/>
-        </w:rPr>
-      </w:pPr>
-      <w:bookmarkStart w:id="19" w:name="_Toc196901128"/>
-      <w:bookmarkStart w:id="20" w:name="_Toc238747088"/>
-      <w:r>
+        </w:rPr>
+        <w:tab/>
+        <w:t>Start&amp;Stop disabler</w:t>
+      </w:r>
+      <w:bookmarkEnd w:id="24"/>
+    </w:p>
+    <w:p>
+      <w:pPr>
+        <w:rPr>
+          <w:b/>
+          <w:bCs/>
+        </w:rPr>
+      </w:pPr>
+    </w:p>
+    <w:p>
+      <w:pPr>
+        <w:rPr>
+          <w:b/>
+          <w:bCs/>
+        </w:rPr>
+      </w:pPr>
+      <w:r>
+        <w:rPr>
+          <w:b/>
+          <w:bCs/>
+        </w:rPr>
+        <w:t xml:space="preserve">Brief description: </w:t>
+      </w:r>
+      <w:r>
+        <w:t>Disable start&amp;stop, if engine rotates and if start &amp; stop is not disabled. This is a function that can be enabled and disabled from the SETUP MENU described in paragraph 2.1.</w:t>
+      </w:r>
+    </w:p>
+    <w:p>
+      <w:r>
+        <w:t>No additional instruction is required</w:t>
+      </w:r>
+      <w:r>
+        <w:br w:type="page"/>
+      </w:r>
+    </w:p>
+    <w:p>
+      <w:pPr>
+        <w:pStyle w:val="Titolo2"/>
         <w:rPr>
           <w:rStyle w:val="Enfasigrassetto"/>
           <w:rFonts w:asciiTheme="minorHAnsi" w:hAnsiTheme="minorHAnsi" w:cstheme="minorHAnsi"/>
           <w:color w:val="auto"/>
-          <w:lang w:val="it-IT"/>
-        </w:rPr>
-        <w:t>2.1</w:t>
-      </w:r>
-      <w:r>
-        <w:rPr>
-          <w:rStyle w:val="Enfasigrassetto"/>
-          <w:rFonts w:asciiTheme="minorHAnsi" w:hAnsiTheme="minorHAnsi" w:cstheme="minorHAnsi"/>
-          <w:color w:val="auto"/>
-          <w:lang w:val="it-IT"/>
-        </w:rPr>
-        <w:tab/>
-        <w:t>First Startup</w:t>
-      </w:r>
-      <w:bookmarkEnd w:id="19"/>
-      <w:bookmarkEnd w:id="20"/>
-    </w:p>
-    <w:p>
-      <w:pPr>
-        <w:jc w:val="both"/>
-      </w:pPr>
-    </w:p>
-    <w:p>
-      <w:pPr>
-        <w:jc w:val="both"/>
-      </w:pPr>
-      <w:r>
-        <w:t>When using the BACCABLE for the first time, you need to set up the functions you wish to activate on your vehicle, from among those available, by following the instructions below:</w:t>
-      </w:r>
-    </w:p>
-    <w:p>
-      <w:pPr>
-        <w:numPr>
-          <w:ilvl w:val="0"/>
-          <w:numId w:val="16"/>
-        </w:numPr>
-        <w:jc w:val="both"/>
-      </w:pPr>
-      <w:r>
-        <w:t>Insert the BACCABLE into the OBD connector.</w:t>
-      </w:r>
-    </w:p>
-    <w:p>
-      <w:pPr>
-        <w:numPr>
-          <w:ilvl w:val="0"/>
-          <w:numId w:val="16"/>
-        </w:numPr>
-        <w:jc w:val="both"/>
-      </w:pPr>
-      <w:r>
-        <w:t>Start the engine.</w:t>
-      </w:r>
-    </w:p>
-    <w:p>
-      <w:pPr>
-        <w:numPr>
-          <w:ilvl w:val="0"/>
-          <w:numId w:val="16"/>
-        </w:numPr>
-        <w:jc w:val="both"/>
-      </w:pPr>
-      <w:r>
-        <w:t xml:space="preserve">With cruise control disabled, press the RES button (or the DISTANCE button) on the steering wheel for about 2 seconds. The display where the radio station name is usually shown will display the text </w:t>
-      </w:r>
-      <w:r>
-        <w:rPr>
-          <w:i/>
-          <w:iCs/>
-        </w:rPr>
-        <w:t>BACCABLE</w:t>
-      </w:r>
-      <w:r>
-        <w:t xml:space="preserve"> along with the installed version identifier.</w:t>
-      </w:r>
-    </w:p>
-    <w:p>
-      <w:pPr>
-        <w:numPr>
-          <w:ilvl w:val="0"/>
-          <w:numId w:val="16"/>
-        </w:numPr>
-        <w:jc w:val="both"/>
-      </w:pPr>
-      <w:r>
-        <w:t xml:space="preserve">Navigate the circular scrolling menu using the up and down buttons until you reach the item </w:t>
-      </w:r>
-      <w:r>
-        <w:rPr>
-          <w:i/>
-          <w:iCs/>
-        </w:rPr>
-        <w:t>SETUP MENU</w:t>
-      </w:r>
-      <w:r>
-        <w:t>.</w:t>
-      </w:r>
-    </w:p>
-    <w:p>
-      <w:pPr>
-        <w:numPr>
-          <w:ilvl w:val="0"/>
-          <w:numId w:val="16"/>
-        </w:numPr>
-        <w:jc w:val="both"/>
-      </w:pPr>
-      <w:r>
-        <w:t xml:space="preserve">Press and immediately release the RES button (or the DISTANCE button) to enter the </w:t>
-      </w:r>
-      <w:r>
-        <w:rPr>
-          <w:i/>
-          <w:iCs/>
-        </w:rPr>
-        <w:t>SETUP</w:t>
-      </w:r>
-      <w:r>
-        <w:t xml:space="preserve"> menu. The text </w:t>
-      </w:r>
-      <w:r>
-        <w:rPr>
-          <w:i/>
-          <w:iCs/>
-        </w:rPr>
-        <w:t>SAVE &amp; EXIT</w:t>
-      </w:r>
-      <w:r>
-        <w:t xml:space="preserve"> will be displayed.</w:t>
-      </w:r>
-    </w:p>
-    <w:p>
-      <w:pPr>
-        <w:numPr>
-          <w:ilvl w:val="0"/>
-          <w:numId w:val="16"/>
-        </w:numPr>
-        <w:jc w:val="both"/>
-      </w:pPr>
-      <w:r>
-        <w:t xml:space="preserve">Navigate through the circular scrolling menu using the up and down buttons to scroll through the list of available functions. The symbol </w:t>
-      </w:r>
-      <w:r>
-        <w:rPr>
-          <w:b/>
-          <w:bCs/>
-        </w:rPr>
-        <w:t>O</w:t>
-      </w:r>
-      <w:r>
-        <w:t xml:space="preserve"> to the left indicates that the function is deselected, while the symbol </w:t>
-      </w:r>
-      <w:r>
-        <w:rPr>
-          <w:b/>
-          <w:bCs/>
-        </w:rPr>
-        <w:t>Ø</w:t>
-      </w:r>
-      <w:r>
-        <w:t xml:space="preserve"> indicates that the function is selected. The functions are described in this chapter and its subchapters.</w:t>
-      </w:r>
-    </w:p>
-    <w:p>
-      <w:pPr>
-        <w:ind w:left="720"/>
-        <w:jc w:val="both"/>
-      </w:pPr>
-      <w:r>
-        <w:rPr>
-          <w:b/>
-          <w:bCs/>
-        </w:rPr>
-        <w:t>Note 1:</w:t>
-      </w:r>
-      <w:r>
-        <w:t xml:space="preserve"> An exception is the engine RPM threshold for the shift function, which is detailed in paragraph 2.6, and the DIESEL/GASOLINE selection, which is detailed in paragraph 2.7.</w:t>
-      </w:r>
-    </w:p>
-    <w:p>
-      <w:pPr>
-        <w:numPr>
-          <w:ilvl w:val="0"/>
-          <w:numId w:val="16"/>
-        </w:numPr>
-        <w:jc w:val="both"/>
-      </w:pPr>
-      <w:r>
-        <w:t>Press and immediately release the RES button (or the DISTANCE button) to select or deselect the displayed function.</w:t>
-      </w:r>
-    </w:p>
-    <w:p>
-      <w:pPr>
-        <w:numPr>
-          <w:ilvl w:val="0"/>
-          <w:numId w:val="16"/>
-        </w:numPr>
-        <w:jc w:val="both"/>
-      </w:pPr>
-      <w:r>
-        <w:t xml:space="preserve">After scrolling through the entire list of functions and enabling all desired features, you will return to the </w:t>
-      </w:r>
-      <w:r>
-        <w:rPr>
-          <w:i/>
-          <w:iCs/>
-        </w:rPr>
-        <w:t>SAVE &amp; EXIT</w:t>
-      </w:r>
-      <w:r>
-        <w:t xml:space="preserve"> item. Press and immediately release the RES button (or the DISTANCE button) on the steering wheel to permanently save the selected settings and return to the main menu.</w:t>
-      </w:r>
-    </w:p>
-    <w:p>
-      <w:pPr>
-        <w:ind w:left="720"/>
-        <w:jc w:val="both"/>
-      </w:pPr>
-      <w:r>
-        <w:rPr>
-          <w:b/>
-          <w:bCs/>
-        </w:rPr>
-        <w:t>Note 2:</w:t>
-      </w:r>
-      <w:r>
-        <w:t xml:space="preserve"> The items shown in the main menu depend on the settings made within the SETUP MENU, which you can access at any time.</w:t>
-      </w:r>
-    </w:p>
-    <w:p>
-      <w:pPr>
-        <w:numPr>
-          <w:ilvl w:val="0"/>
-          <w:numId w:val="16"/>
-        </w:numPr>
-        <w:jc w:val="both"/>
-      </w:pPr>
-      <w:r>
-        <w:t>About 40 seconds after turning off the engine, the menu will automatically be disabled. To display it again, press the RES button (or the DISTANCE button) for about 2 seconds.</w:t>
-      </w:r>
-    </w:p>
-    <w:p>
-      <w:pPr>
-        <w:numPr>
-          <w:ilvl w:val="0"/>
-          <w:numId w:val="16"/>
-        </w:numPr>
-        <w:jc w:val="both"/>
-      </w:pPr>
-      <w:r>
-        <w:t>In case the vehicle is restarted, the menu will be shown again on the last displayed page before shutdown.</w:t>
-      </w:r>
-    </w:p>
-    <w:p>
-      <w:pPr>
-        <w:jc w:val="both"/>
-        <w:rPr>
-          <w:rStyle w:val="Enfasigrassetto"/>
-          <w:rFonts w:eastAsiaTheme="majorEastAsia" w:cstheme="minorHAnsi"/>
-          <w:sz w:val="32"/>
-          <w:szCs w:val="32"/>
-        </w:rPr>
-      </w:pPr>
-      <w:r>
-        <w:rPr>
-          <w:b/>
-          <w:bCs/>
-        </w:rPr>
-        <w:t>WARNING:</w:t>
-      </w:r>
-      <w:r>
-        <w:t xml:space="preserve"> The SETUP menu includes two features currently under development which should not be enabled: </w:t>
-      </w:r>
-      <w:r>
-        <w:rPr>
-          <w:b/>
-          <w:bCs/>
-        </w:rPr>
-        <w:t>REMOTE START</w:t>
-      </w:r>
-      <w:r>
-        <w:t xml:space="preserve">, </w:t>
-      </w:r>
-      <w:r>
-        <w:rPr>
-          <w:b/>
-          <w:bCs/>
-        </w:rPr>
-        <w:t>READ FAULTS and PEDAL BOOSTER</w:t>
-      </w:r>
-      <w:r>
-        <w:rPr>
-          <w:rStyle w:val="Enfasigrassetto"/>
-          <w:rFonts w:cstheme="minorHAnsi"/>
-        </w:rPr>
-        <w:br w:type="page"/>
-      </w:r>
-    </w:p>
-    <w:p>
-      <w:pPr>
-        <w:pStyle w:val="Titolo2"/>
-        <w:rPr>
-          <w:rStyle w:val="Enfasigrassetto"/>
-          <w:rFonts w:asciiTheme="minorHAnsi" w:hAnsiTheme="minorHAnsi" w:cstheme="minorHAnsi"/>
-          <w:color w:val="auto"/>
-        </w:rPr>
-      </w:pPr>
-      <w:bookmarkStart w:id="21" w:name="_Toc238747089"/>
-      <w:r>
-        <w:rPr>
-          <w:rStyle w:val="Enfasigrassetto"/>
-          <w:rFonts w:asciiTheme="minorHAnsi" w:hAnsiTheme="minorHAnsi" w:cstheme="minorHAnsi"/>
-          <w:color w:val="auto"/>
-        </w:rPr>
-        <w:lastRenderedPageBreak/>
-        <w:t>2.2</w:t>
-      </w:r>
-      <w:r>
-        <w:rPr>
-          <w:rStyle w:val="Enfasigrassetto"/>
-          <w:rFonts w:asciiTheme="minorHAnsi" w:hAnsiTheme="minorHAnsi" w:cstheme="minorHAnsi"/>
-          <w:color w:val="auto"/>
-        </w:rPr>
-        <w:tab/>
-        <w:t>Sniffer</w:t>
-      </w:r>
-      <w:bookmarkEnd w:id="21"/>
-    </w:p>
-    <w:p/>
-    <w:p>
-      <w:pPr>
-        <w:ind w:left="426" w:hanging="426"/>
-        <w:jc w:val="both"/>
-      </w:pPr>
-      <w:r>
-        <w:rPr>
-          <w:b/>
-          <w:bCs/>
-        </w:rPr>
-        <w:t>Brief description:</w:t>
-      </w:r>
-      <w:r>
-        <w:t xml:space="preserve"> Act as a sniffer, connected to a Personal Computer or an Android smartphone, i.e. it allows you to record the CAN bus messages.</w:t>
-      </w:r>
-    </w:p>
-    <w:p>
-      <w:pPr>
-        <w:jc w:val="both"/>
-      </w:pPr>
-      <w:r>
-        <w:t>The baccable can be used to sniff in two different ways:</w:t>
-      </w:r>
-    </w:p>
-    <w:p>
-      <w:pPr>
-        <w:pStyle w:val="Paragrafoelenco"/>
-        <w:numPr>
-          <w:ilvl w:val="0"/>
-          <w:numId w:val="26"/>
-        </w:numPr>
-        <w:jc w:val="both"/>
-      </w:pPr>
-      <w:r>
-        <w:t>with a dedicated firmware that lets you use it with SavvyCan on a Windows PC</w:t>
-      </w:r>
-    </w:p>
-    <w:p>
-      <w:pPr>
-        <w:pStyle w:val="Paragrafoelenco"/>
-        <w:numPr>
-          <w:ilvl w:val="0"/>
-          <w:numId w:val="26"/>
-        </w:numPr>
-        <w:jc w:val="both"/>
-      </w:pPr>
-      <w:r>
-        <w:t>by enabling the SNIFFER function from the BACCABLE MAIN SETUP MENU, to sniff using the BACCABLE LOGGER app from a smartphone (or from a Windows PC), with a quick button to share the sniffed log online (in this case, once the USB cable is disconnected, the baccable goes back to doing its normal job)</w:t>
-      </w:r>
-    </w:p>
-    <w:p/>
-    <w:p>
-      <w:pPr>
-        <w:pStyle w:val="Titolo2"/>
-        <w:rPr>
-          <w:rStyle w:val="Enfasigrassetto"/>
-          <w:rFonts w:asciiTheme="minorHAnsi" w:hAnsiTheme="minorHAnsi" w:cstheme="minorHAnsi"/>
-          <w:color w:val="auto"/>
-        </w:rPr>
-      </w:pPr>
-      <w:bookmarkStart w:id="22" w:name="_Toc238747090"/>
-      <w:r>
-        <w:rPr>
-          <w:rStyle w:val="Enfasigrassetto"/>
-          <w:rFonts w:asciiTheme="minorHAnsi" w:hAnsiTheme="minorHAnsi" w:cstheme="minorHAnsi"/>
-          <w:color w:val="auto"/>
-        </w:rPr>
-        <w:t>2.2.1</w:t>
-      </w:r>
-      <w:r>
-        <w:rPr>
-          <w:rStyle w:val="Enfasigrassetto"/>
-          <w:rFonts w:asciiTheme="minorHAnsi" w:hAnsiTheme="minorHAnsi" w:cstheme="minorHAnsi"/>
-          <w:color w:val="auto"/>
-        </w:rPr>
-        <w:tab/>
-        <w:t>Sniffer with dedicated SLCAN Firmware</w:t>
-      </w:r>
-      <w:bookmarkEnd w:id="22"/>
-    </w:p>
-    <w:p>
-      <w:pPr>
-        <w:ind w:left="426" w:hanging="426"/>
-        <w:jc w:val="both"/>
-      </w:pPr>
-      <w:r>
-        <w:rPr>
-          <w:b/>
-          <w:bCs/>
-        </w:rPr>
-        <w:t>Brief description:</w:t>
-      </w:r>
-      <w:r>
-        <w:t xml:space="preserve"> Act as a sniffer, connected to a Personal Computer, i.e. it allows you to record the CAN bus messages.</w:t>
-      </w:r>
-    </w:p>
-    <w:p>
-      <w:pPr>
-        <w:ind w:left="426" w:hanging="426"/>
-        <w:jc w:val="both"/>
-      </w:pPr>
-      <w:r>
-        <w:rPr>
-          <w:b/>
-          <w:bCs/>
-        </w:rPr>
-        <w:t>Note:</w:t>
-      </w:r>
-      <w:r>
-        <w:t xml:space="preserve"> The use of this function requires reprogramming the BACCABLE. It is not a function that can be enabled or disabled from the SETUP MENU.</w:t>
-      </w:r>
-    </w:p>
-    <w:p>
-      <w:pPr>
-        <w:pStyle w:val="Paragrafoelenco"/>
-        <w:numPr>
-          <w:ilvl w:val="0"/>
-          <w:numId w:val="9"/>
-        </w:numPr>
-        <w:ind w:left="426" w:hanging="426"/>
-        <w:jc w:val="both"/>
-      </w:pPr>
-      <w:r>
-        <w:t>Each USB corresponds to a specific can Bus. Reading the BACCABLE name on the case, from left to right you have BH, C2 and C1 bus.</w:t>
-      </w:r>
-    </w:p>
-    <w:p>
-      <w:pPr>
-        <w:pStyle w:val="Paragrafoelenco"/>
-        <w:numPr>
-          <w:ilvl w:val="0"/>
-          <w:numId w:val="9"/>
-        </w:numPr>
-        <w:ind w:left="426" w:hanging="426"/>
-        <w:jc w:val="both"/>
-      </w:pPr>
-      <w:r>
-        <w:t>Plug usb cable from desired USB bus to the PC (with windows operative System).</w:t>
-      </w:r>
-    </w:p>
-    <w:p>
-      <w:pPr>
-        <w:pStyle w:val="Paragrafoelenco"/>
-        <w:numPr>
-          <w:ilvl w:val="0"/>
-          <w:numId w:val="9"/>
-        </w:numPr>
-        <w:ind w:left="426" w:hanging="426"/>
-        <w:jc w:val="both"/>
-      </w:pPr>
-      <w:r>
-        <w:t>Open SavvyCan (link to the Savvycan opensource project is available in Baccable Repository in Github)</w:t>
-      </w:r>
-    </w:p>
-    <w:p>
-      <w:pPr>
-        <w:pStyle w:val="Paragrafoelenco"/>
-        <w:numPr>
-          <w:ilvl w:val="0"/>
-          <w:numId w:val="9"/>
-        </w:numPr>
-        <w:ind w:left="426" w:hanging="426"/>
-        <w:jc w:val="both"/>
-      </w:pPr>
-      <w:r>
-        <w:t>From top menu “Connection”, select “Open Connection Window”</w:t>
-      </w:r>
-    </w:p>
-    <w:p>
-      <w:pPr>
-        <w:pStyle w:val="Paragrafoelenco"/>
-        <w:numPr>
-          <w:ilvl w:val="0"/>
-          <w:numId w:val="9"/>
-        </w:numPr>
-        <w:ind w:left="426" w:hanging="426"/>
-        <w:jc w:val="both"/>
-      </w:pPr>
-      <w:r>
-        <w:t>From window “Connection Settings” press button “Add new Device Connection”</w:t>
-      </w:r>
-    </w:p>
-    <w:p>
-      <w:pPr>
-        <w:pStyle w:val="Paragrafoelenco"/>
-        <w:numPr>
-          <w:ilvl w:val="0"/>
-          <w:numId w:val="9"/>
-        </w:numPr>
-        <w:ind w:left="426" w:hanging="426"/>
-        <w:jc w:val="both"/>
-      </w:pPr>
-      <w:r>
-        <w:t>From “New connection” window, select option “LAWICEL/SLCAN”</w:t>
-      </w:r>
-    </w:p>
-    <w:p>
-      <w:pPr>
-        <w:pStyle w:val="Paragrafoelenco"/>
-        <w:numPr>
-          <w:ilvl w:val="0"/>
-          <w:numId w:val="9"/>
-        </w:numPr>
-        <w:ind w:left="426" w:hanging="426"/>
-        <w:jc w:val="both"/>
-      </w:pPr>
-      <w:r>
-        <w:t>From “New connection” window, select from drop down menu serial the com port where the Baccable was found (you can check device manager to see which virtual COM serial port is associated to BACCABLE , revealed as ST device)</w:t>
-      </w:r>
-    </w:p>
-    <w:p>
-      <w:pPr>
-        <w:pStyle w:val="Paragrafoelenco"/>
-        <w:numPr>
-          <w:ilvl w:val="0"/>
-          <w:numId w:val="9"/>
-        </w:numPr>
-        <w:ind w:left="426" w:hanging="426"/>
-        <w:jc w:val="both"/>
-      </w:pPr>
-      <w:r>
-        <w:t>From “New connection” window, Leave Serial port speed as default (115000bps)</w:t>
-      </w:r>
-    </w:p>
-    <w:p>
-      <w:pPr>
-        <w:pStyle w:val="Paragrafoelenco"/>
-        <w:numPr>
-          <w:ilvl w:val="0"/>
-          <w:numId w:val="9"/>
-        </w:numPr>
-        <w:ind w:left="426" w:hanging="426"/>
-        <w:jc w:val="both"/>
-      </w:pPr>
-      <w:r>
-        <w:t>From “New connection” window, Set Can bus speed according to the speed of the desired bus (500000bps for C1 and C2, or 125000bps for BH bus)</w:t>
-      </w:r>
-    </w:p>
-    <w:p>
-      <w:pPr>
-        <w:pStyle w:val="Paragrafoelenco"/>
-        <w:numPr>
-          <w:ilvl w:val="0"/>
-          <w:numId w:val="9"/>
-        </w:numPr>
-        <w:ind w:left="426" w:hanging="426"/>
-        <w:jc w:val="both"/>
-      </w:pPr>
-      <w:r>
-        <w:t>From “New connection” window, press button “create new connection”</w:t>
-      </w:r>
-    </w:p>
-    <w:p>
-      <w:pPr>
-        <w:pStyle w:val="Paragrafoelenco"/>
-        <w:numPr>
-          <w:ilvl w:val="0"/>
-          <w:numId w:val="9"/>
-        </w:numPr>
-        <w:ind w:left="426" w:hanging="426"/>
-        <w:jc w:val="both"/>
-      </w:pPr>
-      <w:r>
-        <w:t>Close “connection settings” window</w:t>
-      </w:r>
-    </w:p>
-    <w:p>
-      <w:pPr>
-        <w:pStyle w:val="Paragrafoelenco"/>
-        <w:numPr>
-          <w:ilvl w:val="0"/>
-          <w:numId w:val="9"/>
-        </w:numPr>
-        <w:ind w:left="426" w:hanging="426"/>
-        <w:jc w:val="both"/>
-      </w:pPr>
-      <w:r>
-        <w:t>If ECUs vehicle are communicating, you will see related messages in the main window of Savvycan.</w:t>
-      </w:r>
-    </w:p>
-    <w:p>
-      <w:pPr>
-        <w:pStyle w:val="Paragrafoelenco"/>
-        <w:numPr>
-          <w:ilvl w:val="0"/>
-          <w:numId w:val="9"/>
-        </w:numPr>
-        <w:ind w:left="426" w:hanging="426"/>
-        <w:jc w:val="both"/>
-      </w:pPr>
-      <w:r>
-        <w:t>On the right side of the window it is possible to stop and clear capture, on the bottom right side of the window it is possible to filter shown messages</w:t>
-      </w:r>
-    </w:p>
-    <w:p>
-      <w:pPr>
-        <w:pStyle w:val="Paragrafoelenco"/>
-        <w:numPr>
-          <w:ilvl w:val="0"/>
-          <w:numId w:val="9"/>
-        </w:numPr>
-        <w:ind w:left="426" w:hanging="426"/>
-        <w:jc w:val="both"/>
-      </w:pPr>
-      <w:r>
-        <w:t>From top menu file, you can select Save Log File or Load Log File to save current recording or to open previously recorded messages.</w:t>
-      </w:r>
-    </w:p>
-    <w:p>
-      <w:pPr>
-        <w:pStyle w:val="Paragrafoelenco"/>
-        <w:numPr>
-          <w:ilvl w:val="0"/>
-          <w:numId w:val="9"/>
-        </w:numPr>
-        <w:ind w:left="426" w:hanging="426"/>
-        <w:jc w:val="both"/>
-      </w:pPr>
-      <w:r>
-        <w:t>From bottom central part of the main window you can send messages to the can bus (detailed instrucions in Savvycan repository</w:t>
-      </w:r>
-    </w:p>
-    <w:p>
-      <w:pPr>
-        <w:pStyle w:val="Paragrafoelenco"/>
-        <w:numPr>
-          <w:ilvl w:val="0"/>
-          <w:numId w:val="9"/>
-        </w:numPr>
-        <w:ind w:left="426" w:hanging="426"/>
-        <w:jc w:val="both"/>
-      </w:pPr>
-      <w:r>
-        <w:t>From menu RE TOOLS you can select sniffer to reach a window where you can analyze changing bytes upon specific events.</w:t>
-      </w:r>
-    </w:p>
-    <w:p>
-      <w:pPr>
-        <w:pStyle w:val="Paragrafoelenco"/>
-        <w:ind w:left="426"/>
-      </w:pPr>
-    </w:p>
-    <w:p>
-      <w:pPr>
-        <w:pStyle w:val="Titolo2"/>
-        <w:rPr>
-          <w:rStyle w:val="Enfasigrassetto"/>
-          <w:rFonts w:asciiTheme="minorHAnsi" w:hAnsiTheme="minorHAnsi" w:cstheme="minorHAnsi"/>
-          <w:color w:val="auto"/>
-        </w:rPr>
-      </w:pPr>
-      <w:bookmarkStart w:id="23" w:name="_Toc238747091"/>
-      <w:r>
-        <w:rPr>
-          <w:rStyle w:val="Enfasigrassetto"/>
-          <w:rFonts w:asciiTheme="minorHAnsi" w:hAnsiTheme="minorHAnsi" w:cstheme="minorHAnsi"/>
-          <w:color w:val="auto"/>
-        </w:rPr>
-        <w:lastRenderedPageBreak/>
-        <w:t>2.2.2</w:t>
-      </w:r>
-      <w:r>
-        <w:rPr>
-          <w:rStyle w:val="Enfasigrassetto"/>
-          <w:rFonts w:asciiTheme="minorHAnsi" w:hAnsiTheme="minorHAnsi" w:cstheme="minorHAnsi"/>
-          <w:color w:val="auto"/>
-        </w:rPr>
-        <w:tab/>
-        <w:t>Sniffer with original Firmware and proprietary app</w:t>
-      </w:r>
-      <w:bookmarkEnd w:id="23"/>
-    </w:p>
-    <w:p>
-      <w:pPr>
-        <w:ind w:left="426" w:hanging="426"/>
-        <w:jc w:val="both"/>
-      </w:pPr>
-      <w:r>
-        <w:rPr>
-          <w:b/>
-          <w:bCs/>
-        </w:rPr>
-        <w:t>Brief description:</w:t>
-      </w:r>
-      <w:r>
-        <w:t xml:space="preserve"> Act as a sniffer, connected to a Personal Computer or an Android smartphone, i.e. it is possible to record the messages present on the CAN bus</w:t>
-      </w:r>
-    </w:p>
-    <w:p>
-      <w:pPr>
-        <w:jc w:val="both"/>
-      </w:pPr>
-      <w:r>
-        <w:t>To sniff, it is necessary to:</w:t>
-      </w:r>
-    </w:p>
-    <w:p>
-      <w:pPr>
-        <w:pStyle w:val="Paragrafoelenco"/>
-        <w:numPr>
-          <w:ilvl w:val="0"/>
-          <w:numId w:val="28"/>
-        </w:numPr>
-        <w:jc w:val="both"/>
-      </w:pPr>
-      <w:r>
-        <w:t>connect a USB cable between the baccable and the PC, or to an Android smartphone (the USB connector to connect to must be chosen based on the bus you want to sniff from: C1 right connector, C2 central connector, BH left connector).</w:t>
-      </w:r>
-    </w:p>
-    <w:p>
-      <w:pPr>
-        <w:pStyle w:val="Paragrafoelenco"/>
-        <w:numPr>
-          <w:ilvl w:val="0"/>
-          <w:numId w:val="28"/>
-        </w:numPr>
-        <w:jc w:val="both"/>
-      </w:pPr>
-      <w:r>
-        <w:t>access the BACCABLE MAIN SETUP MENU, with the vehicle on, and select the SNIFFER function</w:t>
-      </w:r>
-    </w:p>
-    <w:p>
-      <w:pPr>
-        <w:pStyle w:val="Paragrafoelenco"/>
-        <w:numPr>
-          <w:ilvl w:val="0"/>
-          <w:numId w:val="28"/>
-        </w:numPr>
-        <w:jc w:val="both"/>
-      </w:pPr>
-      <w:r>
-        <w:t>select SAVE&amp;EXIT to save the setting</w:t>
-      </w:r>
-    </w:p>
-    <w:p>
-      <w:pPr>
-        <w:jc w:val="both"/>
-      </w:pPr>
-      <w:r>
-        <w:t>Right away the baccable will turn into a sniffer, sending packets to the PC (or smartphone).</w:t>
-      </w:r>
-    </w:p>
-    <w:p>
-      <w:pPr>
-        <w:jc w:val="both"/>
-      </w:pPr>
-      <w:r>
-        <w:t>On the smartphone or PC, the BACCABLE LOGGER application must be installed, downloaded from the website www.tr3ma.com/baccable</w:t>
-      </w:r>
-    </w:p>
-    <w:p>
-      <w:pPr>
-        <w:jc w:val="both"/>
-      </w:pPr>
-      <w:r>
-        <w:rPr>
-          <w:b/>
-          <w:bCs/>
-        </w:rPr>
-        <w:t>Note1</w:t>
-      </w:r>
-      <w:r>
-        <w:t>: 10 seconds after disconnecting the USB cable, the baccable will go back to being just a baccable. If you want to sniff again, you will need to disconnect the baccable from the OBD port and then reconnect the USB cable followed by the OBD connector.</w:t>
-      </w:r>
-    </w:p>
-    <w:p>
-      <w:pPr>
-        <w:jc w:val="both"/>
-      </w:pPr>
-      <w:r>
-        <w:rPr>
-          <w:b/>
-          <w:bCs/>
-        </w:rPr>
-        <w:t>Note2</w:t>
-      </w:r>
-      <w:r>
-        <w:t>: if you are not using the sniffer, remember to disable it from the main setup menu, in order to reduce the effect of possible interference between the sniffer function and the immobilizer function during the first few seconds of operation.</w:t>
-      </w:r>
-    </w:p>
-    <w:p>
-      <w:pPr>
-        <w:jc w:val="both"/>
-      </w:pPr>
-      <w:r>
-        <w:t>The "BACCABLE LOGGER" application is very intuitive to use:</w:t>
-      </w:r>
-    </w:p>
-    <w:p>
-      <w:pPr>
-        <w:pStyle w:val="Paragrafoelenco"/>
-        <w:numPr>
-          <w:ilvl w:val="0"/>
-          <w:numId w:val="26"/>
-        </w:numPr>
-        <w:jc w:val="both"/>
-      </w:pPr>
-      <w:r>
-        <w:t>When connected, the app will open automatically (grant the requested permissions)</w:t>
-      </w:r>
-    </w:p>
-    <w:p>
-      <w:pPr>
-        <w:pStyle w:val="Paragrafoelenco"/>
-        <w:numPr>
-          <w:ilvl w:val="0"/>
-          <w:numId w:val="26"/>
-        </w:numPr>
-        <w:jc w:val="both"/>
-      </w:pPr>
-      <w:r>
-        <w:t>a connection button is also present at the top, although it is typically not needed.</w:t>
-      </w:r>
-    </w:p>
-    <w:p>
-      <w:pPr>
-        <w:pStyle w:val="Paragrafoelenco"/>
-        <w:numPr>
-          <w:ilvl w:val="0"/>
-          <w:numId w:val="26"/>
-        </w:numPr>
-        <w:jc w:val="both"/>
-      </w:pPr>
-      <w:r>
-        <w:t>a button is present at the top to apply a filter to the packets</w:t>
-      </w:r>
-    </w:p>
-    <w:p>
-      <w:pPr>
-        <w:pStyle w:val="Paragrafoelenco"/>
-        <w:numPr>
-          <w:ilvl w:val="0"/>
-          <w:numId w:val="26"/>
-        </w:numPr>
-        <w:jc w:val="both"/>
-      </w:pPr>
-      <w:r>
-        <w:t>a button is present at the top to view the event log (connection errors or packet loss)</w:t>
-      </w:r>
-    </w:p>
-    <w:p>
-      <w:pPr>
-        <w:pStyle w:val="Paragrafoelenco"/>
-        <w:numPr>
-          <w:ilvl w:val="0"/>
-          <w:numId w:val="26"/>
-        </w:numPr>
-        <w:jc w:val="both"/>
-      </w:pPr>
-      <w:r>
-        <w:t>a button is present to share, via Telegram, WhatsApp, email, etc., the just-recorded file (CSV format) and the log file (TXT format). In the Windows version, this button gives access to the folder where all the files are recorded.</w:t>
-      </w:r>
-    </w:p>
-    <w:p>
-      <w:pPr>
-        <w:jc w:val="both"/>
-      </w:pPr>
-      <w:r>
-        <w:t>In case of packet loss, a red indication at the top of the window will show PACKET LOSS.</w:t>
-      </w:r>
-    </w:p>
-    <w:p>
-      <w:pPr>
-        <w:jc w:val="both"/>
-      </w:pPr>
-      <w:r>
-        <w:t>Every time the connection button is pressed, a new recording.CSV file and log.TXT file will be created.</w:t>
-      </w:r>
-    </w:p>
-    <w:p>
-      <w:pPr>
-        <w:pStyle w:val="Titolo2"/>
-        <w:rPr>
-          <w:rStyle w:val="Enfasigrassetto"/>
-          <w:rFonts w:asciiTheme="minorHAnsi" w:hAnsiTheme="minorHAnsi" w:cstheme="minorHAnsi"/>
-          <w:color w:val="auto"/>
-        </w:rPr>
-      </w:pPr>
-      <w:bookmarkStart w:id="24" w:name="_Toc238747092"/>
-      <w:r>
-        <w:rPr>
-          <w:rStyle w:val="Enfasigrassetto"/>
-          <w:rFonts w:asciiTheme="minorHAnsi" w:hAnsiTheme="minorHAnsi" w:cstheme="minorHAnsi"/>
-          <w:color w:val="auto"/>
-        </w:rPr>
-        <w:t>2.3</w:t>
-      </w:r>
-      <w:r>
-        <w:rPr>
-          <w:rStyle w:val="Enfasigrassetto"/>
-          <w:rFonts w:asciiTheme="minorHAnsi" w:hAnsiTheme="minorHAnsi" w:cstheme="minorHAnsi"/>
-          <w:color w:val="auto"/>
-        </w:rPr>
-        <w:tab/>
-        <w:t>Start&amp;Stop disabler</w:t>
-      </w:r>
-      <w:bookmarkEnd w:id="24"/>
-    </w:p>
-    <w:p>
-      <w:pPr>
-        <w:rPr>
-          <w:b/>
-          <w:bCs/>
-        </w:rPr>
-      </w:pPr>
-    </w:p>
-    <w:p>
-      <w:pPr>
-        <w:rPr>
-          <w:b/>
-          <w:bCs/>
-        </w:rPr>
-      </w:pPr>
-      <w:r>
-        <w:rPr>
-          <w:b/>
-          <w:bCs/>
-        </w:rPr>
-        <w:t xml:space="preserve">Brief description: </w:t>
-      </w:r>
-      <w:r>
-        <w:t>Disable start&amp;stop, if engine rotates and if start &amp; stop is not disabled. This is a function that can be enabled and disabled from the SETUP MENU described in paragraph 2.1.</w:t>
-      </w:r>
-    </w:p>
-    <w:p>
-      <w:r>
-        <w:t>No additional instruction is required</w:t>
-      </w:r>
-      <w:r>
-        <w:br w:type="page"/>
-      </w:r>
-    </w:p>
-    <w:p>
-      <w:pPr>
-        <w:pStyle w:val="Titolo2"/>
-        <w:rPr>
-          <w:rStyle w:val="Enfasigrassetto"/>
-          <w:rFonts w:asciiTheme="minorHAnsi" w:hAnsiTheme="minorHAnsi" w:cstheme="minorHAnsi"/>
-          <w:color w:val="auto"/>
-        </w:rPr>
-      </w:pPr>
-      <w:bookmarkStart w:id="25" w:name="_Toc238747093"/>
+        </w:rPr>
+      </w:pPr>
+      <w:bookmarkStart w:id="25" w:name="_Toc239527157"/>
       <w:r>
         <w:rPr>
           <w:rStyle w:val="Enfasigrassetto"/>
@@ -10755,7 +11072,7 @@
           <w:color w:val="auto"/>
         </w:rPr>
       </w:pPr>
-      <w:bookmarkStart w:id="26" w:name="_Toc238747094"/>
+      <w:bookmarkStart w:id="26" w:name="_Toc239527158"/>
       <w:r>
         <w:rPr>
           <w:rStyle w:val="Enfasigrassetto"/>
@@ -10896,7 +11213,7 @@
                     </pic:cNvPicPr>
                   </pic:nvPicPr>
                   <pic:blipFill>
-                    <a:blip r:embed="rId33">
+                    <a:blip r:embed="rId39">
                       <a:extLst>
                         <a:ext uri="{28A0092B-C50C-407E-A947-70E740481C1C}">
                           <a14:useLocalDpi xmlns:a14="http://schemas.microsoft.com/office/drawing/2010/main" val="0"/>
@@ -10971,7 +11288,7 @@
           <w:color w:val="auto"/>
         </w:rPr>
       </w:pPr>
-      <w:bookmarkStart w:id="27" w:name="_Toc238747095"/>
+      <w:bookmarkStart w:id="27" w:name="_Toc239527159"/>
       <w:r>
         <w:rPr>
           <w:rStyle w:val="Enfasigrassetto"/>
@@ -11071,7 +11388,7 @@
           <w:color w:val="auto"/>
         </w:rPr>
       </w:pPr>
-      <w:bookmarkStart w:id="28" w:name="_Toc238747096"/>
+      <w:bookmarkStart w:id="28" w:name="_Toc239527160"/>
       <w:r>
         <w:rPr>
           <w:rStyle w:val="Enfasigrassetto"/>
@@ -11141,7 +11458,7 @@
           <w:color w:val="auto"/>
         </w:rPr>
       </w:pPr>
-      <w:bookmarkStart w:id="29" w:name="_Toc238747097"/>
+      <w:bookmarkStart w:id="29" w:name="_Toc239527161"/>
       <w:r>
         <w:rPr>
           <w:rStyle w:val="Enfasigrassetto"/>
@@ -20882,7 +21199,7 @@
           <w:color w:val="auto"/>
         </w:rPr>
       </w:pPr>
-      <w:bookmarkStart w:id="30" w:name="_Toc238747098"/>
+      <w:bookmarkStart w:id="30" w:name="_Toc239527162"/>
       <w:r>
         <w:rPr>
           <w:rStyle w:val="Enfasigrassetto"/>
@@ -21114,7 +21431,7 @@
                     </pic:cNvPicPr>
                   </pic:nvPicPr>
                   <pic:blipFill rotWithShape="1">
-                    <a:blip r:embed="rId34">
+                    <a:blip r:embed="rId40">
                       <a:extLst>
                         <a:ext uri="{28A0092B-C50C-407E-A947-70E740481C1C}">
                           <a14:useLocalDpi xmlns:a14="http://schemas.microsoft.com/office/drawing/2010/main" val="0"/>
@@ -21181,7 +21498,7 @@
           <w:color w:val="auto"/>
         </w:rPr>
       </w:pPr>
-      <w:bookmarkStart w:id="32" w:name="_Toc238747099"/>
+      <w:bookmarkStart w:id="32" w:name="_Toc239527163"/>
       <w:r>
         <w:rPr>
           <w:rStyle w:val="Enfasigrassetto"/>
@@ -21270,7 +21587,7 @@
           <w:color w:val="auto"/>
         </w:rPr>
       </w:pPr>
-      <w:bookmarkStart w:id="33" w:name="_Toc238747100"/>
+      <w:bookmarkStart w:id="33" w:name="_Toc239527164"/>
       <w:r>
         <w:rPr>
           <w:rStyle w:val="Enfasigrassetto"/>
@@ -21459,7 +21776,7 @@
           <w:color w:val="auto"/>
         </w:rPr>
       </w:pPr>
-      <w:bookmarkStart w:id="34" w:name="_Toc238747101"/>
+      <w:bookmarkStart w:id="34" w:name="_Toc239527165"/>
       <w:r>
         <w:rPr>
           <w:rStyle w:val="Enfasigrassetto"/>
@@ -21503,7 +21820,7 @@
         <w:t>Detects the button presses on the Cruise Control keypad, replacing them with those of the Adaptive Cruise Control (ACC) keypad. This eliminates the need to purchase the ACC keypad on the steering wheel. It is dependent on performing a proxy alignment to enable ACC and disable CC</w:t>
       </w:r>
     </w:p>
-    <w:bookmarkEnd w:id="18"/>
+    <w:bookmarkEnd w:id="17"/>
     <w:p>
       <w:pPr>
         <w:jc w:val="both"/>
@@ -21573,7 +21890,7 @@
           <w:color w:val="auto"/>
         </w:rPr>
       </w:pPr>
-      <w:bookmarkStart w:id="35" w:name="_Toc238747102"/>
+      <w:bookmarkStart w:id="35" w:name="_Toc239527166"/>
       <w:r>
         <w:rPr>
           <w:rStyle w:val="Enfasigrassetto"/>
@@ -21645,7 +21962,7 @@
           <w:color w:val="auto"/>
         </w:rPr>
       </w:pPr>
-      <w:bookmarkStart w:id="36" w:name="_Toc238747103"/>
+      <w:bookmarkStart w:id="36" w:name="_Toc239527167"/>
       <w:r>
         <w:rPr>
           <w:rStyle w:val="Enfasigrassetto"/>
@@ -21699,7 +22016,7 @@
           <w:color w:val="auto"/>
         </w:rPr>
       </w:pPr>
-      <w:bookmarkStart w:id="37" w:name="_Toc238747104"/>
+      <w:bookmarkStart w:id="37" w:name="_Toc239527168"/>
       <w:r>
         <w:rPr>
           <w:rStyle w:val="Enfasigrassetto"/>
@@ -21782,7 +22099,7 @@
           <w:color w:val="auto"/>
         </w:rPr>
       </w:pPr>
-      <w:bookmarkStart w:id="38" w:name="_Toc238747105"/>
+      <w:bookmarkStart w:id="38" w:name="_Toc239527169"/>
       <w:r>
         <w:rPr>
           <w:rStyle w:val="Enfasigrassetto"/>
@@ -21862,7 +22179,7 @@
         </w:rPr>
       </w:pPr>
       <w:bookmarkStart w:id="39" w:name="_Toc205138696"/>
-      <w:bookmarkStart w:id="40" w:name="_Toc238747106"/>
+      <w:bookmarkStart w:id="40" w:name="_Toc239527170"/>
       <w:r>
         <w:rPr>
           <w:rStyle w:val="Enfasigrassetto"/>
@@ -21914,7 +22231,7 @@
         </w:rPr>
       </w:pPr>
       <w:bookmarkStart w:id="41" w:name="_Toc205138697"/>
-      <w:bookmarkStart w:id="42" w:name="_Toc238747107"/>
+      <w:bookmarkStart w:id="42" w:name="_Toc239527171"/>
       <w:r>
         <w:rPr>
           <w:rStyle w:val="Enfasigrassetto"/>
@@ -22016,7 +22333,7 @@
           <w:color w:val="auto"/>
         </w:rPr>
       </w:pPr>
-      <w:bookmarkStart w:id="43" w:name="_Toc238747108"/>
+      <w:bookmarkStart w:id="43" w:name="_Toc239527172"/>
       <w:r>
         <w:rPr>
           <w:rStyle w:val="Enfasigrassetto"/>
@@ -22063,7 +22380,7 @@
           <w:color w:val="auto"/>
         </w:rPr>
       </w:pPr>
-      <w:bookmarkStart w:id="44" w:name="_Toc238747109"/>
+      <w:bookmarkStart w:id="44" w:name="_Toc239527173"/>
       <w:r>
         <w:rPr>
           <w:rStyle w:val="Enfasigrassetto"/>
@@ -22126,7 +22443,7 @@
         </w:rPr>
       </w:pPr>
       <w:bookmarkStart w:id="45" w:name="_Toc205138700"/>
-      <w:bookmarkStart w:id="46" w:name="_Toc238747110"/>
+      <w:bookmarkStart w:id="46" w:name="_Toc239527174"/>
       <w:r>
         <w:rPr>
           <w:rStyle w:val="Enfasigrassetto"/>
@@ -22286,7 +22603,7 @@
         </w:rPr>
       </w:pPr>
       <w:bookmarkStart w:id="47" w:name="_Toc205138701"/>
-      <w:bookmarkStart w:id="48" w:name="_Toc238747111"/>
+      <w:bookmarkStart w:id="48" w:name="_Toc239527175"/>
       <w:r>
         <w:rPr>
           <w:rStyle w:val="Enfasigrassetto"/>
@@ -22364,7 +22681,7 @@
         </w:rPr>
       </w:pPr>
       <w:bookmarkStart w:id="49" w:name="_Toc205138702"/>
-      <w:bookmarkStart w:id="50" w:name="_Toc238747112"/>
+      <w:bookmarkStart w:id="50" w:name="_Toc239527176"/>
       <w:r>
         <w:rPr>
           <w:rStyle w:val="Enfasigrassetto"/>
@@ -22456,7 +22773,7 @@
         <w:pStyle w:val="Paragrafoelenco"/>
         <w:numPr>
           <w:ilvl w:val="0"/>
-          <w:numId w:val="24"/>
+          <w:numId w:val="27"/>
         </w:numPr>
       </w:pPr>
       <w:r>
@@ -22475,7 +22792,7 @@
         <w:pStyle w:val="Paragrafoelenco"/>
         <w:numPr>
           <w:ilvl w:val="0"/>
-          <w:numId w:val="24"/>
+          <w:numId w:val="27"/>
         </w:numPr>
       </w:pPr>
       <w:r>
@@ -22494,7 +22811,7 @@
         <w:pStyle w:val="Paragrafoelenco"/>
         <w:numPr>
           <w:ilvl w:val="0"/>
-          <w:numId w:val="24"/>
+          <w:numId w:val="27"/>
         </w:numPr>
       </w:pPr>
       <w:r>
@@ -22513,7 +22830,7 @@
         <w:pStyle w:val="Paragrafoelenco"/>
         <w:numPr>
           <w:ilvl w:val="0"/>
-          <w:numId w:val="24"/>
+          <w:numId w:val="27"/>
         </w:numPr>
       </w:pPr>
       <w:r>
@@ -22532,7 +22849,7 @@
         <w:pStyle w:val="Paragrafoelenco"/>
         <w:numPr>
           <w:ilvl w:val="0"/>
-          <w:numId w:val="24"/>
+          <w:numId w:val="27"/>
         </w:numPr>
       </w:pPr>
       <w:r>
@@ -22551,7 +22868,7 @@
         <w:pStyle w:val="Paragrafoelenco"/>
         <w:numPr>
           <w:ilvl w:val="0"/>
-          <w:numId w:val="24"/>
+          <w:numId w:val="27"/>
         </w:numPr>
       </w:pPr>
       <w:r>
@@ -22570,7 +22887,7 @@
         <w:pStyle w:val="Paragrafoelenco"/>
         <w:numPr>
           <w:ilvl w:val="0"/>
-          <w:numId w:val="24"/>
+          <w:numId w:val="27"/>
         </w:numPr>
       </w:pPr>
       <w:r>
@@ -22594,7 +22911,7 @@
         </w:rPr>
       </w:pPr>
       <w:bookmarkStart w:id="51" w:name="_Toc208725411"/>
-      <w:bookmarkStart w:id="52" w:name="_Toc238747113"/>
+      <w:bookmarkStart w:id="52" w:name="_Toc239527177"/>
       <w:r>
         <w:rPr>
           <w:rStyle w:val="Enfasigrassetto"/>
@@ -22634,7 +22951,7 @@
         </w:rPr>
       </w:pPr>
       <w:bookmarkStart w:id="53" w:name="_Toc208725412"/>
-      <w:bookmarkStart w:id="54" w:name="_Toc238747114"/>
+      <w:bookmarkStart w:id="54" w:name="_Toc239527178"/>
       <w:r>
         <w:rPr>
           <w:rStyle w:val="Enfasigrassetto"/>
@@ -22674,7 +22991,7 @@
         </w:rPr>
       </w:pPr>
       <w:bookmarkStart w:id="55" w:name="_Toc208725413"/>
-      <w:bookmarkStart w:id="56" w:name="_Toc238747115"/>
+      <w:bookmarkStart w:id="56" w:name="_Toc239527179"/>
       <w:r>
         <w:rPr>
           <w:rStyle w:val="Enfasigrassetto"/>
@@ -22742,7 +23059,7 @@
         </w:rPr>
       </w:pPr>
       <w:bookmarkStart w:id="57" w:name="_Toc208725414"/>
-      <w:bookmarkStart w:id="58" w:name="_Toc238747116"/>
+      <w:bookmarkStart w:id="58" w:name="_Toc239527180"/>
       <w:r>
         <w:rPr>
           <w:rStyle w:val="Enfasigrassetto"/>
@@ -22798,7 +23115,7 @@
         <w:t xml:space="preserve">Note: </w:t>
       </w:r>
       <w:r>
-        <w:t>This function only works on vehicles equipped with mirror encoders. To check compatibility with your vehicle, simply test the feature.</w:t>
+        <w:t>This function only works on vehicles equipped with mirror encoders. To check compatibility with your vehicle, simply test the feature. In case of incompatibility, disconnect and reconnect the battery negative terminal to restore the initial condition.</w:t>
       </w:r>
     </w:p>
     <w:p>
@@ -22814,6 +23131,7 @@
         <w:rPr>
           <w:lang w:val="it-IT"/>
         </w:rPr>
+        <w:lastRenderedPageBreak/>
         <w:t>Usage Procedure:</w:t>
       </w:r>
     </w:p>
@@ -22828,7 +23146,6 @@
         <w:jc w:val="both"/>
       </w:pPr>
       <w:r>
-        <w:lastRenderedPageBreak/>
         <w:t>Position both side mirrors so that the rear wheel area is clearly visible.</w:t>
       </w:r>
     </w:p>
@@ -22885,7 +23202,7 @@
         <w:jc w:val="both"/>
       </w:pPr>
       <w:r>
-        <w:t>From now on, whenever reverse gear and the left turn signal are activated, the left mirror will automatically move to the previously stored position set during the function activation. Once reverse gear is disengaged, the mirror will return to its normal position. The same logic applies to the right mirror when the right turn signal and reverse gear are activated.</w:t>
+        <w:t>From now on, whenever reverse gear and the left turn signal are activated, the left mirror will automatically move to the previously stored position set during the function activation. Once reverse gear is disengaged, the mirror will return to its normal position after 10 seconds. The same logic applies to the right mirror when the right turn signal and reverse gear are activated. Turning off the vehicle or shifting into P, the mirrors will immediately return to their normal position.</w:t>
       </w:r>
     </w:p>
     <w:p>
@@ -22898,7 +23215,7 @@
         </w:rPr>
       </w:pPr>
       <w:bookmarkStart w:id="59" w:name="_Toc208725415"/>
-      <w:bookmarkStart w:id="60" w:name="_Toc238747117"/>
+      <w:bookmarkStart w:id="60" w:name="_Toc239527181"/>
       <w:r>
         <w:rPr>
           <w:rStyle w:val="Enfasigrassetto"/>
@@ -22970,7 +23287,7 @@
         </w:rPr>
       </w:pPr>
       <w:bookmarkStart w:id="61" w:name="_Toc208725416"/>
-      <w:bookmarkStart w:id="62" w:name="_Toc238747118"/>
+      <w:bookmarkStart w:id="62" w:name="_Toc239527182"/>
       <w:r>
         <w:rPr>
           <w:rStyle w:val="Enfasigrassetto"/>
@@ -23234,13 +23551,14 @@
         </w:rPr>
       </w:pPr>
       <w:bookmarkStart w:id="63" w:name="_Toc208725417"/>
-      <w:bookmarkStart w:id="64" w:name="_Toc238747119"/>
+      <w:bookmarkStart w:id="64" w:name="_Toc239527183"/>
       <w:r>
         <w:rPr>
           <w:rStyle w:val="Enfasigrassetto"/>
           <w:rFonts w:asciiTheme="minorHAnsi" w:hAnsiTheme="minorHAnsi" w:cstheme="minorHAnsi"/>
           <w:color w:val="auto"/>
         </w:rPr>
+        <w:lastRenderedPageBreak/>
         <w:t>2.28</w:t>
       </w:r>
       <w:r>
@@ -23315,7 +23633,6 @@
                 <w:bCs/>
                 <w:lang w:val="it-IT"/>
               </w:rPr>
-              <w:lastRenderedPageBreak/>
               <w:t>OPZIONE</w:t>
             </w:r>
           </w:p>
@@ -23485,7 +23802,7 @@
         </w:rPr>
       </w:pPr>
       <w:bookmarkStart w:id="65" w:name="_Toc208725418"/>
-      <w:bookmarkStart w:id="66" w:name="_Toc238747120"/>
+      <w:bookmarkStart w:id="66" w:name="_Toc239527184"/>
       <w:r>
         <w:rPr>
           <w:rStyle w:val="Enfasigrassetto"/>
@@ -23580,7 +23897,7 @@
           <w:color w:val="auto"/>
         </w:rPr>
       </w:pPr>
-      <w:bookmarkStart w:id="67" w:name="_Toc238747121"/>
+      <w:bookmarkStart w:id="67" w:name="_Toc239527185"/>
       <w:r>
         <w:rPr>
           <w:rStyle w:val="Enfasigrassetto"/>
@@ -23633,7 +23950,7 @@
           <w:color w:val="auto"/>
         </w:rPr>
       </w:pPr>
-      <w:bookmarkStart w:id="68" w:name="_Toc238747122"/>
+      <w:bookmarkStart w:id="68" w:name="_Toc239527186"/>
       <w:r>
         <w:rPr>
           <w:rStyle w:val="Enfasigrassetto"/>
@@ -23679,7 +23996,7 @@
           <w:color w:val="auto"/>
         </w:rPr>
       </w:pPr>
-      <w:bookmarkStart w:id="69" w:name="_Toc238747123"/>
+      <w:bookmarkStart w:id="69" w:name="_Toc239527187"/>
       <w:r>
         <w:rPr>
           <w:rStyle w:val="Enfasigrassetto"/>
@@ -23768,6 +24085,7 @@
         <w:jc w:val="both"/>
       </w:pPr>
       <w:r>
+        <w:lastRenderedPageBreak/>
         <w:t>Right away the baccable will turn into an ELM327.</w:t>
       </w:r>
     </w:p>
@@ -23788,7 +24106,6 @@
           <w:b/>
           <w:bCs/>
         </w:rPr>
-        <w:lastRenderedPageBreak/>
         <w:t>Note1</w:t>
       </w:r>
       <w:r>
@@ -23810,9 +24127,70 @@
         <w:t>: if you are not using the ELM327 function, remember to disable it from the main setup menu, in order to reduce the effect of possible interference between the ELM327 function and the immobilizer function during the first few seconds of operation.</w:t>
       </w:r>
     </w:p>
+    <w:p/>
+    <w:p>
+      <w:pPr>
+        <w:pStyle w:val="Titolo2"/>
+        <w:rPr>
+          <w:rStyle w:val="Enfasigrassetto"/>
+          <w:rFonts w:asciiTheme="minorHAnsi" w:hAnsiTheme="minorHAnsi" w:cstheme="minorHAnsi"/>
+          <w:color w:val="auto"/>
+        </w:rPr>
+      </w:pPr>
+      <w:bookmarkStart w:id="70" w:name="_Toc239527188"/>
+      <w:r>
+        <w:rPr>
+          <w:rStyle w:val="Enfasigrassetto"/>
+          <w:rFonts w:asciiTheme="minorHAnsi" w:hAnsiTheme="minorHAnsi" w:cstheme="minorHAnsi"/>
+          <w:color w:val="auto"/>
+        </w:rPr>
+        <w:t>2.33</w:t>
+      </w:r>
+      <w:r>
+        <w:rPr>
+          <w:rStyle w:val="Enfasigrassetto"/>
+          <w:rFonts w:asciiTheme="minorHAnsi" w:hAnsiTheme="minorHAnsi" w:cstheme="minorHAnsi"/>
+          <w:color w:val="auto"/>
+        </w:rPr>
+        <w:tab/>
+        <w:t>MAX HOLD</w:t>
+      </w:r>
+      <w:bookmarkEnd w:id="70"/>
+    </w:p>
+    <w:p>
+      <w:pPr>
+        <w:jc w:val="both"/>
+      </w:pPr>
+      <w:r>
+        <w:rPr>
+          <w:b/>
+          <w:bCs/>
+        </w:rPr>
+        <w:t xml:space="preserve">Brief description: </w:t>
+      </w:r>
+      <w:r>
+        <w:t>Keeps the maximum value of the selected parameter on display.</w:t>
+      </w:r>
+    </w:p>
+    <w:p>
+      <w:pPr>
+        <w:jc w:val="both"/>
+      </w:pPr>
+    </w:p>
+    <w:p>
+      <w:pPr>
+        <w:jc w:val="both"/>
+      </w:pPr>
+      <w:r>
+        <w:t>The Max Hold function is always enabled, so it does not need to be enabled in the main setup menu. To use it, the main menu of the Baccable shows the MAX HOLD OFF item. Pressing the RES or DISTANCE button will change it to MAX HOLD ON. Then, moving to the “Show Parameters” menu and selecting one of the parameters, the maximum value recorded for that parameter will be kept on display. Switching to the display of another parameter will clear the previous maximum value. To disable it, go back to MAX HOLD ON an</w:t>
+      </w:r>
+      <w:r>
+        <w:t>d press the RES or DISTANCE button to see it return to disabled (MAX HOLD OFF will be shown).</w:t>
+      </w:r>
+    </w:p>
     <w:sectPr>
-      <w:headerReference w:type="default" r:id="rId35"/>
-      <w:footerReference w:type="default" r:id="rId36"/>
+      <w:headerReference w:type="default" r:id="rId41"/>
+      <w:footerReference w:type="default" r:id="rId42"/>
       <w:pgSz w:w="11906" w:h="16838"/>
       <w:pgMar w:top="1985" w:right="1276" w:bottom="1440" w:left="1276" w:header="709" w:footer="709" w:gutter="0"/>
       <w:cols w:space="708"/>
@@ -24104,7 +24482,7 @@
       <w:t>4.</w:t>
     </w:r>
     <w:r>
-      <w:t>6</w:t>
+      <w:t>8</w:t>
     </w:r>
   </w:p>
   <w:p>
@@ -24133,13 +24511,13 @@
       <w:t xml:space="preserve">: </w:t>
     </w:r>
     <w:r>
-      <w:t>27</w:t>
+      <w:t>05</w:t>
     </w:r>
     <w:r>
       <w:t>/</w:t>
     </w:r>
     <w:r>
-      <w:t>08</w:t>
+      <w:t>09</w:t>
     </w:r>
     <w:r>
       <w:t>/202</w:t>
@@ -24650,7 +25028,7 @@
   <w:abstractNum w:abstractNumId="5" w15:restartNumberingAfterBreak="0">
     <w:nsid w:val="1EBC3901"/>
     <w:multiLevelType w:val="hybridMultilevel"/>
-    <w:tmpl w:val="4C444B01"/>
+    <w:tmpl w:val="E3920B7C"/>
     <w:lvl w:ilvl="0" w:tplc="04100011">
       <w:start w:val="1"/>
       <w:numFmt w:val="decimal"/>
@@ -28280,6 +28658,18 @@
       <w:lang w:val="it-IT" w:eastAsia="it-IT"/>
     </w:rPr>
   </w:style>
+  <w:style w:type="character" w:styleId="Menzionenonrisolta">
+    <w:name w:val="Unresolved Mention"/>
+    <w:basedOn w:val="Carpredefinitoparagrafo"/>
+    <w:uiPriority w:val="99"/>
+    <w:semiHidden/>
+    <w:unhideWhenUsed/>
+    <w:rsid w:val="000F4375"/>
+    <w:rPr>
+      <w:color w:val="605E5C"/>
+      <w:shd w:val="clear" w:color="auto" w:fill="E1DFDD"/>
+    </w:rPr>
+  </w:style>
 </w:styles>
 </file>
 
